--- a/2026 files/SOPS/GENERAL/QA/QA GENERAL/2025 REVIEWED QA SOPS/BML.QDG.QA.053 SELF INSPECTION SOP/BML.QDG.QA.053 SELF INSPECTION.docx
+++ b/2026 files/SOPS/GENERAL/QA/QA GENERAL/2025 REVIEWED QA SOPS/BML.QDG.QA.053 SELF INSPECTION SOP/BML.QDG.QA.053 SELF INSPECTION.docx
@@ -1,6 +1,6 @@
 
 <file path=word/document.xml><?xml version="1.0" encoding="utf-8"?>
-<w:document xmlns:wpc="http://schemas.microsoft.com/office/word/2010/wordprocessingCanvas" xmlns:mc="http://schemas.openxmlformats.org/markup-compatibility/2006" xmlns:o="urn:schemas-microsoft-com:office:office" xmlns:r="http://schemas.openxmlformats.org/officeDocument/2006/relationships" xmlns:m="http://schemas.openxmlformats.org/officeDocument/2006/math" xmlns:v="urn:schemas-microsoft-com:vml" xmlns:wp14="http://schemas.microsoft.com/office/word/2010/wordprocessingDrawing" xmlns:wp="http://schemas.openxmlformats.org/drawingml/2006/wordprocessingDrawing" xmlns:w10="urn:schemas-microsoft-com:office:word" xmlns:w="http://schemas.openxmlformats.org/wordprocessingml/2006/main" xmlns:w14="http://schemas.microsoft.com/office/word/2010/wordml" xmlns:wpg="http://schemas.microsoft.com/office/word/2010/wordprocessingGroup" xmlns:wpi="http://schemas.microsoft.com/office/word/2010/wordprocessingInk" xmlns:wne="http://schemas.microsoft.com/office/word/2006/wordml" xmlns:wps="http://schemas.microsoft.com/office/word/2010/wordprocessingShape" mc:Ignorable="w14 wp14">
+<w:document xmlns:wpc="http://schemas.microsoft.com/office/word/2010/wordprocessingCanvas" xmlns:cx="http://schemas.microsoft.com/office/drawing/2014/chartex" xmlns:cx1="http://schemas.microsoft.com/office/drawing/2015/9/8/chartex" xmlns:cx2="http://schemas.microsoft.com/office/drawing/2015/10/21/chartex" xmlns:cx3="http://schemas.microsoft.com/office/drawing/2016/5/9/chartex" xmlns:cx4="http://schemas.microsoft.com/office/drawing/2016/5/10/chartex" xmlns:cx5="http://schemas.microsoft.com/office/drawing/2016/5/11/chartex" xmlns:cx6="http://schemas.microsoft.com/office/drawing/2016/5/12/chartex" xmlns:cx7="http://schemas.microsoft.com/office/drawing/2016/5/13/chartex" xmlns:cx8="http://schemas.microsoft.com/office/drawing/2016/5/14/chartex" xmlns:mc="http://schemas.openxmlformats.org/markup-compatibility/2006" xmlns:aink="http://schemas.microsoft.com/office/drawing/2016/ink" xmlns:am3d="http://schemas.microsoft.com/office/drawing/2017/model3d" xmlns:o="urn:schemas-microsoft-com:office:office" xmlns:oel="http://schemas.microsoft.com/office/2019/extlst" xmlns:r="http://schemas.openxmlformats.org/officeDocument/2006/relationships" xmlns:m="http://schemas.openxmlformats.org/officeDocument/2006/math" xmlns:v="urn:schemas-microsoft-com:vml" xmlns:wp14="http://schemas.microsoft.com/office/word/2010/wordprocessingDrawing" xmlns:wp="http://schemas.openxmlformats.org/drawingml/2006/wordprocessingDrawing" xmlns:w10="urn:schemas-microsoft-com:office:word" xmlns:w="http://schemas.openxmlformats.org/wordprocessingml/2006/main" xmlns:w14="http://schemas.microsoft.com/office/word/2010/wordml" xmlns:w15="http://schemas.microsoft.com/office/word/2012/wordml" xmlns:w16cex="http://schemas.microsoft.com/office/word/2018/wordml/cex" xmlns:w16cid="http://schemas.microsoft.com/office/word/2016/wordml/cid" xmlns:w16="http://schemas.microsoft.com/office/word/2018/wordml" xmlns:w16sdtdh="http://schemas.microsoft.com/office/word/2020/wordml/sdtdatahash" xmlns:w16se="http://schemas.microsoft.com/office/word/2015/wordml/symex" xmlns:wpg="http://schemas.microsoft.com/office/word/2010/wordprocessingGroup" xmlns:wpi="http://schemas.microsoft.com/office/word/2010/wordprocessingInk" xmlns:wne="http://schemas.microsoft.com/office/word/2006/wordml" xmlns:wps="http://schemas.microsoft.com/office/word/2010/wordprocessingShape" mc:Ignorable="w14 w15 w16se w16cid w16 w16cex w16sdtdh wp14">
   <w:body>
     <w:p>
       <w:pPr>
@@ -9,8 +9,8 @@
           <w:ilvl w:val="3"/>
           <w:numId w:val="5"/>
         </w:numPr>
-        <w:spacing w:line="276" w:lineRule="auto"/>
-        <w:ind w:left="142" w:right="-283"/>
+        <w:ind w:left="-540" w:right="-283" w:hanging="270"/>
+        <w:jc w:val="both"/>
         <w:rPr>
           <w:rFonts w:ascii="Calibri" w:hAnsi="Calibri" w:cs="Calibri"/>
           <w:b/>
@@ -44,8 +44,8 @@
           <w:ilvl w:val="4"/>
           <w:numId w:val="5"/>
         </w:numPr>
-        <w:spacing w:line="360" w:lineRule="auto"/>
-        <w:ind w:right="-283"/>
+        <w:ind w:left="-540" w:right="-283" w:hanging="180"/>
+        <w:jc w:val="both"/>
         <w:rPr>
           <w:rFonts w:ascii="Calibri" w:hAnsi="Calibri" w:cs="Calibri"/>
           <w:b/>
@@ -77,8 +77,8 @@
           <w:ilvl w:val="4"/>
           <w:numId w:val="5"/>
         </w:numPr>
-        <w:spacing w:line="360" w:lineRule="auto"/>
-        <w:ind w:right="-283"/>
+        <w:ind w:left="-540" w:right="-283" w:hanging="180"/>
+        <w:jc w:val="both"/>
         <w:rPr>
           <w:rFonts w:ascii="Calibri" w:hAnsi="Calibri" w:cs="Calibri"/>
           <w:b/>
@@ -102,8 +102,7 @@
           <w:ilvl w:val="0"/>
           <w:numId w:val="3"/>
         </w:numPr>
-        <w:spacing w:line="360" w:lineRule="auto"/>
-        <w:jc w:val="left"/>
+        <w:ind w:left="-540" w:hanging="90"/>
         <w:rPr>
           <w:rFonts w:ascii="Calibri" w:eastAsia="Calibri" w:hAnsi="Calibri" w:cs="Calibri"/>
           <w:sz w:val="22"/>
@@ -134,8 +133,7 @@
           <w:ilvl w:val="0"/>
           <w:numId w:val="3"/>
         </w:numPr>
-        <w:spacing w:line="360" w:lineRule="auto"/>
-        <w:jc w:val="left"/>
+        <w:ind w:left="-540" w:hanging="90"/>
         <w:rPr>
           <w:rFonts w:ascii="Calibri" w:eastAsia="Calibri" w:hAnsi="Calibri" w:cs="Calibri"/>
           <w:sz w:val="22"/>
@@ -148,7 +146,7 @@
           <w:sz w:val="22"/>
           <w:szCs w:val="22"/>
         </w:rPr>
-        <w:t xml:space="preserve">Provide objective evidence that adequate controls are in place; and </w:t>
+        <w:t>Provide objective evidence that adequate controls are in place; and</w:t>
       </w:r>
     </w:p>
     <w:p>
@@ -158,8 +156,7 @@
           <w:ilvl w:val="0"/>
           <w:numId w:val="3"/>
         </w:numPr>
-        <w:spacing w:line="360" w:lineRule="auto"/>
-        <w:jc w:val="left"/>
+        <w:ind w:left="-540" w:hanging="90"/>
         <w:rPr>
           <w:rFonts w:ascii="Calibri" w:eastAsia="Calibri" w:hAnsi="Calibri" w:cs="Calibri"/>
           <w:sz w:val="22"/>
@@ -182,7 +179,8 @@
           <w:ilvl w:val="4"/>
           <w:numId w:val="5"/>
         </w:numPr>
-        <w:spacing w:line="360" w:lineRule="auto"/>
+        <w:ind w:left="-540" w:hanging="180"/>
+        <w:jc w:val="both"/>
         <w:rPr>
           <w:rFonts w:ascii="Calibri" w:hAnsi="Calibri" w:cs="Calibri"/>
           <w:sz w:val="22"/>
@@ -205,7 +203,8 @@
           <w:ilvl w:val="4"/>
           <w:numId w:val="5"/>
         </w:numPr>
-        <w:spacing w:line="360" w:lineRule="auto"/>
+        <w:ind w:left="-540" w:hanging="180"/>
+        <w:jc w:val="both"/>
         <w:rPr>
           <w:rFonts w:ascii="Calibri" w:hAnsi="Calibri" w:cs="Calibri"/>
           <w:sz w:val="22"/>
@@ -228,21 +227,21 @@
           <w:ilvl w:val="0"/>
           <w:numId w:val="2"/>
         </w:numPr>
-        <w:spacing w:line="360" w:lineRule="auto"/>
-        <w:ind w:left="1080"/>
-        <w:rPr>
-          <w:rFonts w:ascii="Calibri" w:hAnsi="Calibri" w:cs="Calibri"/>
-          <w:sz w:val="22"/>
-          <w:szCs w:val="22"/>
-        </w:rPr>
-      </w:pPr>
-      <w:r>
-        <w:rPr>
-          <w:rFonts w:ascii="Calibri" w:hAnsi="Calibri" w:cs="Calibri"/>
-          <w:sz w:val="22"/>
-          <w:szCs w:val="22"/>
-        </w:rPr>
-        <w:t>Good Housekeeping and conformity with SOP’s</w:t>
+        <w:ind w:left="-540" w:hanging="90"/>
+        <w:jc w:val="both"/>
+        <w:rPr>
+          <w:rFonts w:ascii="Calibri" w:hAnsi="Calibri" w:cs="Calibri"/>
+          <w:sz w:val="22"/>
+          <w:szCs w:val="22"/>
+        </w:rPr>
+      </w:pPr>
+      <w:r>
+        <w:rPr>
+          <w:rFonts w:ascii="Calibri" w:hAnsi="Calibri" w:cs="Calibri"/>
+          <w:sz w:val="22"/>
+          <w:szCs w:val="22"/>
+        </w:rPr>
+        <w:t>Good Housekeeping and conformity with SOPs</w:t>
       </w:r>
     </w:p>
     <w:p>
@@ -252,8 +251,8 @@
           <w:ilvl w:val="0"/>
           <w:numId w:val="2"/>
         </w:numPr>
-        <w:spacing w:line="360" w:lineRule="auto"/>
-        <w:ind w:left="1080"/>
+        <w:ind w:left="-540" w:hanging="90"/>
+        <w:jc w:val="both"/>
         <w:rPr>
           <w:rFonts w:ascii="Calibri" w:hAnsi="Calibri" w:cs="Calibri"/>
           <w:sz w:val="22"/>
@@ -272,8 +271,8 @@
     <w:p>
       <w:pPr>
         <w:pStyle w:val="ListParagraph"/>
-        <w:spacing w:line="360" w:lineRule="auto"/>
-        <w:ind w:left="567" w:right="-283"/>
+        <w:ind w:left="-540" w:right="-283" w:hanging="270"/>
+        <w:jc w:val="both"/>
         <w:rPr>
           <w:rFonts w:ascii="Calibri" w:hAnsi="Calibri" w:cs="Calibri"/>
           <w:b/>
@@ -287,8 +286,8 @@
         <w:tabs>
           <w:tab w:val="left" w:pos="567"/>
         </w:tabs>
-        <w:spacing w:line="360" w:lineRule="auto"/>
-        <w:ind w:right="-283"/>
+        <w:ind w:left="-540" w:right="-283" w:hanging="270"/>
+        <w:jc w:val="both"/>
         <w:rPr>
           <w:rFonts w:ascii="Calibri" w:hAnsi="Calibri" w:cs="Calibri"/>
           <w:b/>
@@ -320,8 +319,8 @@
         <w:tabs>
           <w:tab w:val="left" w:pos="567"/>
         </w:tabs>
-        <w:spacing w:line="360" w:lineRule="auto"/>
-        <w:ind w:right="-283"/>
+        <w:ind w:left="-540" w:right="-283" w:hanging="270"/>
+        <w:jc w:val="both"/>
         <w:rPr>
           <w:rFonts w:ascii="Calibri" w:hAnsi="Calibri" w:cs="Calibri"/>
           <w:b/>
@@ -352,6 +351,23 @@
           <w:szCs w:val="22"/>
         </w:rPr>
         <w:t xml:space="preserve"> biomedical</w:t>
+      </w:r>
+      <w:r>
+        <w:rPr>
+          <w:rFonts w:ascii="Calibri" w:hAnsi="Calibri" w:cs="Calibri"/>
+          <w:b/>
+          <w:sz w:val="22"/>
+          <w:szCs w:val="22"/>
+        </w:rPr>
+        <w:t xml:space="preserve"> </w:t>
+      </w:r>
+      <w:r>
+        <w:rPr>
+          <w:rFonts w:ascii="Calibri" w:hAnsi="Calibri" w:cs="Calibri"/>
+          <w:sz w:val="22"/>
+          <w:szCs w:val="22"/>
+        </w:rPr>
+        <w:t>Ltd.</w:t>
       </w:r>
     </w:p>
     <w:p>
@@ -360,31 +376,23 @@
         <w:tabs>
           <w:tab w:val="left" w:pos="567"/>
         </w:tabs>
-        <w:spacing w:line="360" w:lineRule="auto"/>
-        <w:ind w:left="765" w:right="-283" w:hanging="198"/>
-        <w:rPr>
-          <w:rFonts w:ascii="Calibri" w:hAnsi="Calibri" w:cs="Calibri"/>
-          <w:sz w:val="22"/>
-          <w:szCs w:val="22"/>
-        </w:rPr>
-      </w:pPr>
-      <w:r>
-        <w:rPr>
-          <w:rFonts w:ascii="Calibri" w:hAnsi="Calibri" w:cs="Calibri"/>
-          <w:sz w:val="22"/>
-          <w:szCs w:val="22"/>
-        </w:rPr>
-        <w:t>Ltd.</w:t>
-      </w:r>
-    </w:p>
-    <w:p>
-      <w:pPr>
-        <w:pStyle w:val="ListParagraph"/>
+        <w:ind w:left="-540" w:right="-283" w:hanging="270"/>
+        <w:jc w:val="both"/>
+        <w:rPr>
+          <w:rFonts w:ascii="Calibri" w:hAnsi="Calibri" w:cs="Calibri"/>
+          <w:b/>
+          <w:sz w:val="22"/>
+          <w:szCs w:val="22"/>
+        </w:rPr>
+      </w:pPr>
+    </w:p>
+    <w:p>
+      <w:pPr>
         <w:tabs>
           <w:tab w:val="left" w:pos="567"/>
         </w:tabs>
-        <w:spacing w:line="360" w:lineRule="auto"/>
-        <w:ind w:left="765" w:right="-283" w:hanging="198"/>
+        <w:ind w:left="-540" w:hanging="270"/>
+        <w:jc w:val="both"/>
         <w:rPr>
           <w:rFonts w:ascii="Calibri" w:hAnsi="Calibri" w:cs="Calibri"/>
           <w:b/>
@@ -392,63 +400,50 @@
           <w:szCs w:val="22"/>
         </w:rPr>
       </w:pPr>
+      <w:r>
+        <w:rPr>
+          <w:rFonts w:ascii="Calibri" w:hAnsi="Calibri" w:cs="Calibri"/>
+          <w:b/>
+          <w:sz w:val="22"/>
+          <w:szCs w:val="22"/>
+        </w:rPr>
+        <w:t xml:space="preserve">3. </w:t>
+      </w:r>
+      <w:r>
+        <w:rPr>
+          <w:rFonts w:ascii="Calibri" w:hAnsi="Calibri" w:cs="Calibri"/>
+          <w:b/>
+          <w:sz w:val="22"/>
+          <w:szCs w:val="22"/>
+        </w:rPr>
+        <w:t>RESPONSIBILITIES</w:t>
+      </w:r>
+      <w:r>
+        <w:rPr>
+          <w:rFonts w:ascii="Calibri" w:hAnsi="Calibri" w:cs="Calibri"/>
+          <w:b/>
+          <w:sz w:val="22"/>
+          <w:szCs w:val="22"/>
+        </w:rPr>
+        <w:t>/</w:t>
+      </w:r>
+      <w:r>
+        <w:rPr>
+          <w:rFonts w:ascii="Calibri" w:hAnsi="Calibri" w:cs="Calibri"/>
+          <w:b/>
+          <w:sz w:val="22"/>
+          <w:szCs w:val="22"/>
+        </w:rPr>
+        <w:t>ACCOUNTABILITY</w:t>
+      </w:r>
     </w:p>
     <w:p>
       <w:pPr>
         <w:tabs>
           <w:tab w:val="left" w:pos="567"/>
         </w:tabs>
-        <w:spacing w:line="360" w:lineRule="auto"/>
-        <w:rPr>
-          <w:rFonts w:ascii="Calibri" w:hAnsi="Calibri" w:cs="Calibri"/>
-          <w:b/>
-          <w:sz w:val="22"/>
-          <w:szCs w:val="22"/>
-        </w:rPr>
-      </w:pPr>
-      <w:r>
-        <w:rPr>
-          <w:rFonts w:ascii="Calibri" w:hAnsi="Calibri" w:cs="Calibri"/>
-          <w:b/>
-          <w:sz w:val="22"/>
-          <w:szCs w:val="22"/>
-        </w:rPr>
-        <w:t xml:space="preserve">3. </w:t>
-      </w:r>
-      <w:r>
-        <w:rPr>
-          <w:rFonts w:ascii="Calibri" w:hAnsi="Calibri" w:cs="Calibri"/>
-          <w:b/>
-          <w:sz w:val="22"/>
-          <w:szCs w:val="22"/>
-        </w:rPr>
-        <w:t>RESPONSIBILITIES</w:t>
-      </w:r>
-      <w:r>
-        <w:rPr>
-          <w:rFonts w:ascii="Calibri" w:hAnsi="Calibri" w:cs="Calibri"/>
-          <w:b/>
-          <w:sz w:val="22"/>
-          <w:szCs w:val="22"/>
-        </w:rPr>
-        <w:t>/</w:t>
-      </w:r>
-      <w:r>
-        <w:rPr>
-          <w:rFonts w:ascii="Calibri" w:hAnsi="Calibri" w:cs="Calibri"/>
-          <w:b/>
-          <w:sz w:val="22"/>
-          <w:szCs w:val="22"/>
-        </w:rPr>
-        <w:t>ACCOUNTABILITY</w:t>
-      </w:r>
-    </w:p>
-    <w:p>
-      <w:pPr>
-        <w:tabs>
-          <w:tab w:val="left" w:pos="567"/>
-        </w:tabs>
-        <w:spacing w:line="360" w:lineRule="auto"/>
+        <w:ind w:left="-540" w:hanging="270"/>
+        <w:jc w:val="both"/>
         <w:rPr>
           <w:rFonts w:ascii="Calibri" w:hAnsi="Calibri" w:cs="Calibri"/>
           <w:sz w:val="22"/>
@@ -474,8 +469,8 @@
         <w:tabs>
           <w:tab w:val="left" w:pos="567"/>
         </w:tabs>
-        <w:spacing w:line="360" w:lineRule="auto"/>
-        <w:ind w:left="1080"/>
+        <w:ind w:left="-540" w:hanging="270"/>
+        <w:jc w:val="both"/>
         <w:rPr>
           <w:rFonts w:ascii="Calibri" w:hAnsi="Calibri" w:cs="Calibri"/>
           <w:sz w:val="22"/>
@@ -501,8 +496,8 @@
         <w:tabs>
           <w:tab w:val="left" w:pos="567"/>
         </w:tabs>
-        <w:spacing w:line="360" w:lineRule="auto"/>
-        <w:ind w:left="1080"/>
+        <w:ind w:left="-540" w:hanging="270"/>
+        <w:jc w:val="both"/>
         <w:rPr>
           <w:rFonts w:ascii="Calibri" w:hAnsi="Calibri" w:cs="Calibri"/>
           <w:sz w:val="22"/>
@@ -528,8 +523,8 @@
         <w:tabs>
           <w:tab w:val="left" w:pos="567"/>
         </w:tabs>
-        <w:spacing w:line="360" w:lineRule="auto"/>
-        <w:ind w:left="1080"/>
+        <w:ind w:left="-540" w:hanging="270"/>
+        <w:jc w:val="both"/>
         <w:rPr>
           <w:rFonts w:ascii="Calibri" w:hAnsi="Calibri" w:cs="Calibri"/>
           <w:sz w:val="22"/>
@@ -555,8 +550,8 @@
         <w:tabs>
           <w:tab w:val="left" w:pos="567"/>
         </w:tabs>
-        <w:spacing w:line="360" w:lineRule="auto"/>
-        <w:ind w:left="1080"/>
+        <w:ind w:left="-540" w:hanging="270"/>
+        <w:jc w:val="both"/>
         <w:rPr>
           <w:rFonts w:ascii="Calibri" w:hAnsi="Calibri" w:cs="Calibri"/>
           <w:sz w:val="22"/>
@@ -577,8 +572,8 @@
         <w:tabs>
           <w:tab w:val="left" w:pos="567"/>
         </w:tabs>
-        <w:spacing w:line="360" w:lineRule="auto"/>
-        <w:ind w:right="-283"/>
+        <w:ind w:left="-540" w:right="-283" w:hanging="270"/>
+        <w:jc w:val="both"/>
         <w:rPr>
           <w:rFonts w:ascii="Calibri" w:hAnsi="Calibri" w:cs="Calibri"/>
           <w:sz w:val="22"/>
@@ -604,21 +599,20 @@
         <w:tabs>
           <w:tab w:val="left" w:pos="567"/>
         </w:tabs>
-        <w:spacing w:line="360" w:lineRule="auto"/>
-        <w:ind w:left="1080" w:right="-283"/>
-        <w:rPr>
-          <w:rFonts w:ascii="Calibri" w:hAnsi="Calibri" w:cs="Calibri"/>
-          <w:sz w:val="22"/>
-          <w:szCs w:val="22"/>
-        </w:rPr>
-      </w:pPr>
-      <w:r>
-        <w:rPr>
-          <w:rFonts w:ascii="Calibri" w:hAnsi="Calibri" w:cs="Calibri"/>
-          <w:sz w:val="22"/>
-          <w:szCs w:val="22"/>
-        </w:rPr>
-        <w:lastRenderedPageBreak/>
+        <w:ind w:left="-540" w:right="-283" w:hanging="270"/>
+        <w:jc w:val="both"/>
+        <w:rPr>
+          <w:rFonts w:ascii="Calibri" w:hAnsi="Calibri" w:cs="Calibri"/>
+          <w:sz w:val="22"/>
+          <w:szCs w:val="22"/>
+        </w:rPr>
+      </w:pPr>
+      <w:r>
+        <w:rPr>
+          <w:rFonts w:ascii="Calibri" w:hAnsi="Calibri" w:cs="Calibri"/>
+          <w:sz w:val="22"/>
+          <w:szCs w:val="22"/>
+        </w:rPr>
         <w:t xml:space="preserve">To make internal audit schedule &amp; Intimation to the department as per schedule </w:t>
       </w:r>
     </w:p>
@@ -627,8 +621,8 @@
         <w:tabs>
           <w:tab w:val="left" w:pos="567"/>
         </w:tabs>
-        <w:spacing w:line="360" w:lineRule="auto"/>
-        <w:ind w:right="-283"/>
+        <w:ind w:left="-540" w:right="-283" w:hanging="270"/>
+        <w:jc w:val="both"/>
         <w:rPr>
           <w:rFonts w:ascii="Calibri" w:hAnsi="Calibri" w:cs="Calibri"/>
           <w:sz w:val="22"/>
@@ -654,8 +648,8 @@
         <w:tabs>
           <w:tab w:val="left" w:pos="567"/>
         </w:tabs>
-        <w:spacing w:line="360" w:lineRule="auto"/>
-        <w:ind w:left="1080" w:right="-283"/>
+        <w:ind w:left="-540" w:right="-283" w:hanging="270"/>
+        <w:jc w:val="both"/>
         <w:rPr>
           <w:rFonts w:ascii="Calibri" w:hAnsi="Calibri" w:cs="Calibri"/>
           <w:sz w:val="22"/>
@@ -681,8 +675,8 @@
         <w:tabs>
           <w:tab w:val="left" w:pos="567"/>
         </w:tabs>
-        <w:spacing w:line="276" w:lineRule="auto"/>
-        <w:ind w:left="1080" w:right="-283"/>
+        <w:ind w:left="-540" w:right="-283" w:hanging="270"/>
+        <w:jc w:val="both"/>
         <w:rPr>
           <w:rFonts w:ascii="Calibri" w:hAnsi="Calibri" w:cs="Calibri"/>
           <w:sz w:val="22"/>
@@ -708,8 +702,8 @@
         <w:tabs>
           <w:tab w:val="left" w:pos="567"/>
         </w:tabs>
-        <w:spacing w:line="276" w:lineRule="auto"/>
-        <w:ind w:left="1080" w:right="-283"/>
+        <w:ind w:left="-540" w:right="-283" w:hanging="270"/>
+        <w:jc w:val="both"/>
         <w:rPr>
           <w:rFonts w:ascii="Calibri" w:hAnsi="Calibri" w:cs="Calibri"/>
           <w:sz w:val="22"/>
@@ -730,8 +724,8 @@
         <w:tabs>
           <w:tab w:val="left" w:pos="567"/>
         </w:tabs>
-        <w:spacing w:line="276" w:lineRule="auto"/>
-        <w:ind w:right="-283"/>
+        <w:ind w:left="-540" w:right="-283" w:hanging="270"/>
+        <w:jc w:val="both"/>
         <w:rPr>
           <w:rFonts w:ascii="Calibri" w:hAnsi="Calibri" w:cs="Calibri"/>
           <w:sz w:val="22"/>
@@ -757,8 +751,8 @@
         <w:tabs>
           <w:tab w:val="left" w:pos="567"/>
         </w:tabs>
-        <w:spacing w:line="276" w:lineRule="auto"/>
-        <w:ind w:left="1080" w:right="-283"/>
+        <w:ind w:left="-540" w:right="-283" w:hanging="270"/>
+        <w:jc w:val="both"/>
         <w:rPr>
           <w:rFonts w:ascii="Calibri" w:hAnsi="Calibri" w:cs="Calibri"/>
           <w:sz w:val="22"/>
@@ -779,8 +773,8 @@
         <w:tabs>
           <w:tab w:val="left" w:pos="567"/>
         </w:tabs>
-        <w:spacing w:line="276" w:lineRule="auto"/>
-        <w:ind w:right="-283"/>
+        <w:ind w:left="-540" w:right="-283" w:hanging="270"/>
+        <w:jc w:val="both"/>
         <w:rPr>
           <w:rFonts w:ascii="Calibri" w:hAnsi="Calibri" w:cs="Calibri"/>
           <w:b/>
@@ -796,30 +790,29 @@
         </w:rPr>
         <w:t>Team Member:  to support the lead Auditors for execution of self-inspection and report preparation</w:t>
       </w:r>
-    </w:p>
-    <w:p>
-      <w:pPr>
-        <w:pStyle w:val="ListParagraph"/>
-        <w:tabs>
-          <w:tab w:val="left" w:pos="284"/>
-        </w:tabs>
-        <w:spacing w:line="276" w:lineRule="auto"/>
-        <w:ind w:left="567" w:right="-283"/>
-        <w:rPr>
-          <w:rFonts w:ascii="Calibri" w:hAnsi="Calibri" w:cs="Calibri"/>
-          <w:b/>
-          <w:sz w:val="22"/>
-          <w:szCs w:val="22"/>
-        </w:rPr>
-      </w:pPr>
     </w:p>
     <w:p>
       <w:pPr>
         <w:tabs>
           <w:tab w:val="left" w:pos="567"/>
         </w:tabs>
-        <w:spacing w:line="360" w:lineRule="auto"/>
         <w:ind w:right="-283"/>
+        <w:jc w:val="both"/>
+        <w:rPr>
+          <w:rFonts w:ascii="Calibri" w:hAnsi="Calibri" w:cs="Calibri"/>
+          <w:b/>
+          <w:sz w:val="22"/>
+          <w:szCs w:val="22"/>
+        </w:rPr>
+      </w:pPr>
+    </w:p>
+    <w:p>
+      <w:pPr>
+        <w:tabs>
+          <w:tab w:val="left" w:pos="567"/>
+        </w:tabs>
+        <w:ind w:left="-540" w:right="-283" w:hanging="270"/>
+        <w:jc w:val="both"/>
         <w:rPr>
           <w:rFonts w:ascii="Calibri" w:hAnsi="Calibri" w:cs="Calibri"/>
           <w:sz w:val="22"/>
@@ -864,8 +857,8 @@
         <w:tabs>
           <w:tab w:val="left" w:pos="567"/>
         </w:tabs>
-        <w:spacing w:line="360" w:lineRule="auto"/>
-        <w:ind w:left="360"/>
+        <w:ind w:left="-540" w:hanging="270"/>
+        <w:jc w:val="both"/>
         <w:rPr>
           <w:rFonts w:ascii="Calibri" w:hAnsi="Calibri" w:cs="Calibri"/>
           <w:sz w:val="22"/>
@@ -911,8 +904,8 @@
         <w:tabs>
           <w:tab w:val="left" w:pos="567"/>
         </w:tabs>
-        <w:spacing w:line="360" w:lineRule="auto"/>
-        <w:ind w:left="360"/>
+        <w:ind w:left="-540" w:hanging="270"/>
+        <w:jc w:val="both"/>
         <w:rPr>
           <w:rFonts w:ascii="Calibri" w:hAnsi="Calibri" w:cs="Calibri"/>
           <w:sz w:val="22"/>
@@ -955,15 +948,14 @@
         <w:tabs>
           <w:tab w:val="left" w:pos="567"/>
         </w:tabs>
-        <w:spacing w:line="360" w:lineRule="auto"/>
-        <w:ind w:left="360"/>
-        <w:rPr>
-          <w:rFonts w:ascii="Calibri" w:hAnsi="Calibri" w:cs="Calibri"/>
-          <w:sz w:val="22"/>
-          <w:szCs w:val="22"/>
-        </w:rPr>
-      </w:pPr>
-      <w:proofErr w:type="spellStart"/>
+        <w:ind w:left="-540" w:hanging="270"/>
+        <w:jc w:val="both"/>
+        <w:rPr>
+          <w:rFonts w:ascii="Calibri" w:hAnsi="Calibri" w:cs="Calibri"/>
+          <w:sz w:val="22"/>
+          <w:szCs w:val="22"/>
+        </w:rPr>
+      </w:pPr>
       <w:r>
         <w:rPr>
           <w:rFonts w:ascii="Calibri" w:hAnsi="Calibri" w:cs="Calibri"/>
@@ -971,9 +963,9 @@
           <w:sz w:val="22"/>
           <w:szCs w:val="22"/>
         </w:rPr>
+        <w:lastRenderedPageBreak/>
         <w:t>Auditee</w:t>
       </w:r>
-      <w:proofErr w:type="spellEnd"/>
       <w:r>
         <w:rPr>
           <w:rFonts w:ascii="Calibri" w:hAnsi="Calibri" w:cs="Calibri"/>
@@ -1001,8 +993,8 @@
         <w:tabs>
           <w:tab w:val="left" w:pos="567"/>
         </w:tabs>
-        <w:spacing w:line="360" w:lineRule="auto"/>
-        <w:ind w:left="360"/>
+        <w:ind w:left="-540" w:hanging="270"/>
+        <w:jc w:val="both"/>
         <w:rPr>
           <w:rFonts w:ascii="Calibri" w:hAnsi="Calibri" w:cs="Calibri"/>
           <w:sz w:val="22"/>
@@ -1045,8 +1037,8 @@
         <w:tabs>
           <w:tab w:val="left" w:pos="567"/>
         </w:tabs>
-        <w:spacing w:line="360" w:lineRule="auto"/>
-        <w:ind w:left="360"/>
+        <w:ind w:left="-540" w:hanging="270"/>
+        <w:jc w:val="both"/>
         <w:rPr>
           <w:rFonts w:ascii="Calibri" w:hAnsi="Calibri" w:cs="Calibri"/>
           <w:sz w:val="22"/>
@@ -1089,8 +1081,8 @@
         <w:tabs>
           <w:tab w:val="left" w:pos="567"/>
         </w:tabs>
-        <w:spacing w:line="360" w:lineRule="auto"/>
-        <w:ind w:left="360"/>
+        <w:ind w:left="-540" w:hanging="270"/>
+        <w:jc w:val="both"/>
         <w:rPr>
           <w:rFonts w:ascii="Calibri" w:hAnsi="Calibri" w:cs="Calibri"/>
           <w:sz w:val="22"/>
@@ -1133,8 +1125,8 @@
         <w:tabs>
           <w:tab w:val="left" w:pos="567"/>
         </w:tabs>
-        <w:spacing w:line="360" w:lineRule="auto"/>
-        <w:ind w:left="360"/>
+        <w:ind w:left="-540" w:hanging="270"/>
+        <w:jc w:val="both"/>
         <w:rPr>
           <w:rFonts w:ascii="Calibri" w:hAnsi="Calibri" w:cs="Calibri"/>
           <w:sz w:val="22"/>
@@ -1177,8 +1169,8 @@
         <w:tabs>
           <w:tab w:val="left" w:pos="567"/>
         </w:tabs>
-        <w:spacing w:line="360" w:lineRule="auto"/>
-        <w:ind w:left="360"/>
+        <w:ind w:left="-540" w:hanging="270"/>
+        <w:jc w:val="both"/>
         <w:rPr>
           <w:rFonts w:ascii="Calibri" w:hAnsi="Calibri" w:cs="Calibri"/>
           <w:sz w:val="22"/>
@@ -1237,8 +1229,8 @@
         <w:tabs>
           <w:tab w:val="left" w:pos="567"/>
         </w:tabs>
-        <w:spacing w:line="360" w:lineRule="auto"/>
-        <w:ind w:left="360"/>
+        <w:ind w:left="-540" w:hanging="270"/>
+        <w:jc w:val="both"/>
         <w:rPr>
           <w:rFonts w:ascii="Calibri" w:hAnsi="Calibri" w:cs="Calibri"/>
           <w:sz w:val="22"/>
@@ -1270,17 +1262,14 @@
         </w:rPr>
         <w:t>The non-fulfillment of specified requirements</w:t>
       </w:r>
-    </w:p>
-    <w:p>
-      <w:pPr>
-        <w:spacing w:line="276" w:lineRule="auto"/>
-        <w:rPr>
-          <w:rFonts w:ascii="Calibri" w:hAnsi="Calibri" w:cs="Calibri"/>
-          <w:b/>
-          <w:sz w:val="22"/>
-          <w:szCs w:val="22"/>
-        </w:rPr>
-      </w:pPr>
+      <w:r>
+        <w:rPr>
+          <w:rFonts w:ascii="Calibri" w:eastAsia="Calibri" w:hAnsi="Calibri" w:cs="Calibri"/>
+          <w:sz w:val="22"/>
+          <w:szCs w:val="22"/>
+        </w:rPr>
+        <w:t>.</w:t>
+      </w:r>
     </w:p>
     <w:p>
       <w:pPr>
@@ -1288,21 +1277,37 @@
         <w:tabs>
           <w:tab w:val="left" w:pos="567"/>
         </w:tabs>
-        <w:spacing w:line="360" w:lineRule="auto"/>
-        <w:rPr>
-          <w:rFonts w:ascii="Calibri" w:hAnsi="Calibri" w:cs="Calibri"/>
-          <w:sz w:val="22"/>
-          <w:szCs w:val="22"/>
-        </w:rPr>
-      </w:pPr>
-      <w:r>
-        <w:rPr>
-          <w:rFonts w:ascii="Calibri" w:hAnsi="Calibri" w:cs="Calibri"/>
-          <w:sz w:val="22"/>
-          <w:szCs w:val="22"/>
-        </w:rPr>
-        <w:lastRenderedPageBreak/>
-        <w:t xml:space="preserve">5. </w:t>
+        <w:ind w:left="-540" w:hanging="270"/>
+        <w:jc w:val="both"/>
+        <w:rPr>
+          <w:rFonts w:ascii="Calibri" w:hAnsi="Calibri" w:cs="Calibri"/>
+          <w:sz w:val="22"/>
+          <w:szCs w:val="22"/>
+        </w:rPr>
+      </w:pPr>
+      <w:r>
+        <w:rPr>
+          <w:rFonts w:ascii="Calibri" w:hAnsi="Calibri" w:cs="Calibri"/>
+          <w:sz w:val="22"/>
+          <w:szCs w:val="22"/>
+        </w:rPr>
+        <w:t>5.</w:t>
+      </w:r>
+      <w:r>
+        <w:rPr>
+          <w:rFonts w:ascii="Calibri" w:hAnsi="Calibri" w:cs="Calibri"/>
+          <w:sz w:val="22"/>
+          <w:szCs w:val="22"/>
+        </w:rPr>
+        <w:t>0</w:t>
+      </w:r>
+      <w:r>
+        <w:rPr>
+          <w:rFonts w:ascii="Calibri" w:hAnsi="Calibri" w:cs="Calibri"/>
+          <w:sz w:val="22"/>
+          <w:szCs w:val="22"/>
+        </w:rPr>
+        <w:t xml:space="preserve"> </w:t>
       </w:r>
       <w:r>
         <w:rPr>
@@ -1328,8 +1333,8 @@
           <w:ilvl w:val="4"/>
           <w:numId w:val="14"/>
         </w:numPr>
-        <w:spacing w:line="360" w:lineRule="auto"/>
-        <w:ind w:left="360"/>
+        <w:ind w:left="-540" w:hanging="270"/>
+        <w:jc w:val="both"/>
         <w:rPr>
           <w:rFonts w:ascii="Calibri" w:hAnsi="Calibri" w:cs="Calibri"/>
           <w:b w:val="0"/>
@@ -1399,8 +1404,8 @@
           <w:ilvl w:val="4"/>
           <w:numId w:val="14"/>
         </w:numPr>
-        <w:spacing w:line="360" w:lineRule="auto"/>
-        <w:ind w:left="360"/>
+        <w:ind w:left="-540" w:hanging="270"/>
+        <w:jc w:val="both"/>
         <w:rPr>
           <w:rFonts w:ascii="Calibri" w:hAnsi="Calibri" w:cs="Calibri"/>
           <w:b w:val="0"/>
@@ -1425,8 +1430,8 @@
           <w:ilvl w:val="4"/>
           <w:numId w:val="14"/>
         </w:numPr>
-        <w:spacing w:line="360" w:lineRule="auto"/>
-        <w:ind w:left="360"/>
+        <w:ind w:left="-540" w:hanging="270"/>
+        <w:jc w:val="both"/>
         <w:rPr>
           <w:rFonts w:ascii="Calibri" w:hAnsi="Calibri" w:cs="Calibri"/>
           <w:b w:val="0"/>
@@ -1478,8 +1483,8 @@
           <w:ilvl w:val="4"/>
           <w:numId w:val="14"/>
         </w:numPr>
-        <w:spacing w:line="360" w:lineRule="auto"/>
-        <w:ind w:left="360"/>
+        <w:ind w:left="-540" w:hanging="270"/>
+        <w:jc w:val="both"/>
         <w:rPr>
           <w:rFonts w:ascii="Calibri" w:hAnsi="Calibri" w:cs="Calibri"/>
           <w:b w:val="0"/>
@@ -1494,27 +1499,7 @@
           <w:sz w:val="22"/>
           <w:szCs w:val="22"/>
         </w:rPr>
-        <w:t>The department (</w:t>
-      </w:r>
-      <w:proofErr w:type="spellStart"/>
-      <w:r>
-        <w:rPr>
-          <w:rFonts w:ascii="Calibri" w:hAnsi="Calibri" w:cs="Calibri"/>
-          <w:b w:val="0"/>
-          <w:sz w:val="22"/>
-          <w:szCs w:val="22"/>
-        </w:rPr>
-        <w:t>auditee</w:t>
-      </w:r>
-      <w:proofErr w:type="spellEnd"/>
-      <w:r>
-        <w:rPr>
-          <w:rFonts w:ascii="Calibri" w:hAnsi="Calibri" w:cs="Calibri"/>
-          <w:b w:val="0"/>
-          <w:sz w:val="22"/>
-          <w:szCs w:val="22"/>
-        </w:rPr>
-        <w:t xml:space="preserve">) details would be generated by the Lead Auditor and would include risks of the department, previous audit summary report and the Corrective Action and Preventive Action [CAPA] status </w:t>
+        <w:t xml:space="preserve">The department (auditee) details would be generated by the Lead Auditor and would include risks of the department, previous audit summary report and the Corrective Action and Preventive Action [CAPA] status </w:t>
       </w:r>
       <w:r>
         <w:rPr>
@@ -1542,8 +1527,8 @@
           <w:ilvl w:val="4"/>
           <w:numId w:val="14"/>
         </w:numPr>
-        <w:spacing w:line="360" w:lineRule="auto"/>
-        <w:ind w:left="360"/>
+        <w:ind w:left="-540" w:hanging="270"/>
+        <w:jc w:val="both"/>
         <w:rPr>
           <w:rFonts w:ascii="Calibri" w:hAnsi="Calibri" w:cs="Calibri"/>
           <w:b w:val="0"/>
@@ -1558,7 +1543,7 @@
           <w:sz w:val="22"/>
           <w:szCs w:val="22"/>
         </w:rPr>
-        <w:t>The Audit Team would consist of members drawn from mixed departments with sound knowledge of GMP.  There would be an annual training for the auditors.</w:t>
+        <w:t>The Audit Team would consist of members drawn from mixed departments with sound knowledge of GMP.  There would be an annual training for the auditors</w:t>
       </w:r>
     </w:p>
     <w:p>
@@ -1568,8 +1553,8 @@
           <w:ilvl w:val="4"/>
           <w:numId w:val="14"/>
         </w:numPr>
-        <w:spacing w:line="360" w:lineRule="auto"/>
-        <w:ind w:left="360"/>
+        <w:ind w:left="-540" w:hanging="270"/>
+        <w:jc w:val="both"/>
         <w:rPr>
           <w:rFonts w:ascii="Calibri" w:hAnsi="Calibri" w:cs="Calibri"/>
           <w:b w:val="0"/>
@@ -1586,15 +1571,19 @@
         </w:rPr>
         <w:t xml:space="preserve">The responsibilities of auditors are: </w:t>
       </w:r>
-      <w:r>
+    </w:p>
+    <w:p>
+      <w:pPr>
+        <w:pStyle w:val="Heading1"/>
+        <w:ind w:left="-540" w:hanging="270"/>
+        <w:jc w:val="both"/>
         <w:rPr>
           <w:rFonts w:ascii="Calibri" w:hAnsi="Calibri" w:cs="Calibri"/>
           <w:b w:val="0"/>
           <w:sz w:val="22"/>
           <w:szCs w:val="22"/>
         </w:rPr>
-        <w:br/>
-      </w:r>
+      </w:pPr>
       <w:r>
         <w:rPr>
           <w:rFonts w:ascii="Calibri" w:hAnsi="Calibri" w:cs="Calibri"/>
@@ -1602,18 +1591,21 @@
           <w:sz w:val="22"/>
           <w:szCs w:val="22"/>
         </w:rPr>
-        <w:tab/>
         <w:t>a) To comply with applicable audit requirements</w:t>
       </w:r>
-      <w:r>
+    </w:p>
+    <w:p>
+      <w:pPr>
+        <w:pStyle w:val="Heading1"/>
+        <w:ind w:left="-540" w:hanging="270"/>
+        <w:jc w:val="both"/>
         <w:rPr>
           <w:rFonts w:ascii="Calibri" w:hAnsi="Calibri" w:cs="Calibri"/>
           <w:b w:val="0"/>
           <w:sz w:val="22"/>
           <w:szCs w:val="22"/>
         </w:rPr>
-        <w:br/>
-      </w:r>
+      </w:pPr>
       <w:r>
         <w:rPr>
           <w:rFonts w:ascii="Calibri" w:hAnsi="Calibri" w:cs="Calibri"/>
@@ -1621,18 +1613,21 @@
           <w:sz w:val="22"/>
           <w:szCs w:val="22"/>
         </w:rPr>
-        <w:tab/>
         <w:t>b) Communicate and clarify audit requirements</w:t>
       </w:r>
-      <w:r>
+    </w:p>
+    <w:p>
+      <w:pPr>
+        <w:pStyle w:val="Heading1"/>
+        <w:ind w:left="-540" w:hanging="270"/>
+        <w:jc w:val="both"/>
         <w:rPr>
           <w:rFonts w:ascii="Calibri" w:hAnsi="Calibri" w:cs="Calibri"/>
           <w:b w:val="0"/>
           <w:sz w:val="22"/>
           <w:szCs w:val="22"/>
         </w:rPr>
-        <w:br/>
-      </w:r>
+      </w:pPr>
       <w:r>
         <w:rPr>
           <w:rFonts w:ascii="Calibri" w:hAnsi="Calibri" w:cs="Calibri"/>
@@ -1640,18 +1635,21 @@
           <w:sz w:val="22"/>
           <w:szCs w:val="22"/>
         </w:rPr>
-        <w:tab/>
         <w:t>c) Plan the audit and carry out assigned responsibilities effectively and efficiently</w:t>
       </w:r>
-      <w:r>
+    </w:p>
+    <w:p>
+      <w:pPr>
+        <w:pStyle w:val="Heading1"/>
+        <w:ind w:left="-540" w:hanging="270"/>
+        <w:jc w:val="both"/>
         <w:rPr>
           <w:rFonts w:ascii="Calibri" w:hAnsi="Calibri" w:cs="Calibri"/>
           <w:b w:val="0"/>
           <w:sz w:val="22"/>
           <w:szCs w:val="22"/>
         </w:rPr>
-        <w:br/>
-      </w:r>
+      </w:pPr>
       <w:r>
         <w:rPr>
           <w:rFonts w:ascii="Calibri" w:hAnsi="Calibri" w:cs="Calibri"/>
@@ -1659,18 +1657,21 @@
           <w:sz w:val="22"/>
           <w:szCs w:val="22"/>
         </w:rPr>
-        <w:tab/>
         <w:t>d) Document the observations</w:t>
       </w:r>
-      <w:r>
+    </w:p>
+    <w:p>
+      <w:pPr>
+        <w:pStyle w:val="Heading1"/>
+        <w:ind w:left="-540" w:hanging="270"/>
+        <w:jc w:val="both"/>
         <w:rPr>
           <w:rFonts w:ascii="Calibri" w:hAnsi="Calibri" w:cs="Calibri"/>
           <w:b w:val="0"/>
           <w:sz w:val="22"/>
           <w:szCs w:val="22"/>
         </w:rPr>
-        <w:br/>
-      </w:r>
+      </w:pPr>
       <w:r>
         <w:rPr>
           <w:rFonts w:ascii="Calibri" w:hAnsi="Calibri" w:cs="Calibri"/>
@@ -1678,18 +1679,21 @@
           <w:sz w:val="22"/>
           <w:szCs w:val="22"/>
         </w:rPr>
-        <w:tab/>
         <w:t>e) Report the audit results</w:t>
       </w:r>
-      <w:r>
+    </w:p>
+    <w:p>
+      <w:pPr>
+        <w:pStyle w:val="Heading1"/>
+        <w:ind w:left="-540" w:hanging="270"/>
+        <w:jc w:val="both"/>
         <w:rPr>
           <w:rFonts w:ascii="Calibri" w:hAnsi="Calibri" w:cs="Calibri"/>
           <w:b w:val="0"/>
           <w:sz w:val="22"/>
           <w:szCs w:val="22"/>
         </w:rPr>
-        <w:br/>
-      </w:r>
+      </w:pPr>
       <w:r>
         <w:rPr>
           <w:rFonts w:ascii="Calibri" w:hAnsi="Calibri" w:cs="Calibri"/>
@@ -1697,18 +1701,21 @@
           <w:sz w:val="22"/>
           <w:szCs w:val="22"/>
         </w:rPr>
-        <w:tab/>
         <w:t>f) Verify the effectiveness of corrective actions taken as a result of the audit</w:t>
       </w:r>
-      <w:r>
+    </w:p>
+    <w:p>
+      <w:pPr>
+        <w:pStyle w:val="Heading1"/>
+        <w:ind w:left="-540" w:hanging="270"/>
+        <w:jc w:val="both"/>
         <w:rPr>
           <w:rFonts w:ascii="Calibri" w:hAnsi="Calibri" w:cs="Calibri"/>
           <w:b w:val="0"/>
           <w:sz w:val="22"/>
           <w:szCs w:val="22"/>
         </w:rPr>
-        <w:br/>
-      </w:r>
+      </w:pPr>
       <w:r>
         <w:rPr>
           <w:rFonts w:ascii="Calibri" w:hAnsi="Calibri" w:cs="Calibri"/>
@@ -1716,7 +1723,6 @@
           <w:sz w:val="22"/>
           <w:szCs w:val="22"/>
         </w:rPr>
-        <w:tab/>
         <w:t xml:space="preserve">g) Retain and safeguard documents pertaining to the audit </w:t>
       </w:r>
     </w:p>
@@ -1727,7 +1733,8 @@
           <w:ilvl w:val="4"/>
           <w:numId w:val="13"/>
         </w:numPr>
-        <w:spacing w:line="360" w:lineRule="auto"/>
+        <w:ind w:left="-540" w:hanging="270"/>
+        <w:jc w:val="both"/>
         <w:rPr>
           <w:rFonts w:ascii="Calibri" w:hAnsi="Calibri" w:cs="Calibri"/>
           <w:sz w:val="22"/>
@@ -1750,29 +1757,21 @@
           <w:ilvl w:val="4"/>
           <w:numId w:val="13"/>
         </w:numPr>
-        <w:spacing w:line="360" w:lineRule="auto"/>
-        <w:rPr>
-          <w:rFonts w:ascii="Calibri" w:hAnsi="Calibri" w:cs="Calibri"/>
-          <w:sz w:val="22"/>
-          <w:szCs w:val="22"/>
-        </w:rPr>
-      </w:pPr>
-      <w:r>
-        <w:rPr>
-          <w:rFonts w:ascii="Calibri" w:hAnsi="Calibri" w:cs="Calibri"/>
-          <w:sz w:val="22"/>
-          <w:szCs w:val="22"/>
-        </w:rPr>
-        <w:t xml:space="preserve">Self-inspection  must be conducted against the department’s self-inspection report, risk log, compliance to SOP, Good Documentation Practices, Good Housekeeping/ Good Warehousing practices/ Good Engineering Practices/ Good Laboratory Practices, departmental objectives, </w:t>
-      </w:r>
-      <w:r>
-        <w:rPr>
-          <w:rFonts w:ascii="Calibri" w:hAnsi="Calibri" w:cs="Calibri"/>
-          <w:sz w:val="22"/>
-          <w:szCs w:val="22"/>
-        </w:rPr>
-        <w:lastRenderedPageBreak/>
-        <w:t xml:space="preserve">Calibration /Validation records for all instruments &amp; equipment, temperature/ humidity records, training records and any other regulatory requirement. </w:t>
+        <w:ind w:left="-540" w:hanging="270"/>
+        <w:jc w:val="both"/>
+        <w:rPr>
+          <w:rFonts w:ascii="Calibri" w:hAnsi="Calibri" w:cs="Calibri"/>
+          <w:sz w:val="22"/>
+          <w:szCs w:val="22"/>
+        </w:rPr>
+      </w:pPr>
+      <w:r>
+        <w:rPr>
+          <w:rFonts w:ascii="Calibri" w:hAnsi="Calibri" w:cs="Calibri"/>
+          <w:sz w:val="22"/>
+          <w:szCs w:val="22"/>
+        </w:rPr>
+        <w:t xml:space="preserve">Self-inspection  must be conducted against the department’s self-inspection report, risk log, compliance to SOP, Good Documentation Practices, Good Housekeeping/ Good Warehousing practices/ Good Engineering Practices/ Good Laboratory Practices, departmental objectives, Calibration /Validation records for all instruments &amp; equipment, temperature/ humidity records, training records and any other regulatory requirement. </w:t>
       </w:r>
     </w:p>
     <w:p>
@@ -1782,19 +1781,21 @@
           <w:ilvl w:val="4"/>
           <w:numId w:val="13"/>
         </w:numPr>
-        <w:spacing w:line="360" w:lineRule="auto"/>
-        <w:rPr>
-          <w:rFonts w:ascii="Calibri" w:hAnsi="Calibri" w:cs="Calibri"/>
-          <w:sz w:val="22"/>
-          <w:szCs w:val="22"/>
-        </w:rPr>
-      </w:pPr>
-      <w:r>
-        <w:rPr>
-          <w:rFonts w:ascii="Calibri" w:hAnsi="Calibri" w:cs="Calibri"/>
-          <w:sz w:val="22"/>
-          <w:szCs w:val="22"/>
-        </w:rPr>
+        <w:ind w:left="-540" w:hanging="270"/>
+        <w:jc w:val="both"/>
+        <w:rPr>
+          <w:rFonts w:ascii="Calibri" w:hAnsi="Calibri" w:cs="Calibri"/>
+          <w:sz w:val="22"/>
+          <w:szCs w:val="22"/>
+        </w:rPr>
+      </w:pPr>
+      <w:r>
+        <w:rPr>
+          <w:rFonts w:ascii="Calibri" w:hAnsi="Calibri" w:cs="Calibri"/>
+          <w:sz w:val="22"/>
+          <w:szCs w:val="22"/>
+        </w:rPr>
+        <w:lastRenderedPageBreak/>
         <w:t xml:space="preserve">Team Leader to write report within five working days; the report format </w:t>
       </w:r>
       <w:r>
@@ -1830,7 +1831,8 @@
           <w:ilvl w:val="4"/>
           <w:numId w:val="13"/>
         </w:numPr>
-        <w:spacing w:line="360" w:lineRule="auto"/>
+        <w:ind w:left="-540" w:hanging="270"/>
+        <w:jc w:val="both"/>
         <w:rPr>
           <w:rFonts w:ascii="Calibri" w:hAnsi="Calibri" w:cs="Calibri"/>
           <w:sz w:val="22"/>
@@ -1864,8 +1866,8 @@
     </w:p>
     <w:p>
       <w:pPr>
-        <w:spacing w:line="276" w:lineRule="auto"/>
-        <w:ind w:left="567"/>
+        <w:ind w:left="-540" w:hanging="270"/>
+        <w:jc w:val="both"/>
         <w:rPr>
           <w:rFonts w:ascii="Calibri" w:hAnsi="Calibri" w:cs="Calibri"/>
           <w:b/>
@@ -1876,8 +1878,8 @@
     </w:p>
     <w:p>
       <w:pPr>
-        <w:spacing w:line="360" w:lineRule="auto"/>
-        <w:ind w:left="567"/>
+        <w:ind w:left="-540" w:hanging="270"/>
+        <w:jc w:val="both"/>
         <w:rPr>
           <w:rFonts w:ascii="Calibri" w:hAnsi="Calibri" w:cs="Calibri"/>
           <w:sz w:val="22"/>
@@ -1909,7 +1911,8 @@
           <w:ilvl w:val="0"/>
           <w:numId w:val="6"/>
         </w:numPr>
-        <w:spacing w:line="360" w:lineRule="auto"/>
+        <w:ind w:left="-540" w:hanging="270"/>
+        <w:jc w:val="both"/>
         <w:rPr>
           <w:rFonts w:ascii="Calibri" w:hAnsi="Calibri" w:cs="Calibri"/>
           <w:sz w:val="22"/>
@@ -1932,7 +1935,8 @@
           <w:ilvl w:val="0"/>
           <w:numId w:val="6"/>
         </w:numPr>
-        <w:spacing w:line="360" w:lineRule="auto"/>
+        <w:ind w:left="-540" w:hanging="270"/>
+        <w:jc w:val="both"/>
         <w:rPr>
           <w:rFonts w:ascii="Calibri" w:hAnsi="Calibri" w:cs="Calibri"/>
           <w:sz w:val="22"/>
@@ -1955,7 +1959,8 @@
           <w:ilvl w:val="0"/>
           <w:numId w:val="6"/>
         </w:numPr>
-        <w:spacing w:line="360" w:lineRule="auto"/>
+        <w:ind w:left="-540" w:hanging="270"/>
+        <w:jc w:val="both"/>
         <w:rPr>
           <w:rFonts w:ascii="Calibri" w:hAnsi="Calibri" w:cs="Calibri"/>
           <w:sz w:val="22"/>
@@ -1978,7 +1983,8 @@
           <w:ilvl w:val="0"/>
           <w:numId w:val="6"/>
         </w:numPr>
-        <w:spacing w:line="360" w:lineRule="auto"/>
+        <w:ind w:left="-540" w:hanging="270"/>
+        <w:jc w:val="both"/>
         <w:rPr>
           <w:rFonts w:ascii="Calibri" w:hAnsi="Calibri" w:cs="Calibri"/>
           <w:sz w:val="22"/>
@@ -2001,7 +2007,8 @@
           <w:ilvl w:val="0"/>
           <w:numId w:val="6"/>
         </w:numPr>
-        <w:spacing w:line="360" w:lineRule="auto"/>
+        <w:ind w:left="-540" w:hanging="270"/>
+        <w:jc w:val="both"/>
         <w:rPr>
           <w:rFonts w:ascii="Calibri" w:hAnsi="Calibri" w:cs="Calibri"/>
           <w:sz w:val="22"/>
@@ -2024,7 +2031,8 @@
           <w:ilvl w:val="0"/>
           <w:numId w:val="6"/>
         </w:numPr>
-        <w:spacing w:line="360" w:lineRule="auto"/>
+        <w:ind w:left="-540" w:hanging="270"/>
+        <w:jc w:val="both"/>
         <w:rPr>
           <w:rFonts w:ascii="Calibri" w:hAnsi="Calibri" w:cs="Calibri"/>
           <w:sz w:val="22"/>
@@ -2045,8 +2053,8 @@
         <w:tabs>
           <w:tab w:val="left" w:pos="567"/>
         </w:tabs>
-        <w:spacing w:line="360" w:lineRule="auto"/>
-        <w:ind w:left="567"/>
+        <w:ind w:left="-540" w:hanging="270"/>
+        <w:jc w:val="both"/>
         <w:rPr>
           <w:rFonts w:ascii="Calibri" w:hAnsi="Calibri" w:cs="Calibri"/>
           <w:sz w:val="22"/>
@@ -2059,8 +2067,8 @@
         <w:tabs>
           <w:tab w:val="left" w:pos="567"/>
         </w:tabs>
-        <w:spacing w:line="360" w:lineRule="auto"/>
-        <w:ind w:left="567"/>
+        <w:ind w:left="-540" w:hanging="270"/>
+        <w:jc w:val="both"/>
         <w:rPr>
           <w:rFonts w:ascii="Calibri" w:hAnsi="Calibri" w:cs="Calibri"/>
           <w:sz w:val="22"/>
@@ -2086,7 +2094,8 @@
         <w:tabs>
           <w:tab w:val="left" w:pos="567"/>
         </w:tabs>
-        <w:spacing w:line="360" w:lineRule="auto"/>
+        <w:ind w:left="-540" w:hanging="270"/>
+        <w:jc w:val="both"/>
         <w:rPr>
           <w:rFonts w:ascii="Calibri" w:hAnsi="Calibri" w:cs="Calibri"/>
           <w:sz w:val="22"/>
@@ -2112,7 +2121,8 @@
         <w:tabs>
           <w:tab w:val="left" w:pos="567"/>
         </w:tabs>
-        <w:spacing w:line="360" w:lineRule="auto"/>
+        <w:ind w:left="-540" w:hanging="270"/>
+        <w:jc w:val="both"/>
         <w:rPr>
           <w:rFonts w:ascii="Calibri" w:hAnsi="Calibri" w:cs="Calibri"/>
           <w:sz w:val="22"/>
@@ -2152,7 +2162,8 @@
           <w:ilvl w:val="0"/>
           <w:numId w:val="6"/>
         </w:numPr>
-        <w:spacing w:line="360" w:lineRule="auto"/>
+        <w:ind w:left="-540" w:hanging="270"/>
+        <w:jc w:val="both"/>
         <w:rPr>
           <w:rFonts w:ascii="Calibri" w:hAnsi="Calibri" w:cs="Calibri"/>
           <w:sz w:val="22"/>
@@ -2183,7 +2194,8 @@
           <w:ilvl w:val="0"/>
           <w:numId w:val="6"/>
         </w:numPr>
-        <w:spacing w:line="360" w:lineRule="auto"/>
+        <w:ind w:left="-540" w:hanging="270"/>
+        <w:jc w:val="both"/>
         <w:rPr>
           <w:rFonts w:ascii="Calibri" w:hAnsi="Calibri" w:cs="Calibri"/>
           <w:sz w:val="22"/>
@@ -2198,6 +2210,82 @@
         </w:rPr>
         <w:t>Self-inspection audit number would be generated thus for each audit:</w:t>
       </w:r>
+    </w:p>
+    <w:p>
+      <w:pPr>
+        <w:pStyle w:val="ListParagraph"/>
+        <w:ind w:left="-540"/>
+        <w:jc w:val="both"/>
+        <w:rPr>
+          <w:rFonts w:ascii="Calibri" w:hAnsi="Calibri" w:cs="Calibri"/>
+          <w:sz w:val="22"/>
+          <w:szCs w:val="22"/>
+        </w:rPr>
+      </w:pPr>
+      <w:r>
+        <w:rPr>
+          <w:rFonts w:ascii="Calibri" w:hAnsi="Calibri" w:cs="Calibri"/>
+          <w:sz w:val="22"/>
+          <w:szCs w:val="22"/>
+        </w:rPr>
+        <w:t>BML</w:t>
+      </w:r>
+      <w:r>
+        <w:rPr>
+          <w:rFonts w:ascii="Calibri" w:hAnsi="Calibri" w:cs="Calibri"/>
+          <w:sz w:val="22"/>
+          <w:szCs w:val="22"/>
+        </w:rPr>
+        <w:t>/SA</w:t>
+      </w:r>
+      <w:r>
+        <w:rPr>
+          <w:rFonts w:ascii="Calibri" w:hAnsi="Calibri" w:cs="Calibri"/>
+          <w:sz w:val="22"/>
+          <w:szCs w:val="22"/>
+        </w:rPr>
+        <w:t>N</w:t>
+      </w:r>
+      <w:r>
+        <w:rPr>
+          <w:rFonts w:ascii="Calibri" w:hAnsi="Calibri" w:cs="Calibri"/>
+          <w:sz w:val="22"/>
+          <w:szCs w:val="22"/>
+        </w:rPr>
+        <w:t>/</w:t>
+      </w:r>
+      <w:r>
+        <w:rPr>
+          <w:rFonts w:ascii="Calibri" w:hAnsi="Calibri" w:cs="Calibri"/>
+          <w:sz w:val="22"/>
+          <w:szCs w:val="22"/>
+        </w:rPr>
+        <w:t>QD</w:t>
+      </w:r>
+      <w:r>
+        <w:rPr>
+          <w:rFonts w:ascii="Calibri" w:hAnsi="Calibri" w:cs="Calibri"/>
+          <w:sz w:val="22"/>
+          <w:szCs w:val="22"/>
+        </w:rPr>
+        <w:t>/</w:t>
+      </w:r>
+      <w:r>
+        <w:rPr>
+          <w:rFonts w:ascii="Calibri" w:hAnsi="Calibri" w:cs="Calibri"/>
+          <w:sz w:val="22"/>
+          <w:szCs w:val="22"/>
+        </w:rPr>
+        <w:t>YY/ZZ</w:t>
+      </w:r>
+      <w:r>
+        <w:rPr>
+          <w:rFonts w:ascii="Calibri" w:hAnsi="Calibri" w:cs="Calibri"/>
+          <w:sz w:val="22"/>
+          <w:szCs w:val="22"/>
+        </w:rPr>
+        <w:t xml:space="preserve"> </w:t>
+      </w:r>
       <w:r>
         <w:rPr>
           <w:rFonts w:ascii="Calibri" w:hAnsi="Calibri" w:cs="Calibri"/>
@@ -2220,78 +2308,6 @@
           <w:sz w:val="22"/>
           <w:szCs w:val="22"/>
         </w:rPr>
-        <w:t>/SA</w:t>
-      </w:r>
-      <w:r>
-        <w:rPr>
-          <w:rFonts w:ascii="Calibri" w:hAnsi="Calibri" w:cs="Calibri"/>
-          <w:sz w:val="22"/>
-          <w:szCs w:val="22"/>
-        </w:rPr>
-        <w:t>N</w:t>
-      </w:r>
-      <w:r>
-        <w:rPr>
-          <w:rFonts w:ascii="Calibri" w:hAnsi="Calibri" w:cs="Calibri"/>
-          <w:sz w:val="22"/>
-          <w:szCs w:val="22"/>
-        </w:rPr>
-        <w:t>/</w:t>
-      </w:r>
-      <w:r>
-        <w:rPr>
-          <w:rFonts w:ascii="Calibri" w:hAnsi="Calibri" w:cs="Calibri"/>
-          <w:sz w:val="22"/>
-          <w:szCs w:val="22"/>
-        </w:rPr>
-        <w:t>QD</w:t>
-      </w:r>
-      <w:r>
-        <w:rPr>
-          <w:rFonts w:ascii="Calibri" w:hAnsi="Calibri" w:cs="Calibri"/>
-          <w:sz w:val="22"/>
-          <w:szCs w:val="22"/>
-        </w:rPr>
-        <w:t>/</w:t>
-      </w:r>
-      <w:r>
-        <w:rPr>
-          <w:rFonts w:ascii="Calibri" w:hAnsi="Calibri" w:cs="Calibri"/>
-          <w:sz w:val="22"/>
-          <w:szCs w:val="22"/>
-        </w:rPr>
-        <w:t>YY/ZZ</w:t>
-      </w:r>
-      <w:r>
-        <w:rPr>
-          <w:rFonts w:ascii="Calibri" w:hAnsi="Calibri" w:cs="Calibri"/>
-          <w:sz w:val="22"/>
-          <w:szCs w:val="22"/>
-        </w:rPr>
-        <w:t xml:space="preserve"> </w:t>
-      </w:r>
-      <w:r>
-        <w:rPr>
-          <w:rFonts w:ascii="Calibri" w:hAnsi="Calibri" w:cs="Calibri"/>
-          <w:sz w:val="22"/>
-          <w:szCs w:val="22"/>
-        </w:rPr>
-        <w:br/>
-      </w:r>
-      <w:r>
-        <w:rPr>
-          <w:rFonts w:ascii="Calibri" w:hAnsi="Calibri" w:cs="Calibri"/>
-          <w:sz w:val="22"/>
-          <w:szCs w:val="22"/>
-        </w:rPr>
-        <w:t>BML</w:t>
-      </w:r>
-      <w:r>
-        <w:rPr>
-          <w:rFonts w:ascii="Calibri" w:hAnsi="Calibri" w:cs="Calibri"/>
-          <w:sz w:val="22"/>
-          <w:szCs w:val="22"/>
-        </w:rPr>
         <w:t xml:space="preserve"> = </w:t>
       </w:r>
       <w:r>
@@ -2310,21 +2326,24 @@
         </w:rPr>
         <w:t xml:space="preserve"> Ltd.</w:t>
       </w:r>
-      <w:r>
-        <w:rPr>
-          <w:rFonts w:ascii="Calibri" w:hAnsi="Calibri" w:cs="Calibri"/>
-          <w:sz w:val="22"/>
-          <w:szCs w:val="22"/>
-        </w:rPr>
-        <w:br/>
-      </w:r>
-      <w:r>
-        <w:rPr>
-          <w:rFonts w:ascii="Calibri" w:hAnsi="Calibri" w:cs="Calibri"/>
-          <w:sz w:val="22"/>
-          <w:szCs w:val="22"/>
-        </w:rPr>
-        <w:lastRenderedPageBreak/>
+    </w:p>
+    <w:p>
+      <w:pPr>
+        <w:pStyle w:val="ListParagraph"/>
+        <w:ind w:left="-540"/>
+        <w:jc w:val="both"/>
+        <w:rPr>
+          <w:rFonts w:ascii="Calibri" w:hAnsi="Calibri" w:cs="Calibri"/>
+          <w:sz w:val="22"/>
+          <w:szCs w:val="22"/>
+        </w:rPr>
+      </w:pPr>
+      <w:r>
+        <w:rPr>
+          <w:rFonts w:ascii="Calibri" w:hAnsi="Calibri" w:cs="Calibri"/>
+          <w:sz w:val="22"/>
+          <w:szCs w:val="22"/>
+        </w:rPr>
         <w:t>SA</w:t>
       </w:r>
       <w:r>
@@ -2343,14 +2362,18 @@
         </w:rPr>
         <w:t>umber</w:t>
       </w:r>
-      <w:r>
-        <w:rPr>
-          <w:rFonts w:ascii="Calibri" w:hAnsi="Calibri" w:cs="Calibri"/>
-          <w:sz w:val="22"/>
-          <w:szCs w:val="22"/>
-        </w:rPr>
-        <w:br/>
-      </w:r>
+    </w:p>
+    <w:p>
+      <w:pPr>
+        <w:pStyle w:val="ListParagraph"/>
+        <w:ind w:left="-540"/>
+        <w:jc w:val="both"/>
+        <w:rPr>
+          <w:rFonts w:ascii="Calibri" w:hAnsi="Calibri" w:cs="Calibri"/>
+          <w:sz w:val="22"/>
+          <w:szCs w:val="22"/>
+        </w:rPr>
+      </w:pPr>
       <w:r>
         <w:rPr>
           <w:rFonts w:ascii="Calibri" w:hAnsi="Calibri" w:cs="Calibri"/>
@@ -2378,7 +2401,8 @@
     </w:p>
     <w:p>
       <w:pPr>
-        <w:spacing w:line="360" w:lineRule="auto"/>
+        <w:ind w:left="-540" w:hanging="270"/>
+        <w:jc w:val="both"/>
         <w:rPr>
           <w:rFonts w:ascii="Calibri" w:hAnsi="Calibri" w:cs="Calibri"/>
           <w:sz w:val="22"/>
@@ -2473,8 +2497,7 @@
           <w:ilvl w:val="0"/>
           <w:numId w:val="6"/>
         </w:numPr>
-        <w:spacing w:line="360" w:lineRule="auto"/>
-        <w:jc w:val="left"/>
+        <w:ind w:left="-540" w:hanging="270"/>
         <w:rPr>
           <w:rFonts w:ascii="Calibri" w:hAnsi="Calibri" w:cs="Calibri"/>
           <w:sz w:val="22"/>
@@ -2537,8 +2560,7 @@
           <w:ilvl w:val="0"/>
           <w:numId w:val="6"/>
         </w:numPr>
-        <w:spacing w:line="360" w:lineRule="auto"/>
-        <w:jc w:val="left"/>
+        <w:ind w:left="-540" w:hanging="270"/>
         <w:rPr>
           <w:rFonts w:ascii="Calibri" w:hAnsi="Calibri" w:cs="Calibri"/>
           <w:sz w:val="22"/>
@@ -2597,8 +2619,8 @@
     <w:p>
       <w:pPr>
         <w:pStyle w:val="ListParagraph"/>
-        <w:spacing w:line="360" w:lineRule="auto"/>
-        <w:ind w:left="360"/>
+        <w:ind w:left="-540" w:hanging="270"/>
+        <w:jc w:val="both"/>
         <w:rPr>
           <w:rFonts w:ascii="Calibri" w:hAnsi="Calibri" w:cs="Calibri"/>
           <w:sz w:val="22"/>
@@ -2629,8 +2651,7 @@
           <w:ilvl w:val="0"/>
           <w:numId w:val="6"/>
         </w:numPr>
-        <w:spacing w:line="360" w:lineRule="auto"/>
-        <w:jc w:val="left"/>
+        <w:ind w:left="-540" w:hanging="270"/>
         <w:rPr>
           <w:rFonts w:ascii="Calibri" w:hAnsi="Calibri" w:cs="Calibri"/>
           <w:sz w:val="22"/>
@@ -2737,9 +2758,7 @@
     <w:p>
       <w:pPr>
         <w:pStyle w:val="BodyTextIndent3"/>
-        <w:spacing w:line="276" w:lineRule="auto"/>
-        <w:ind w:left="0"/>
-        <w:jc w:val="left"/>
+        <w:ind w:left="-540" w:hanging="270"/>
         <w:rPr>
           <w:rFonts w:ascii="Calibri" w:hAnsi="Calibri" w:cs="Calibri"/>
           <w:b/>
@@ -2754,45 +2773,55 @@
         <w:tabs>
           <w:tab w:val="left" w:pos="567"/>
         </w:tabs>
-        <w:spacing w:after="0" w:line="360" w:lineRule="auto"/>
-        <w:ind w:right="-283"/>
-        <w:rPr>
-          <w:rFonts w:cs="Calibri"/>
-        </w:rPr>
-      </w:pPr>
-      <w:r>
+        <w:spacing w:after="0" w:line="240" w:lineRule="auto"/>
+        <w:ind w:left="-540" w:right="-283" w:hanging="270"/>
+        <w:jc w:val="both"/>
         <w:rPr>
           <w:rFonts w:cs="Calibri"/>
           <w:b/>
         </w:rPr>
-        <w:t xml:space="preserve">6. </w:t>
-      </w:r>
+      </w:pPr>
       <w:r>
         <w:rPr>
           <w:rFonts w:cs="Calibri"/>
           <w:b/>
         </w:rPr>
-        <w:t>REFERENCE</w:t>
+        <w:lastRenderedPageBreak/>
+        <w:t>6.</w:t>
       </w:r>
       <w:r>
         <w:rPr>
           <w:rFonts w:cs="Calibri"/>
           <w:b/>
         </w:rPr>
-        <w:t xml:space="preserve"> </w:t>
+        <w:t xml:space="preserve">0 </w:t>
       </w:r>
       <w:r>
         <w:rPr>
           <w:rFonts w:cs="Calibri"/>
           <w:b/>
         </w:rPr>
-        <w:t>AND ENCLOSURE</w:t>
+        <w:t>REFERENCE</w:t>
       </w:r>
       <w:r>
         <w:rPr>
           <w:rFonts w:cs="Calibri"/>
           <w:b/>
         </w:rPr>
+        <w:t xml:space="preserve"> </w:t>
+      </w:r>
+      <w:r>
+        <w:rPr>
+          <w:rFonts w:cs="Calibri"/>
+          <w:b/>
+        </w:rPr>
+        <w:t>AND ENCLOSURE</w:t>
+      </w:r>
+      <w:r>
+        <w:rPr>
+          <w:rFonts w:cs="Calibri"/>
+          <w:b/>
+        </w:rPr>
         <w:t>:</w:t>
       </w:r>
       <w:r>
@@ -2805,7 +2834,9 @@
     <w:p>
       <w:pPr>
         <w:pStyle w:val="BodyText2"/>
-        <w:spacing w:after="0" w:line="360" w:lineRule="auto"/>
+        <w:spacing w:after="0" w:line="240" w:lineRule="auto"/>
+        <w:ind w:left="-540" w:hanging="270"/>
+        <w:jc w:val="both"/>
         <w:rPr>
           <w:rFonts w:cs="Calibri"/>
           <w:bCs/>
@@ -2821,7 +2852,9 @@
     <w:p>
       <w:pPr>
         <w:pStyle w:val="BodyText2"/>
-        <w:spacing w:after="0" w:line="360" w:lineRule="auto"/>
+        <w:spacing w:after="0" w:line="240" w:lineRule="auto"/>
+        <w:ind w:left="-540" w:hanging="270"/>
+        <w:jc w:val="both"/>
         <w:rPr>
           <w:rFonts w:cs="Calibri"/>
           <w:bCs/>
@@ -2837,7 +2870,9 @@
     <w:p>
       <w:pPr>
         <w:pStyle w:val="BodyText2"/>
-        <w:spacing w:after="0" w:line="360" w:lineRule="auto"/>
+        <w:spacing w:after="0" w:line="240" w:lineRule="auto"/>
+        <w:ind w:left="-540" w:hanging="270"/>
+        <w:jc w:val="both"/>
         <w:rPr>
           <w:rFonts w:cs="Calibri"/>
           <w:bCs/>
@@ -2867,7 +2902,9 @@
     <w:p>
       <w:pPr>
         <w:pStyle w:val="BodyText2"/>
-        <w:spacing w:after="0" w:line="360" w:lineRule="auto"/>
+        <w:spacing w:after="0" w:line="240" w:lineRule="auto"/>
+        <w:ind w:left="-540" w:hanging="270"/>
+        <w:jc w:val="both"/>
         <w:rPr>
           <w:rFonts w:cs="Calibri"/>
           <w:bCs/>
@@ -2904,8 +2941,9 @@
         <w:tabs>
           <w:tab w:val="left" w:pos="567"/>
         </w:tabs>
-        <w:spacing w:after="0" w:line="360" w:lineRule="auto"/>
-        <w:ind w:left="0" w:right="-283"/>
+        <w:spacing w:after="0" w:line="240" w:lineRule="auto"/>
+        <w:ind w:left="-540" w:right="-283" w:hanging="270"/>
+        <w:jc w:val="both"/>
         <w:rPr>
           <w:rFonts w:cs="Calibri"/>
           <w:b/>
@@ -2917,25 +2955,33 @@
           <w:rFonts w:cs="Calibri"/>
           <w:bCs/>
         </w:rPr>
-        <w:t xml:space="preserve">List of Self inspection Audit team members </w:t>
-      </w:r>
-      <w:r>
-        <w:rPr>
-          <w:rFonts w:cs="Calibri"/>
-        </w:rPr>
-        <w:t>BML/QDG/QA/053/</w:t>
+        <w:t xml:space="preserve">      </w:t>
       </w:r>
       <w:r>
         <w:rPr>
           <w:rFonts w:cs="Calibri"/>
           <w:bCs/>
         </w:rPr>
+        <w:t xml:space="preserve">List of Self inspection Audit team members </w:t>
+      </w:r>
+      <w:r>
+        <w:rPr>
+          <w:rFonts w:cs="Calibri"/>
+        </w:rPr>
+        <w:t>BML/QDG/QA/053/</w:t>
+      </w:r>
+      <w:r>
+        <w:rPr>
+          <w:rFonts w:cs="Calibri"/>
+          <w:bCs/>
+        </w:rPr>
         <w:t>L01</w:t>
       </w:r>
     </w:p>
     <w:p>
       <w:pPr>
-        <w:spacing w:line="360" w:lineRule="auto"/>
+        <w:ind w:left="-540" w:hanging="270"/>
+        <w:jc w:val="both"/>
         <w:rPr>
           <w:rFonts w:ascii="Calibri" w:hAnsi="Calibri" w:cs="Calibri"/>
           <w:sz w:val="22"/>
@@ -2943,10 +2989,20 @@
           <w:lang w:val="en-US"/>
         </w:rPr>
       </w:pPr>
-    </w:p>
-    <w:p>
-      <w:pPr>
-        <w:spacing w:line="360" w:lineRule="auto"/>
+      <w:r>
+        <w:rPr>
+          <w:rFonts w:ascii="Calibri" w:hAnsi="Calibri" w:cs="Calibri"/>
+          <w:sz w:val="22"/>
+          <w:szCs w:val="22"/>
+          <w:lang w:val="en-US"/>
+        </w:rPr>
+        <w:tab/>
+      </w:r>
+    </w:p>
+    <w:p>
+      <w:pPr>
+        <w:ind w:left="-540" w:hanging="270"/>
+        <w:jc w:val="both"/>
         <w:rPr>
           <w:rFonts w:ascii="Calibri" w:hAnsi="Calibri" w:cs="Calibri"/>
           <w:sz w:val="22"/>
@@ -2966,6 +3022,7 @@
     <w:tbl>
       <w:tblPr>
         <w:tblW w:w="9288" w:type="dxa"/>
+        <w:tblInd w:w="-585" w:type="dxa"/>
         <w:tblBorders>
           <w:top w:val="single" w:sz="4" w:space="0" w:color="auto"/>
           <w:left w:val="single" w:sz="4" w:space="0" w:color="auto"/>
@@ -2994,7 +3051,8 @@
           <w:p>
             <w:pPr>
               <w:pStyle w:val="Header"/>
-              <w:spacing w:line="360" w:lineRule="auto"/>
+              <w:ind w:left="-540" w:firstLine="540"/>
+              <w:jc w:val="both"/>
               <w:rPr>
                 <w:rFonts w:ascii="Calibri" w:hAnsi="Calibri" w:cs="Calibri"/>
                 <w:bCs/>
@@ -3023,7 +3081,8 @@
           <w:p>
             <w:pPr>
               <w:pStyle w:val="Header"/>
-              <w:spacing w:line="360" w:lineRule="auto"/>
+              <w:ind w:left="-540" w:firstLine="540"/>
+              <w:jc w:val="both"/>
               <w:rPr>
                 <w:rFonts w:ascii="Calibri" w:hAnsi="Calibri" w:cs="Calibri"/>
                 <w:b/>
@@ -3057,7 +3116,8 @@
           <w:p>
             <w:pPr>
               <w:pStyle w:val="Header"/>
-              <w:spacing w:line="360" w:lineRule="auto"/>
+              <w:ind w:left="-540" w:firstLine="540"/>
+              <w:jc w:val="both"/>
               <w:rPr>
                 <w:rFonts w:ascii="Calibri" w:hAnsi="Calibri" w:cs="Calibri"/>
                 <w:iCs/>
@@ -3086,7 +3146,8 @@
           <w:p>
             <w:pPr>
               <w:pStyle w:val="Header"/>
-              <w:spacing w:line="360" w:lineRule="auto"/>
+              <w:ind w:left="-540" w:firstLine="540"/>
+              <w:jc w:val="both"/>
               <w:rPr>
                 <w:rFonts w:ascii="Calibri" w:hAnsi="Calibri" w:cs="Calibri"/>
                 <w:iCs/>
@@ -3111,8 +3172,8 @@
     </w:tbl>
     <w:p>
       <w:pPr>
-        <w:spacing w:line="360" w:lineRule="auto"/>
-        <w:ind w:left="360"/>
+        <w:ind w:left="-540" w:hanging="270"/>
+        <w:jc w:val="both"/>
         <w:rPr>
           <w:rFonts w:ascii="Calibri" w:hAnsi="Calibri" w:cs="Calibri"/>
           <w:b/>
@@ -3123,7 +3184,8 @@
     </w:p>
     <w:p>
       <w:pPr>
-        <w:spacing w:line="360" w:lineRule="auto"/>
+        <w:ind w:left="-540" w:hanging="270"/>
+        <w:jc w:val="both"/>
         <w:rPr>
           <w:rFonts w:ascii="Calibri" w:hAnsi="Calibri" w:cs="Calibri"/>
           <w:b/>
@@ -3138,14 +3200,25 @@
           <w:sz w:val="22"/>
           <w:szCs w:val="22"/>
         </w:rPr>
-        <w:lastRenderedPageBreak/>
         <w:t>8.0 DISTRIBUTION AND CONTROL:</w:t>
       </w:r>
+    </w:p>
+    <w:p>
+      <w:pPr>
+        <w:ind w:left="-540" w:hanging="270"/>
+        <w:jc w:val="both"/>
+        <w:rPr>
+          <w:rFonts w:ascii="Calibri" w:hAnsi="Calibri" w:cs="Calibri"/>
+          <w:b/>
+          <w:sz w:val="22"/>
+          <w:szCs w:val="22"/>
+        </w:rPr>
+      </w:pPr>
     </w:p>
     <w:tbl>
       <w:tblPr>
         <w:tblW w:w="9390" w:type="dxa"/>
-        <w:tblInd w:w="108" w:type="dxa"/>
+        <w:tblInd w:w="-510" w:type="dxa"/>
         <w:tblBorders>
           <w:top w:val="single" w:sz="4" w:space="0" w:color="000000"/>
           <w:left w:val="single" w:sz="4" w:space="0" w:color="000000"/>
@@ -3168,7 +3241,8 @@
           </w:tcPr>
           <w:p>
             <w:pPr>
-              <w:spacing w:line="360" w:lineRule="auto"/>
+              <w:ind w:left="-540" w:firstLine="540"/>
+              <w:jc w:val="both"/>
               <w:rPr>
                 <w:rFonts w:ascii="Calibri" w:eastAsia="Calibri" w:hAnsi="Calibri" w:cs="Calibri"/>
                 <w:sz w:val="22"/>
@@ -3192,7 +3266,8 @@
           </w:tcPr>
           <w:p>
             <w:pPr>
-              <w:spacing w:line="360" w:lineRule="auto"/>
+              <w:ind w:left="-540" w:firstLine="540"/>
+              <w:jc w:val="both"/>
               <w:rPr>
                 <w:rFonts w:ascii="Calibri" w:eastAsia="Calibri" w:hAnsi="Calibri" w:cs="Calibri"/>
                 <w:sz w:val="22"/>
@@ -3218,7 +3293,8 @@
           </w:tcPr>
           <w:p>
             <w:pPr>
-              <w:spacing w:line="360" w:lineRule="auto"/>
+              <w:ind w:left="-540" w:firstLine="540"/>
+              <w:jc w:val="both"/>
               <w:rPr>
                 <w:rFonts w:ascii="Calibri" w:eastAsia="Calibri" w:hAnsi="Calibri" w:cs="Calibri"/>
                 <w:sz w:val="22"/>
@@ -3242,7 +3318,8 @@
           </w:tcPr>
           <w:p>
             <w:pPr>
-              <w:spacing w:line="360" w:lineRule="auto"/>
+              <w:ind w:left="-540" w:firstLine="540"/>
+              <w:jc w:val="both"/>
               <w:rPr>
                 <w:rFonts w:ascii="Calibri" w:eastAsia="Calibri" w:hAnsi="Calibri" w:cs="Calibri"/>
                 <w:sz w:val="22"/>
@@ -3263,7 +3340,8 @@
     </w:tbl>
     <w:p>
       <w:pPr>
-        <w:spacing w:line="360" w:lineRule="auto"/>
+        <w:ind w:left="-540" w:hanging="270"/>
+        <w:jc w:val="both"/>
         <w:rPr>
           <w:rFonts w:ascii="Calibri" w:hAnsi="Calibri" w:cs="Calibri"/>
           <w:b/>
@@ -3274,7 +3352,8 @@
     </w:p>
     <w:p>
       <w:pPr>
-        <w:spacing w:line="360" w:lineRule="auto"/>
+        <w:ind w:left="-540" w:hanging="270"/>
+        <w:jc w:val="both"/>
         <w:rPr>
           <w:rFonts w:ascii="Calibri" w:hAnsi="Calibri" w:cs="Calibri"/>
           <w:b/>
@@ -3295,6 +3374,7 @@
     <w:tbl>
       <w:tblPr>
         <w:tblW w:w="9747" w:type="dxa"/>
+        <w:tblInd w:w="-391" w:type="dxa"/>
         <w:tblBorders>
           <w:top w:val="single" w:sz="4" w:space="0" w:color="000000"/>
           <w:left w:val="single" w:sz="4" w:space="0" w:color="000000"/>
@@ -3306,19 +3386,20 @@
         <w:tblLook w:val="04A0" w:firstRow="1" w:lastRow="0" w:firstColumn="1" w:lastColumn="0" w:noHBand="0" w:noVBand="1"/>
       </w:tblPr>
       <w:tblGrid>
-        <w:gridCol w:w="2376"/>
-        <w:gridCol w:w="2127"/>
+        <w:gridCol w:w="1593"/>
+        <w:gridCol w:w="2910"/>
         <w:gridCol w:w="5244"/>
       </w:tblGrid>
       <w:tr>
         <w:tc>
           <w:tcPr>
-            <w:tcW w:w="2376" w:type="dxa"/>
+            <w:tcW w:w="1593" w:type="dxa"/>
             <w:shd w:val="clear" w:color="auto" w:fill="auto"/>
           </w:tcPr>
           <w:p>
             <w:pPr>
-              <w:spacing w:line="360" w:lineRule="auto"/>
+              <w:ind w:left="90" w:right="165" w:firstLine="45"/>
+              <w:jc w:val="both"/>
               <w:rPr>
                 <w:rFonts w:ascii="Calibri" w:eastAsia="Calibri" w:hAnsi="Calibri" w:cs="Calibri"/>
                 <w:b/>
@@ -3339,12 +3420,13 @@
         </w:tc>
         <w:tc>
           <w:tcPr>
-            <w:tcW w:w="2127" w:type="dxa"/>
+            <w:tcW w:w="2910" w:type="dxa"/>
             <w:shd w:val="clear" w:color="auto" w:fill="auto"/>
           </w:tcPr>
           <w:p>
             <w:pPr>
-              <w:spacing w:line="360" w:lineRule="auto"/>
+              <w:ind w:left="90" w:firstLine="45"/>
+              <w:jc w:val="both"/>
               <w:rPr>
                 <w:rFonts w:ascii="Calibri" w:eastAsia="Calibri" w:hAnsi="Calibri" w:cs="Calibri"/>
                 <w:b/>
@@ -3370,7 +3452,8 @@
           </w:tcPr>
           <w:p>
             <w:pPr>
-              <w:spacing w:line="360" w:lineRule="auto"/>
+              <w:ind w:left="90" w:firstLine="45"/>
+              <w:jc w:val="both"/>
               <w:rPr>
                 <w:rFonts w:ascii="Calibri" w:eastAsia="Calibri" w:hAnsi="Calibri" w:cs="Calibri"/>
                 <w:b/>
@@ -3393,12 +3476,13 @@
       <w:tr>
         <w:tc>
           <w:tcPr>
-            <w:tcW w:w="2376" w:type="dxa"/>
+            <w:tcW w:w="1593" w:type="dxa"/>
             <w:shd w:val="clear" w:color="auto" w:fill="auto"/>
           </w:tcPr>
           <w:p>
             <w:pPr>
-              <w:spacing w:line="360" w:lineRule="auto"/>
+              <w:ind w:left="90" w:firstLine="45"/>
+              <w:jc w:val="both"/>
               <w:rPr>
                 <w:rFonts w:ascii="Calibri" w:eastAsia="Calibri" w:hAnsi="Calibri" w:cs="Calibri"/>
                 <w:b/>
@@ -3419,12 +3503,13 @@
         </w:tc>
         <w:tc>
           <w:tcPr>
-            <w:tcW w:w="2127" w:type="dxa"/>
+            <w:tcW w:w="2910" w:type="dxa"/>
             <w:shd w:val="clear" w:color="auto" w:fill="auto"/>
           </w:tcPr>
           <w:p>
             <w:pPr>
-              <w:spacing w:line="360" w:lineRule="auto"/>
+              <w:ind w:left="90" w:firstLine="45"/>
+              <w:jc w:val="both"/>
               <w:rPr>
                 <w:rFonts w:ascii="Calibri" w:eastAsia="Calibri" w:hAnsi="Calibri" w:cs="Calibri"/>
                 <w:b/>
@@ -3450,7 +3535,8 @@
           </w:tcPr>
           <w:p>
             <w:pPr>
-              <w:spacing w:line="360" w:lineRule="auto"/>
+              <w:ind w:left="90" w:firstLine="45"/>
+              <w:jc w:val="both"/>
               <w:rPr>
                 <w:rFonts w:ascii="Calibri" w:eastAsia="Calibri" w:hAnsi="Calibri" w:cs="Calibri"/>
                 <w:b/>
@@ -3472,12 +3558,13 @@
       <w:tr>
         <w:tc>
           <w:tcPr>
-            <w:tcW w:w="2376" w:type="dxa"/>
+            <w:tcW w:w="1593" w:type="dxa"/>
             <w:shd w:val="clear" w:color="auto" w:fill="auto"/>
           </w:tcPr>
           <w:p>
             <w:pPr>
-              <w:spacing w:line="360" w:lineRule="auto"/>
+              <w:ind w:left="90" w:firstLine="45"/>
+              <w:jc w:val="both"/>
               <w:rPr>
                 <w:rFonts w:ascii="Calibri" w:eastAsia="Calibri" w:hAnsi="Calibri" w:cs="Calibri"/>
                 <w:color w:val="000000"/>
@@ -3498,12 +3585,13 @@
         </w:tc>
         <w:tc>
           <w:tcPr>
-            <w:tcW w:w="2127" w:type="dxa"/>
+            <w:tcW w:w="2910" w:type="dxa"/>
             <w:shd w:val="clear" w:color="auto" w:fill="auto"/>
           </w:tcPr>
           <w:p>
             <w:pPr>
-              <w:spacing w:line="360" w:lineRule="auto"/>
+              <w:ind w:left="90" w:firstLine="45"/>
+              <w:jc w:val="both"/>
               <w:rPr>
                 <w:rFonts w:ascii="Calibri" w:eastAsia="Calibri" w:hAnsi="Calibri" w:cs="Calibri"/>
                 <w:color w:val="000000"/>
@@ -3529,7 +3617,8 @@
           </w:tcPr>
           <w:p>
             <w:pPr>
-              <w:spacing w:line="360" w:lineRule="auto"/>
+              <w:ind w:left="90" w:firstLine="45"/>
+              <w:jc w:val="both"/>
               <w:rPr>
                 <w:rFonts w:ascii="Calibri" w:eastAsia="Calibri" w:hAnsi="Calibri" w:cs="Calibri"/>
                 <w:sz w:val="22"/>
@@ -3550,12 +3639,13 @@
       <w:tr>
         <w:tc>
           <w:tcPr>
-            <w:tcW w:w="2376" w:type="dxa"/>
+            <w:tcW w:w="1593" w:type="dxa"/>
             <w:shd w:val="clear" w:color="auto" w:fill="auto"/>
           </w:tcPr>
           <w:p>
             <w:pPr>
-              <w:spacing w:line="360" w:lineRule="auto"/>
+              <w:ind w:left="90" w:firstLine="45"/>
+              <w:jc w:val="both"/>
               <w:rPr>
                 <w:rFonts w:ascii="Calibri" w:eastAsia="Calibri" w:hAnsi="Calibri" w:cs="Calibri"/>
                 <w:color w:val="000000"/>
@@ -3576,12 +3666,13 @@
         </w:tc>
         <w:tc>
           <w:tcPr>
-            <w:tcW w:w="2127" w:type="dxa"/>
+            <w:tcW w:w="2910" w:type="dxa"/>
             <w:shd w:val="clear" w:color="auto" w:fill="auto"/>
           </w:tcPr>
           <w:p>
             <w:pPr>
-              <w:spacing w:line="360" w:lineRule="auto"/>
+              <w:ind w:left="90" w:firstLine="45"/>
+              <w:jc w:val="both"/>
               <w:rPr>
                 <w:rFonts w:ascii="Calibri" w:eastAsia="Calibri" w:hAnsi="Calibri" w:cs="Calibri"/>
                 <w:color w:val="000000"/>
@@ -3607,7 +3698,8 @@
           </w:tcPr>
           <w:p>
             <w:pPr>
-              <w:spacing w:line="360" w:lineRule="auto"/>
+              <w:ind w:left="90" w:firstLine="45"/>
+              <w:jc w:val="both"/>
               <w:rPr>
                 <w:rFonts w:ascii="Calibri" w:eastAsia="Calibri" w:hAnsi="Calibri" w:cs="Calibri"/>
                 <w:sz w:val="22"/>
@@ -3628,6 +3720,8 @@
     </w:tbl>
     <w:p>
       <w:pPr>
+        <w:ind w:left="90" w:firstLine="45"/>
+        <w:jc w:val="both"/>
         <w:rPr>
           <w:rFonts w:ascii="Calibri" w:hAnsi="Calibri" w:cs="Calibri"/>
           <w:sz w:val="22"/>
@@ -3635,14 +3729,16 @@
           <w:lang w:val="en-US"/>
         </w:rPr>
       </w:pPr>
-      <w:bookmarkStart w:id="0" w:name="_GoBack"/>
-      <w:bookmarkEnd w:id="0"/>
     </w:p>
     <w:sectPr>
+      <w:headerReference w:type="even" r:id="rId7"/>
       <w:headerReference w:type="default" r:id="rId8"/>
-      <w:footerReference w:type="default" r:id="rId9"/>
+      <w:footerReference w:type="even" r:id="rId9"/>
+      <w:footerReference w:type="default" r:id="rId10"/>
+      <w:headerReference w:type="first" r:id="rId11"/>
+      <w:footerReference w:type="first" r:id="rId12"/>
       <w:pgSz w:w="12240" w:h="15840"/>
-      <w:pgMar w:top="1440" w:right="1440" w:bottom="1170" w:left="1440" w:header="450" w:footer="708" w:gutter="0"/>
+      <w:pgMar w:top="1440" w:right="1440" w:bottom="180" w:left="1440" w:header="450" w:footer="708" w:gutter="0"/>
       <w:cols w:space="708"/>
       <w:docGrid w:linePitch="360"/>
     </w:sectPr>
@@ -3651,7 +3747,7 @@
 </file>
 
 <file path=word/endnotes.xml><?xml version="1.0" encoding="utf-8"?>
-<w:endnotes xmlns:wpc="http://schemas.microsoft.com/office/word/2010/wordprocessingCanvas" xmlns:mc="http://schemas.openxmlformats.org/markup-compatibility/2006" xmlns:o="urn:schemas-microsoft-com:office:office" xmlns:r="http://schemas.openxmlformats.org/officeDocument/2006/relationships" xmlns:m="http://schemas.openxmlformats.org/officeDocument/2006/math" xmlns:v="urn:schemas-microsoft-com:vml" xmlns:wp14="http://schemas.microsoft.com/office/word/2010/wordprocessingDrawing" xmlns:wp="http://schemas.openxmlformats.org/drawingml/2006/wordprocessingDrawing" xmlns:w10="urn:schemas-microsoft-com:office:word" xmlns:w="http://schemas.openxmlformats.org/wordprocessingml/2006/main" xmlns:w14="http://schemas.microsoft.com/office/word/2010/wordml" xmlns:wpg="http://schemas.microsoft.com/office/word/2010/wordprocessingGroup" xmlns:wpi="http://schemas.microsoft.com/office/word/2010/wordprocessingInk" xmlns:wne="http://schemas.microsoft.com/office/word/2006/wordml" xmlns:wps="http://schemas.microsoft.com/office/word/2010/wordprocessingShape" mc:Ignorable="w14 wp14">
+<w:endnotes xmlns:wpc="http://schemas.microsoft.com/office/word/2010/wordprocessingCanvas" xmlns:cx="http://schemas.microsoft.com/office/drawing/2014/chartex" xmlns:cx1="http://schemas.microsoft.com/office/drawing/2015/9/8/chartex" xmlns:cx2="http://schemas.microsoft.com/office/drawing/2015/10/21/chartex" xmlns:cx3="http://schemas.microsoft.com/office/drawing/2016/5/9/chartex" xmlns:cx4="http://schemas.microsoft.com/office/drawing/2016/5/10/chartex" xmlns:cx5="http://schemas.microsoft.com/office/drawing/2016/5/11/chartex" xmlns:cx6="http://schemas.microsoft.com/office/drawing/2016/5/12/chartex" xmlns:cx7="http://schemas.microsoft.com/office/drawing/2016/5/13/chartex" xmlns:cx8="http://schemas.microsoft.com/office/drawing/2016/5/14/chartex" xmlns:mc="http://schemas.openxmlformats.org/markup-compatibility/2006" xmlns:aink="http://schemas.microsoft.com/office/drawing/2016/ink" xmlns:am3d="http://schemas.microsoft.com/office/drawing/2017/model3d" xmlns:o="urn:schemas-microsoft-com:office:office" xmlns:oel="http://schemas.microsoft.com/office/2019/extlst" xmlns:r="http://schemas.openxmlformats.org/officeDocument/2006/relationships" xmlns:m="http://schemas.openxmlformats.org/officeDocument/2006/math" xmlns:v="urn:schemas-microsoft-com:vml" xmlns:wp14="http://schemas.microsoft.com/office/word/2010/wordprocessingDrawing" xmlns:wp="http://schemas.openxmlformats.org/drawingml/2006/wordprocessingDrawing" xmlns:w10="urn:schemas-microsoft-com:office:word" xmlns:w="http://schemas.openxmlformats.org/wordprocessingml/2006/main" xmlns:w14="http://schemas.microsoft.com/office/word/2010/wordml" xmlns:w15="http://schemas.microsoft.com/office/word/2012/wordml" xmlns:w16cex="http://schemas.microsoft.com/office/word/2018/wordml/cex" xmlns:w16cid="http://schemas.microsoft.com/office/word/2016/wordml/cid" xmlns:w16="http://schemas.microsoft.com/office/word/2018/wordml" xmlns:w16sdtdh="http://schemas.microsoft.com/office/word/2020/wordml/sdtdatahash" xmlns:w16se="http://schemas.microsoft.com/office/word/2015/wordml/symex" xmlns:wpg="http://schemas.microsoft.com/office/word/2010/wordprocessingGroup" xmlns:wpi="http://schemas.microsoft.com/office/word/2010/wordprocessingInk" xmlns:wne="http://schemas.microsoft.com/office/word/2006/wordml" xmlns:wps="http://schemas.microsoft.com/office/word/2010/wordprocessingShape" mc:Ignorable="w14 w15 w16se w16cid w16 w16cex w16sdtdh wp14">
   <w:endnote w:type="separator" w:id="-1">
     <w:p>
       <w:r>
@@ -3670,7 +3766,17 @@
 </file>
 
 <file path=word/footer1.xml><?xml version="1.0" encoding="utf-8"?>
-<w:ftr xmlns:wpc="http://schemas.microsoft.com/office/word/2010/wordprocessingCanvas" xmlns:mc="http://schemas.openxmlformats.org/markup-compatibility/2006" xmlns:o="urn:schemas-microsoft-com:office:office" xmlns:r="http://schemas.openxmlformats.org/officeDocument/2006/relationships" xmlns:m="http://schemas.openxmlformats.org/officeDocument/2006/math" xmlns:v="urn:schemas-microsoft-com:vml" xmlns:wp14="http://schemas.microsoft.com/office/word/2010/wordprocessingDrawing" xmlns:wp="http://schemas.openxmlformats.org/drawingml/2006/wordprocessingDrawing" xmlns:w10="urn:schemas-microsoft-com:office:word" xmlns:w="http://schemas.openxmlformats.org/wordprocessingml/2006/main" xmlns:w14="http://schemas.microsoft.com/office/word/2010/wordml" xmlns:wpg="http://schemas.microsoft.com/office/word/2010/wordprocessingGroup" xmlns:wpi="http://schemas.microsoft.com/office/word/2010/wordprocessingInk" xmlns:wne="http://schemas.microsoft.com/office/word/2006/wordml" xmlns:wps="http://schemas.microsoft.com/office/word/2010/wordprocessingShape" mc:Ignorable="w14 wp14">
+<w:ftr xmlns:wpc="http://schemas.microsoft.com/office/word/2010/wordprocessingCanvas" xmlns:cx="http://schemas.microsoft.com/office/drawing/2014/chartex" xmlns:cx1="http://schemas.microsoft.com/office/drawing/2015/9/8/chartex" xmlns:cx2="http://schemas.microsoft.com/office/drawing/2015/10/21/chartex" xmlns:cx3="http://schemas.microsoft.com/office/drawing/2016/5/9/chartex" xmlns:cx4="http://schemas.microsoft.com/office/drawing/2016/5/10/chartex" xmlns:cx5="http://schemas.microsoft.com/office/drawing/2016/5/11/chartex" xmlns:cx6="http://schemas.microsoft.com/office/drawing/2016/5/12/chartex" xmlns:cx7="http://schemas.microsoft.com/office/drawing/2016/5/13/chartex" xmlns:cx8="http://schemas.microsoft.com/office/drawing/2016/5/14/chartex" xmlns:mc="http://schemas.openxmlformats.org/markup-compatibility/2006" xmlns:aink="http://schemas.microsoft.com/office/drawing/2016/ink" xmlns:am3d="http://schemas.microsoft.com/office/drawing/2017/model3d" xmlns:o="urn:schemas-microsoft-com:office:office" xmlns:oel="http://schemas.microsoft.com/office/2019/extlst" xmlns:r="http://schemas.openxmlformats.org/officeDocument/2006/relationships" xmlns:m="http://schemas.openxmlformats.org/officeDocument/2006/math" xmlns:v="urn:schemas-microsoft-com:vml" xmlns:wp14="http://schemas.microsoft.com/office/word/2010/wordprocessingDrawing" xmlns:wp="http://schemas.openxmlformats.org/drawingml/2006/wordprocessingDrawing" xmlns:w10="urn:schemas-microsoft-com:office:word" xmlns:w="http://schemas.openxmlformats.org/wordprocessingml/2006/main" xmlns:w14="http://schemas.microsoft.com/office/word/2010/wordml" xmlns:w15="http://schemas.microsoft.com/office/word/2012/wordml" xmlns:w16cex="http://schemas.microsoft.com/office/word/2018/wordml/cex" xmlns:w16cid="http://schemas.microsoft.com/office/word/2016/wordml/cid" xmlns:w16="http://schemas.microsoft.com/office/word/2018/wordml" xmlns:w16sdtdh="http://schemas.microsoft.com/office/word/2020/wordml/sdtdatahash" xmlns:w16se="http://schemas.microsoft.com/office/word/2015/wordml/symex" xmlns:wpg="http://schemas.microsoft.com/office/word/2010/wordprocessingGroup" xmlns:wpi="http://schemas.microsoft.com/office/word/2010/wordprocessingInk" xmlns:wne="http://schemas.microsoft.com/office/word/2006/wordml" xmlns:wps="http://schemas.microsoft.com/office/word/2010/wordprocessingShape" mc:Ignorable="w14 w15 w16se w16cid w16 w16cex w16sdtdh wp14">
+  <w:p>
+    <w:pPr>
+      <w:pStyle w:val="Footer"/>
+    </w:pPr>
+  </w:p>
+</w:ftr>
+</file>
+
+<file path=word/footer2.xml><?xml version="1.0" encoding="utf-8"?>
+<w:ftr xmlns:wpc="http://schemas.microsoft.com/office/word/2010/wordprocessingCanvas" xmlns:cx="http://schemas.microsoft.com/office/drawing/2014/chartex" xmlns:cx1="http://schemas.microsoft.com/office/drawing/2015/9/8/chartex" xmlns:cx2="http://schemas.microsoft.com/office/drawing/2015/10/21/chartex" xmlns:cx3="http://schemas.microsoft.com/office/drawing/2016/5/9/chartex" xmlns:cx4="http://schemas.microsoft.com/office/drawing/2016/5/10/chartex" xmlns:cx5="http://schemas.microsoft.com/office/drawing/2016/5/11/chartex" xmlns:cx6="http://schemas.microsoft.com/office/drawing/2016/5/12/chartex" xmlns:cx7="http://schemas.microsoft.com/office/drawing/2016/5/13/chartex" xmlns:cx8="http://schemas.microsoft.com/office/drawing/2016/5/14/chartex" xmlns:mc="http://schemas.openxmlformats.org/markup-compatibility/2006" xmlns:aink="http://schemas.microsoft.com/office/drawing/2016/ink" xmlns:am3d="http://schemas.microsoft.com/office/drawing/2017/model3d" xmlns:o="urn:schemas-microsoft-com:office:office" xmlns:oel="http://schemas.microsoft.com/office/2019/extlst" xmlns:r="http://schemas.openxmlformats.org/officeDocument/2006/relationships" xmlns:m="http://schemas.openxmlformats.org/officeDocument/2006/math" xmlns:v="urn:schemas-microsoft-com:vml" xmlns:wp14="http://schemas.microsoft.com/office/word/2010/wordprocessingDrawing" xmlns:wp="http://schemas.openxmlformats.org/drawingml/2006/wordprocessingDrawing" xmlns:w10="urn:schemas-microsoft-com:office:word" xmlns:w="http://schemas.openxmlformats.org/wordprocessingml/2006/main" xmlns:w14="http://schemas.microsoft.com/office/word/2010/wordml" xmlns:w15="http://schemas.microsoft.com/office/word/2012/wordml" xmlns:w16cex="http://schemas.microsoft.com/office/word/2018/wordml/cex" xmlns:w16cid="http://schemas.microsoft.com/office/word/2016/wordml/cid" xmlns:w16="http://schemas.microsoft.com/office/word/2018/wordml" xmlns:w16sdtdh="http://schemas.microsoft.com/office/word/2020/wordml/sdtdatahash" xmlns:w16se="http://schemas.microsoft.com/office/word/2015/wordml/symex" xmlns:wpg="http://schemas.microsoft.com/office/word/2010/wordprocessingGroup" xmlns:wpi="http://schemas.microsoft.com/office/word/2010/wordprocessingInk" xmlns:wne="http://schemas.microsoft.com/office/word/2006/wordml" xmlns:wps="http://schemas.microsoft.com/office/word/2010/wordprocessingShape" mc:Ignorable="w14 w15 w16se w16cid w16 w16cex w16sdtdh wp14">
   <w:sdt>
     <w:sdtPr>
       <w:id w:val="22299233"/>
@@ -3679,7 +3785,6 @@
         <w:docPartUnique/>
       </w:docPartObj>
     </w:sdtPr>
-    <w:sdtEndPr/>
     <w:sdtContent>
       <w:sdt>
         <w:sdtPr>
@@ -3689,7 +3794,6 @@
             <w:docPartUnique/>
           </w:docPartObj>
         </w:sdtPr>
-        <w:sdtEndPr/>
         <w:sdtContent>
           <w:p>
             <w:pPr>
@@ -3787,8 +3891,18 @@
 </w:ftr>
 </file>
 
+<file path=word/footer3.xml><?xml version="1.0" encoding="utf-8"?>
+<w:ftr xmlns:wpc="http://schemas.microsoft.com/office/word/2010/wordprocessingCanvas" xmlns:cx="http://schemas.microsoft.com/office/drawing/2014/chartex" xmlns:cx1="http://schemas.microsoft.com/office/drawing/2015/9/8/chartex" xmlns:cx2="http://schemas.microsoft.com/office/drawing/2015/10/21/chartex" xmlns:cx3="http://schemas.microsoft.com/office/drawing/2016/5/9/chartex" xmlns:cx4="http://schemas.microsoft.com/office/drawing/2016/5/10/chartex" xmlns:cx5="http://schemas.microsoft.com/office/drawing/2016/5/11/chartex" xmlns:cx6="http://schemas.microsoft.com/office/drawing/2016/5/12/chartex" xmlns:cx7="http://schemas.microsoft.com/office/drawing/2016/5/13/chartex" xmlns:cx8="http://schemas.microsoft.com/office/drawing/2016/5/14/chartex" xmlns:mc="http://schemas.openxmlformats.org/markup-compatibility/2006" xmlns:aink="http://schemas.microsoft.com/office/drawing/2016/ink" xmlns:am3d="http://schemas.microsoft.com/office/drawing/2017/model3d" xmlns:o="urn:schemas-microsoft-com:office:office" xmlns:oel="http://schemas.microsoft.com/office/2019/extlst" xmlns:r="http://schemas.openxmlformats.org/officeDocument/2006/relationships" xmlns:m="http://schemas.openxmlformats.org/officeDocument/2006/math" xmlns:v="urn:schemas-microsoft-com:vml" xmlns:wp14="http://schemas.microsoft.com/office/word/2010/wordprocessingDrawing" xmlns:wp="http://schemas.openxmlformats.org/drawingml/2006/wordprocessingDrawing" xmlns:w10="urn:schemas-microsoft-com:office:word" xmlns:w="http://schemas.openxmlformats.org/wordprocessingml/2006/main" xmlns:w14="http://schemas.microsoft.com/office/word/2010/wordml" xmlns:w15="http://schemas.microsoft.com/office/word/2012/wordml" xmlns:w16cex="http://schemas.microsoft.com/office/word/2018/wordml/cex" xmlns:w16cid="http://schemas.microsoft.com/office/word/2016/wordml/cid" xmlns:w16="http://schemas.microsoft.com/office/word/2018/wordml" xmlns:w16sdtdh="http://schemas.microsoft.com/office/word/2020/wordml/sdtdatahash" xmlns:w16se="http://schemas.microsoft.com/office/word/2015/wordml/symex" xmlns:wpg="http://schemas.microsoft.com/office/word/2010/wordprocessingGroup" xmlns:wpi="http://schemas.microsoft.com/office/word/2010/wordprocessingInk" xmlns:wne="http://schemas.microsoft.com/office/word/2006/wordml" xmlns:wps="http://schemas.microsoft.com/office/word/2010/wordprocessingShape" mc:Ignorable="w14 w15 w16se w16cid w16 w16cex w16sdtdh wp14">
+  <w:p>
+    <w:pPr>
+      <w:pStyle w:val="Footer"/>
+    </w:pPr>
+  </w:p>
+</w:ftr>
+</file>
+
 <file path=word/footnotes.xml><?xml version="1.0" encoding="utf-8"?>
-<w:footnotes xmlns:wpc="http://schemas.microsoft.com/office/word/2010/wordprocessingCanvas" xmlns:mc="http://schemas.openxmlformats.org/markup-compatibility/2006" xmlns:o="urn:schemas-microsoft-com:office:office" xmlns:r="http://schemas.openxmlformats.org/officeDocument/2006/relationships" xmlns:m="http://schemas.openxmlformats.org/officeDocument/2006/math" xmlns:v="urn:schemas-microsoft-com:vml" xmlns:wp14="http://schemas.microsoft.com/office/word/2010/wordprocessingDrawing" xmlns:wp="http://schemas.openxmlformats.org/drawingml/2006/wordprocessingDrawing" xmlns:w10="urn:schemas-microsoft-com:office:word" xmlns:w="http://schemas.openxmlformats.org/wordprocessingml/2006/main" xmlns:w14="http://schemas.microsoft.com/office/word/2010/wordml" xmlns:wpg="http://schemas.microsoft.com/office/word/2010/wordprocessingGroup" xmlns:wpi="http://schemas.microsoft.com/office/word/2010/wordprocessingInk" xmlns:wne="http://schemas.microsoft.com/office/word/2006/wordml" xmlns:wps="http://schemas.microsoft.com/office/word/2010/wordprocessingShape" mc:Ignorable="w14 wp14">
+<w:footnotes xmlns:wpc="http://schemas.microsoft.com/office/word/2010/wordprocessingCanvas" xmlns:cx="http://schemas.microsoft.com/office/drawing/2014/chartex" xmlns:cx1="http://schemas.microsoft.com/office/drawing/2015/9/8/chartex" xmlns:cx2="http://schemas.microsoft.com/office/drawing/2015/10/21/chartex" xmlns:cx3="http://schemas.microsoft.com/office/drawing/2016/5/9/chartex" xmlns:cx4="http://schemas.microsoft.com/office/drawing/2016/5/10/chartex" xmlns:cx5="http://schemas.microsoft.com/office/drawing/2016/5/11/chartex" xmlns:cx6="http://schemas.microsoft.com/office/drawing/2016/5/12/chartex" xmlns:cx7="http://schemas.microsoft.com/office/drawing/2016/5/13/chartex" xmlns:cx8="http://schemas.microsoft.com/office/drawing/2016/5/14/chartex" xmlns:mc="http://schemas.openxmlformats.org/markup-compatibility/2006" xmlns:aink="http://schemas.microsoft.com/office/drawing/2016/ink" xmlns:am3d="http://schemas.microsoft.com/office/drawing/2017/model3d" xmlns:o="urn:schemas-microsoft-com:office:office" xmlns:oel="http://schemas.microsoft.com/office/2019/extlst" xmlns:r="http://schemas.openxmlformats.org/officeDocument/2006/relationships" xmlns:m="http://schemas.openxmlformats.org/officeDocument/2006/math" xmlns:v="urn:schemas-microsoft-com:vml" xmlns:wp14="http://schemas.microsoft.com/office/word/2010/wordprocessingDrawing" xmlns:wp="http://schemas.openxmlformats.org/drawingml/2006/wordprocessingDrawing" xmlns:w10="urn:schemas-microsoft-com:office:word" xmlns:w="http://schemas.openxmlformats.org/wordprocessingml/2006/main" xmlns:w14="http://schemas.microsoft.com/office/word/2010/wordml" xmlns:w15="http://schemas.microsoft.com/office/word/2012/wordml" xmlns:w16cex="http://schemas.microsoft.com/office/word/2018/wordml/cex" xmlns:w16cid="http://schemas.microsoft.com/office/word/2016/wordml/cid" xmlns:w16="http://schemas.microsoft.com/office/word/2018/wordml" xmlns:w16sdtdh="http://schemas.microsoft.com/office/word/2020/wordml/sdtdatahash" xmlns:w16se="http://schemas.microsoft.com/office/word/2015/wordml/symex" xmlns:wpg="http://schemas.microsoft.com/office/word/2010/wordprocessingGroup" xmlns:wpi="http://schemas.microsoft.com/office/word/2010/wordprocessingInk" xmlns:wne="http://schemas.microsoft.com/office/word/2006/wordml" xmlns:wps="http://schemas.microsoft.com/office/word/2010/wordprocessingShape" mc:Ignorable="w14 w15 w16se w16cid w16 w16cex w16sdtdh wp14">
   <w:footnote w:type="separator" w:id="-1">
     <w:p>
       <w:r>
@@ -3807,10 +3921,56 @@
 </file>
 
 <file path=word/header1.xml><?xml version="1.0" encoding="utf-8"?>
-<w:hdr xmlns:wpc="http://schemas.microsoft.com/office/word/2010/wordprocessingCanvas" xmlns:mc="http://schemas.openxmlformats.org/markup-compatibility/2006" xmlns:o="urn:schemas-microsoft-com:office:office" xmlns:r="http://schemas.openxmlformats.org/officeDocument/2006/relationships" xmlns:m="http://schemas.openxmlformats.org/officeDocument/2006/math" xmlns:v="urn:schemas-microsoft-com:vml" xmlns:wp14="http://schemas.microsoft.com/office/word/2010/wordprocessingDrawing" xmlns:wp="http://schemas.openxmlformats.org/drawingml/2006/wordprocessingDrawing" xmlns:w10="urn:schemas-microsoft-com:office:word" xmlns:w="http://schemas.openxmlformats.org/wordprocessingml/2006/main" xmlns:w14="http://schemas.microsoft.com/office/word/2010/wordml" xmlns:wpg="http://schemas.microsoft.com/office/word/2010/wordprocessingGroup" xmlns:wpi="http://schemas.microsoft.com/office/word/2010/wordprocessingInk" xmlns:wne="http://schemas.microsoft.com/office/word/2006/wordml" xmlns:wps="http://schemas.microsoft.com/office/word/2010/wordprocessingShape" mc:Ignorable="w14 wp14">
+<w:hdr xmlns:wpc="http://schemas.microsoft.com/office/word/2010/wordprocessingCanvas" xmlns:cx="http://schemas.microsoft.com/office/drawing/2014/chartex" xmlns:cx1="http://schemas.microsoft.com/office/drawing/2015/9/8/chartex" xmlns:cx2="http://schemas.microsoft.com/office/drawing/2015/10/21/chartex" xmlns:cx3="http://schemas.microsoft.com/office/drawing/2016/5/9/chartex" xmlns:cx4="http://schemas.microsoft.com/office/drawing/2016/5/10/chartex" xmlns:cx5="http://schemas.microsoft.com/office/drawing/2016/5/11/chartex" xmlns:cx6="http://schemas.microsoft.com/office/drawing/2016/5/12/chartex" xmlns:cx7="http://schemas.microsoft.com/office/drawing/2016/5/13/chartex" xmlns:cx8="http://schemas.microsoft.com/office/drawing/2016/5/14/chartex" xmlns:mc="http://schemas.openxmlformats.org/markup-compatibility/2006" xmlns:aink="http://schemas.microsoft.com/office/drawing/2016/ink" xmlns:am3d="http://schemas.microsoft.com/office/drawing/2017/model3d" xmlns:o="urn:schemas-microsoft-com:office:office" xmlns:oel="http://schemas.microsoft.com/office/2019/extlst" xmlns:r="http://schemas.openxmlformats.org/officeDocument/2006/relationships" xmlns:m="http://schemas.openxmlformats.org/officeDocument/2006/math" xmlns:v="urn:schemas-microsoft-com:vml" xmlns:wp14="http://schemas.microsoft.com/office/word/2010/wordprocessingDrawing" xmlns:wp="http://schemas.openxmlformats.org/drawingml/2006/wordprocessingDrawing" xmlns:w10="urn:schemas-microsoft-com:office:word" xmlns:w="http://schemas.openxmlformats.org/wordprocessingml/2006/main" xmlns:w14="http://schemas.microsoft.com/office/word/2010/wordml" xmlns:w15="http://schemas.microsoft.com/office/word/2012/wordml" xmlns:w16cex="http://schemas.microsoft.com/office/word/2018/wordml/cex" xmlns:w16cid="http://schemas.microsoft.com/office/word/2016/wordml/cid" xmlns:w16="http://schemas.microsoft.com/office/word/2018/wordml" xmlns:w16sdtdh="http://schemas.microsoft.com/office/word/2020/wordml/sdtdatahash" xmlns:w16se="http://schemas.microsoft.com/office/word/2015/wordml/symex" xmlns:wpg="http://schemas.microsoft.com/office/word/2010/wordprocessingGroup" xmlns:wpi="http://schemas.microsoft.com/office/word/2010/wordprocessingInk" xmlns:wne="http://schemas.microsoft.com/office/word/2006/wordml" xmlns:wps="http://schemas.microsoft.com/office/word/2010/wordprocessingShape" mc:Ignorable="w14 w15 w16se w16cid w16 w16cex w16sdtdh wp14">
+  <w:p>
+    <w:pPr>
+      <w:pStyle w:val="Header"/>
+    </w:pPr>
+    <w:r>
+      <w:rPr>
+        <w:noProof/>
+      </w:rPr>
+      <w:pict w14:anchorId="151B264D">
+        <v:shapetype id="_x0000_t136" coordsize="21600,21600" o:spt="136" adj="10800" path="m@7,l@8,m@5,21600l@6,21600e">
+          <v:formulas>
+            <v:f eqn="sum #0 0 10800"/>
+            <v:f eqn="prod #0 2 1"/>
+            <v:f eqn="sum 21600 0 @1"/>
+            <v:f eqn="sum 0 0 @2"/>
+            <v:f eqn="sum 21600 0 @3"/>
+            <v:f eqn="if @0 @3 0"/>
+            <v:f eqn="if @0 21600 @1"/>
+            <v:f eqn="if @0 0 @2"/>
+            <v:f eqn="if @0 @4 21600"/>
+            <v:f eqn="mid @5 @6"/>
+            <v:f eqn="mid @8 @5"/>
+            <v:f eqn="mid @7 @8"/>
+            <v:f eqn="mid @6 @7"/>
+            <v:f eqn="sum @6 0 @5"/>
+          </v:formulas>
+          <v:path textpathok="t" o:connecttype="custom" o:connectlocs="@9,0;@10,10800;@11,21600;@12,10800" o:connectangles="270,180,90,0"/>
+          <v:textpath on="t" fitshape="t"/>
+          <v:handles>
+            <v:h position="#0,bottomRight" xrange="6629,14971"/>
+          </v:handles>
+          <o:lock v:ext="edit" text="t" shapetype="t"/>
+        </v:shapetype>
+        <v:shape id="PowerPlusWaterMarkObject339460954" o:spid="_x0000_s1026" type="#_x0000_t136" style="position:absolute;margin-left:0;margin-top:0;width:543.35pt;height:116.4pt;rotation:315;z-index:-251655168;mso-position-horizontal:center;mso-position-horizontal-relative:margin;mso-position-vertical:center;mso-position-vertical-relative:margin" o:allowincell="f" fillcolor="gray [1629]" stroked="f">
+          <v:fill opacity=".5"/>
+          <v:textpath style="font-family:&quot;Calibri&quot;;font-size:1pt" string="BIOMEDICAL LTD"/>
+        </v:shape>
+      </w:pict>
+    </w:r>
+  </w:p>
+</w:hdr>
+</file>
+
+<file path=word/header2.xml><?xml version="1.0" encoding="utf-8"?>
+<w:hdr xmlns:wpc="http://schemas.microsoft.com/office/word/2010/wordprocessingCanvas" xmlns:cx="http://schemas.microsoft.com/office/drawing/2014/chartex" xmlns:cx1="http://schemas.microsoft.com/office/drawing/2015/9/8/chartex" xmlns:cx2="http://schemas.microsoft.com/office/drawing/2015/10/21/chartex" xmlns:cx3="http://schemas.microsoft.com/office/drawing/2016/5/9/chartex" xmlns:cx4="http://schemas.microsoft.com/office/drawing/2016/5/10/chartex" xmlns:cx5="http://schemas.microsoft.com/office/drawing/2016/5/11/chartex" xmlns:cx6="http://schemas.microsoft.com/office/drawing/2016/5/12/chartex" xmlns:cx7="http://schemas.microsoft.com/office/drawing/2016/5/13/chartex" xmlns:cx8="http://schemas.microsoft.com/office/drawing/2016/5/14/chartex" xmlns:mc="http://schemas.openxmlformats.org/markup-compatibility/2006" xmlns:aink="http://schemas.microsoft.com/office/drawing/2016/ink" xmlns:am3d="http://schemas.microsoft.com/office/drawing/2017/model3d" xmlns:o="urn:schemas-microsoft-com:office:office" xmlns:oel="http://schemas.microsoft.com/office/2019/extlst" xmlns:r="http://schemas.openxmlformats.org/officeDocument/2006/relationships" xmlns:m="http://schemas.openxmlformats.org/officeDocument/2006/math" xmlns:v="urn:schemas-microsoft-com:vml" xmlns:wp14="http://schemas.microsoft.com/office/word/2010/wordprocessingDrawing" xmlns:wp="http://schemas.openxmlformats.org/drawingml/2006/wordprocessingDrawing" xmlns:w10="urn:schemas-microsoft-com:office:word" xmlns:w="http://schemas.openxmlformats.org/wordprocessingml/2006/main" xmlns:w14="http://schemas.microsoft.com/office/word/2010/wordml" xmlns:w15="http://schemas.microsoft.com/office/word/2012/wordml" xmlns:w16cex="http://schemas.microsoft.com/office/word/2018/wordml/cex" xmlns:w16cid="http://schemas.microsoft.com/office/word/2016/wordml/cid" xmlns:w16="http://schemas.microsoft.com/office/word/2018/wordml" xmlns:w16sdtdh="http://schemas.microsoft.com/office/word/2020/wordml/sdtdatahash" xmlns:w16se="http://schemas.microsoft.com/office/word/2015/wordml/symex" xmlns:wpg="http://schemas.microsoft.com/office/word/2010/wordprocessingGroup" xmlns:wpi="http://schemas.microsoft.com/office/word/2010/wordprocessingInk" xmlns:wne="http://schemas.microsoft.com/office/word/2006/wordml" xmlns:wps="http://schemas.microsoft.com/office/word/2010/wordprocessingShape" mc:Ignorable="w14 w15 w16se w16cid w16 w16cex w16sdtdh wp14">
   <w:tbl>
     <w:tblPr>
-      <w:tblW w:w="10173" w:type="dxa"/>
+      <w:tblW w:w="11387" w:type="dxa"/>
+      <w:tblInd w:w="-811" w:type="dxa"/>
       <w:tblBorders>
         <w:top w:val="single" w:sz="4" w:space="0" w:color="000000"/>
         <w:left w:val="single" w:sz="4" w:space="0" w:color="000000"/>
@@ -3822,19 +3982,19 @@
       <w:tblLook w:val="04A0" w:firstRow="1" w:lastRow="0" w:firstColumn="1" w:lastColumn="0" w:noHBand="0" w:noVBand="1"/>
     </w:tblPr>
     <w:tblGrid>
-      <w:gridCol w:w="1927"/>
-      <w:gridCol w:w="1397"/>
-      <w:gridCol w:w="3730"/>
-      <w:gridCol w:w="1559"/>
-      <w:gridCol w:w="1560"/>
+      <w:gridCol w:w="2157"/>
+      <w:gridCol w:w="1564"/>
+      <w:gridCol w:w="4175"/>
+      <w:gridCol w:w="1745"/>
+      <w:gridCol w:w="1746"/>
     </w:tblGrid>
     <w:tr>
       <w:trPr>
-        <w:trHeight w:val="713"/>
+        <w:trHeight w:val="730"/>
       </w:trPr>
       <w:tc>
         <w:tcPr>
-          <w:tcW w:w="1927" w:type="dxa"/>
+          <w:tcW w:w="2157" w:type="dxa"/>
           <w:vMerge w:val="restart"/>
           <w:shd w:val="clear" w:color="auto" w:fill="auto"/>
         </w:tcPr>
@@ -3849,6 +4009,41 @@
           </w:pPr>
           <w:r>
             <w:rPr>
+              <w:noProof/>
+            </w:rPr>
+            <w:pict w14:anchorId="76EA7474">
+              <v:shapetype id="_x0000_t136" coordsize="21600,21600" o:spt="136" adj="10800" path="m@7,l@8,m@5,21600l@6,21600e">
+                <v:formulas>
+                  <v:f eqn="sum #0 0 10800"/>
+                  <v:f eqn="prod #0 2 1"/>
+                  <v:f eqn="sum 21600 0 @1"/>
+                  <v:f eqn="sum 0 0 @2"/>
+                  <v:f eqn="sum 21600 0 @3"/>
+                  <v:f eqn="if @0 @3 0"/>
+                  <v:f eqn="if @0 21600 @1"/>
+                  <v:f eqn="if @0 0 @2"/>
+                  <v:f eqn="if @0 @4 21600"/>
+                  <v:f eqn="mid @5 @6"/>
+                  <v:f eqn="mid @8 @5"/>
+                  <v:f eqn="mid @7 @8"/>
+                  <v:f eqn="mid @6 @7"/>
+                  <v:f eqn="sum @6 0 @5"/>
+                </v:formulas>
+                <v:path textpathok="t" o:connecttype="custom" o:connectlocs="@9,0;@10,10800;@11,21600;@12,10800" o:connectangles="270,180,90,0"/>
+                <v:textpath on="t" fitshape="t"/>
+                <v:handles>
+                  <v:h position="#0,bottomRight" xrange="6629,14971"/>
+                </v:handles>
+                <o:lock v:ext="edit" text="t" shapetype="t"/>
+              </v:shapetype>
+              <v:shape id="PowerPlusWaterMarkObject339460955" o:spid="_x0000_s1027" type="#_x0000_t136" style="position:absolute;margin-left:0;margin-top:0;width:543.35pt;height:116.4pt;rotation:315;z-index:-251653120;mso-position-horizontal:center;mso-position-horizontal-relative:margin;mso-position-vertical:center;mso-position-vertical-relative:margin" o:allowincell="f" fillcolor="gray [1629]" stroked="f">
+                <v:fill opacity=".5"/>
+                <v:textpath style="font-family:&quot;Calibri&quot;;font-size:1pt" string="BIOMEDICAL LTD"/>
+              </v:shape>
+            </w:pict>
+          </w:r>
+          <w:r>
+            <w:rPr>
               <w:rFonts w:ascii="Calibri" w:eastAsia="Calibri" w:hAnsi="Calibri" w:cs="Calibri"/>
               <w:i/>
               <w:noProof/>
@@ -3860,7 +4055,7 @@
               <wp:inline distT="0" distB="0" distL="0" distR="0" wp14:anchorId="2C2D94AA" wp14:editId="62D23FD6">
                 <wp:extent cx="1019175" cy="904875"/>
                 <wp:effectExtent l="0" t="0" r="0" b="0"/>
-                <wp:docPr id="152032139" name="Picture 1" descr="C:\Users\MR MICHAEL OMOSEBI\Desktop\biologo.png"/>
+                <wp:docPr id="383618837" name="Picture 1" descr="C:\Users\MR MICHAEL OMOSEBI\Desktop\biologo.png"/>
                 <wp:cNvGraphicFramePr>
                   <a:graphicFrameLocks xmlns:a="http://schemas.openxmlformats.org/drawingml/2006/main" noChangeAspect="1"/>
                 </wp:cNvGraphicFramePr>
@@ -3909,7 +4104,7 @@
       </w:tc>
       <w:tc>
         <w:tcPr>
-          <w:tcW w:w="6686" w:type="dxa"/>
+          <w:tcW w:w="7484" w:type="dxa"/>
           <w:gridSpan w:val="3"/>
           <w:shd w:val="clear" w:color="auto" w:fill="auto"/>
         </w:tcPr>
@@ -3972,7 +4167,7 @@
       </w:tc>
       <w:tc>
         <w:tcPr>
-          <w:tcW w:w="1560" w:type="dxa"/>
+          <w:tcW w:w="1746" w:type="dxa"/>
           <w:vMerge w:val="restart"/>
           <w:shd w:val="clear" w:color="auto" w:fill="auto"/>
         </w:tcPr>
@@ -4005,11 +4200,11 @@
     </w:tr>
     <w:tr>
       <w:trPr>
-        <w:trHeight w:val="712"/>
+        <w:trHeight w:val="729"/>
       </w:trPr>
       <w:tc>
         <w:tcPr>
-          <w:tcW w:w="1927" w:type="dxa"/>
+          <w:tcW w:w="2157" w:type="dxa"/>
           <w:vMerge/>
           <w:shd w:val="clear" w:color="auto" w:fill="auto"/>
         </w:tcPr>
@@ -4028,7 +4223,7 @@
       </w:tc>
       <w:tc>
         <w:tcPr>
-          <w:tcW w:w="6686" w:type="dxa"/>
+          <w:tcW w:w="7484" w:type="dxa"/>
           <w:gridSpan w:val="3"/>
           <w:shd w:val="clear" w:color="auto" w:fill="auto"/>
         </w:tcPr>
@@ -4038,6 +4233,8 @@
             <w:jc w:val="center"/>
             <w:rPr>
               <w:rFonts w:ascii="Calibri" w:eastAsia="Calibri" w:hAnsi="Calibri" w:cs="Calibri"/>
+              <w:b/>
+              <w:bCs/>
               <w:sz w:val="28"/>
               <w:szCs w:val="28"/>
             </w:rPr>
@@ -4045,6 +4242,8 @@
           <w:r>
             <w:rPr>
               <w:rFonts w:ascii="Calibri" w:eastAsia="Calibri" w:hAnsi="Calibri" w:cs="Calibri"/>
+              <w:b/>
+              <w:bCs/>
               <w:sz w:val="28"/>
               <w:szCs w:val="28"/>
             </w:rPr>
@@ -4054,25 +4253,27 @@
             <w:rPr>
               <w:rFonts w:ascii="Calibri" w:eastAsia="Calibri" w:hAnsi="Calibri" w:cs="Calibri"/>
               <w:b/>
+              <w:bCs/>
               <w:sz w:val="28"/>
               <w:szCs w:val="28"/>
             </w:rPr>
-            <w:t>Self Inspection</w:t>
+            <w:t>Standard Operating Procedure for Self-Inspection</w:t>
           </w:r>
           <w:r>
             <w:rPr>
               <w:rFonts w:ascii="Calibri" w:eastAsia="Calibri" w:hAnsi="Calibri" w:cs="Calibri"/>
               <w:b/>
+              <w:bCs/>
               <w:sz w:val="28"/>
               <w:szCs w:val="28"/>
             </w:rPr>
-            <w:t xml:space="preserve"> Procedure</w:t>
+            <w:t xml:space="preserve"> </w:t>
           </w:r>
         </w:p>
       </w:tc>
       <w:tc>
         <w:tcPr>
-          <w:tcW w:w="1560" w:type="dxa"/>
+          <w:tcW w:w="1746" w:type="dxa"/>
           <w:vMerge/>
           <w:shd w:val="clear" w:color="auto" w:fill="auto"/>
         </w:tcPr>
@@ -4090,11 +4291,11 @@
     </w:tr>
     <w:tr>
       <w:trPr>
-        <w:trHeight w:val="188"/>
+        <w:trHeight w:val="192"/>
       </w:trPr>
       <w:tc>
         <w:tcPr>
-          <w:tcW w:w="1927" w:type="dxa"/>
+          <w:tcW w:w="2157" w:type="dxa"/>
           <w:vMerge w:val="restart"/>
           <w:shd w:val="clear" w:color="auto" w:fill="auto"/>
         </w:tcPr>
@@ -4120,7 +4321,7 @@
       </w:tc>
       <w:tc>
         <w:tcPr>
-          <w:tcW w:w="1397" w:type="dxa"/>
+          <w:tcW w:w="1563" w:type="dxa"/>
           <w:vMerge w:val="restart"/>
           <w:shd w:val="clear" w:color="auto" w:fill="auto"/>
         </w:tcPr>
@@ -4145,7 +4346,7 @@
       </w:tc>
       <w:tc>
         <w:tcPr>
-          <w:tcW w:w="3730" w:type="dxa"/>
+          <w:tcW w:w="4175" w:type="dxa"/>
           <w:vMerge w:val="restart"/>
           <w:shd w:val="clear" w:color="auto" w:fill="auto"/>
         </w:tcPr>
@@ -4198,7 +4399,7 @@
       </w:tc>
       <w:tc>
         <w:tcPr>
-          <w:tcW w:w="1559" w:type="dxa"/>
+          <w:tcW w:w="1745" w:type="dxa"/>
           <w:shd w:val="clear" w:color="auto" w:fill="auto"/>
           <w:vAlign w:val="bottom"/>
         </w:tcPr>
@@ -4225,7 +4426,7 @@
       </w:tc>
       <w:tc>
         <w:tcPr>
-          <w:tcW w:w="1560" w:type="dxa"/>
+          <w:tcW w:w="1746" w:type="dxa"/>
           <w:shd w:val="clear" w:color="auto" w:fill="auto"/>
           <w:vAlign w:val="bottom"/>
         </w:tcPr>
@@ -4260,11 +4461,11 @@
     </w:tr>
     <w:tr>
       <w:trPr>
-        <w:trHeight w:val="187"/>
+        <w:trHeight w:val="191"/>
       </w:trPr>
       <w:tc>
         <w:tcPr>
-          <w:tcW w:w="1927" w:type="dxa"/>
+          <w:tcW w:w="2157" w:type="dxa"/>
           <w:vMerge/>
           <w:shd w:val="clear" w:color="auto" w:fill="auto"/>
         </w:tcPr>
@@ -4282,7 +4483,7 @@
       </w:tc>
       <w:tc>
         <w:tcPr>
-          <w:tcW w:w="1397" w:type="dxa"/>
+          <w:tcW w:w="1563" w:type="dxa"/>
           <w:vMerge/>
           <w:shd w:val="clear" w:color="auto" w:fill="auto"/>
         </w:tcPr>
@@ -4299,7 +4500,7 @@
       </w:tc>
       <w:tc>
         <w:tcPr>
-          <w:tcW w:w="3730" w:type="dxa"/>
+          <w:tcW w:w="4175" w:type="dxa"/>
           <w:vMerge/>
           <w:shd w:val="clear" w:color="auto" w:fill="auto"/>
         </w:tcPr>
@@ -4317,7 +4518,7 @@
       </w:tc>
       <w:tc>
         <w:tcPr>
-          <w:tcW w:w="1559" w:type="dxa"/>
+          <w:tcW w:w="1745" w:type="dxa"/>
           <w:shd w:val="clear" w:color="auto" w:fill="auto"/>
           <w:vAlign w:val="bottom"/>
         </w:tcPr>
@@ -4345,7 +4546,7 @@
       </w:tc>
       <w:tc>
         <w:tcPr>
-          <w:tcW w:w="1560" w:type="dxa"/>
+          <w:tcW w:w="1746" w:type="dxa"/>
           <w:shd w:val="clear" w:color="auto" w:fill="auto"/>
         </w:tcPr>
         <w:p>
@@ -4366,18 +4567,36 @@
               <w:sz w:val="22"/>
               <w:szCs w:val="22"/>
             </w:rPr>
-            <w:t>Jan, 2024</w:t>
+            <w:t>April</w:t>
+          </w:r>
+          <w:r>
+            <w:rPr>
+              <w:rFonts w:ascii="Calibri" w:eastAsia="Calibri" w:hAnsi="Calibri" w:cs="Calibri"/>
+              <w:b/>
+              <w:sz w:val="22"/>
+              <w:szCs w:val="22"/>
+            </w:rPr>
+            <w:t>, 202</w:t>
+          </w:r>
+          <w:r>
+            <w:rPr>
+              <w:rFonts w:ascii="Calibri" w:eastAsia="Calibri" w:hAnsi="Calibri" w:cs="Calibri"/>
+              <w:b/>
+              <w:sz w:val="22"/>
+              <w:szCs w:val="22"/>
+            </w:rPr>
+            <w:t>5</w:t>
           </w:r>
         </w:p>
       </w:tc>
     </w:tr>
     <w:tr>
       <w:trPr>
-        <w:trHeight w:val="367"/>
+        <w:trHeight w:val="376"/>
       </w:trPr>
       <w:tc>
         <w:tcPr>
-          <w:tcW w:w="1927" w:type="dxa"/>
+          <w:tcW w:w="2157" w:type="dxa"/>
           <w:shd w:val="clear" w:color="auto" w:fill="auto"/>
         </w:tcPr>
         <w:p>
@@ -4403,7 +4622,7 @@
       </w:tc>
       <w:tc>
         <w:tcPr>
-          <w:tcW w:w="1397" w:type="dxa"/>
+          <w:tcW w:w="1563" w:type="dxa"/>
           <w:shd w:val="clear" w:color="auto" w:fill="auto"/>
         </w:tcPr>
         <w:p>
@@ -4427,7 +4646,7 @@
       </w:tc>
       <w:tc>
         <w:tcPr>
-          <w:tcW w:w="3730" w:type="dxa"/>
+          <w:tcW w:w="4175" w:type="dxa"/>
           <w:vMerge/>
           <w:shd w:val="clear" w:color="auto" w:fill="auto"/>
         </w:tcPr>
@@ -4444,7 +4663,7 @@
       </w:tc>
       <w:tc>
         <w:tcPr>
-          <w:tcW w:w="1559" w:type="dxa"/>
+          <w:tcW w:w="1745" w:type="dxa"/>
           <w:shd w:val="clear" w:color="auto" w:fill="auto"/>
           <w:vAlign w:val="bottom"/>
         </w:tcPr>
@@ -4471,7 +4690,7 @@
       </w:tc>
       <w:tc>
         <w:tcPr>
-          <w:tcW w:w="1560" w:type="dxa"/>
+          <w:tcW w:w="1746" w:type="dxa"/>
           <w:shd w:val="clear" w:color="auto" w:fill="auto"/>
           <w:vAlign w:val="bottom"/>
         </w:tcPr>
@@ -4493,15 +4712,36 @@
               <w:sz w:val="22"/>
               <w:szCs w:val="22"/>
             </w:rPr>
-            <w:t>Dec, 2026</w:t>
+            <w:t>March</w:t>
+          </w:r>
+          <w:r>
+            <w:rPr>
+              <w:rFonts w:ascii="Calibri" w:eastAsia="Calibri" w:hAnsi="Calibri" w:cs="Calibri"/>
+              <w:b/>
+              <w:sz w:val="22"/>
+              <w:szCs w:val="22"/>
+            </w:rPr>
+            <w:t>, 202</w:t>
+          </w:r>
+          <w:r>
+            <w:rPr>
+              <w:rFonts w:ascii="Calibri" w:eastAsia="Calibri" w:hAnsi="Calibri" w:cs="Calibri"/>
+              <w:b/>
+              <w:sz w:val="22"/>
+              <w:szCs w:val="22"/>
+            </w:rPr>
+            <w:t>7</w:t>
           </w:r>
         </w:p>
       </w:tc>
     </w:tr>
     <w:tr>
+      <w:trPr>
+        <w:trHeight w:val="537"/>
+      </w:trPr>
       <w:tc>
         <w:tcPr>
-          <w:tcW w:w="3324" w:type="dxa"/>
+          <w:tcW w:w="3721" w:type="dxa"/>
           <w:gridSpan w:val="2"/>
           <w:shd w:val="clear" w:color="auto" w:fill="auto"/>
         </w:tcPr>
@@ -4527,10 +4767,22 @@
             <w:t xml:space="preserve">Prepared By: </w:t>
           </w:r>
         </w:p>
+        <w:p>
+          <w:pPr>
+            <w:pStyle w:val="Header"/>
+            <w:rPr>
+              <w:rFonts w:ascii="Calibri" w:eastAsia="Calibri" w:hAnsi="Calibri" w:cs="Calibri"/>
+              <w:b/>
+              <w:bCs/>
+              <w:sz w:val="22"/>
+              <w:szCs w:val="22"/>
+            </w:rPr>
+          </w:pPr>
+        </w:p>
       </w:tc>
       <w:tc>
         <w:tcPr>
-          <w:tcW w:w="3730" w:type="dxa"/>
+          <w:tcW w:w="4175" w:type="dxa"/>
           <w:shd w:val="clear" w:color="auto" w:fill="auto"/>
         </w:tcPr>
         <w:p>
@@ -4558,7 +4810,7 @@
       </w:tc>
       <w:tc>
         <w:tcPr>
-          <w:tcW w:w="3119" w:type="dxa"/>
+          <w:tcW w:w="3491" w:type="dxa"/>
           <w:gridSpan w:val="2"/>
           <w:shd w:val="clear" w:color="auto" w:fill="auto"/>
         </w:tcPr>
@@ -4588,10 +4840,61 @@
       </w:tc>
     </w:tr>
     <w:tr>
+      <w:trPr>
+        <w:trHeight w:val="553"/>
+      </w:trPr>
       <w:tc>
         <w:tcPr>
-          <w:tcW w:w="3324" w:type="dxa"/>
+          <w:tcW w:w="3721" w:type="dxa"/>
           <w:gridSpan w:val="2"/>
+          <w:shd w:val="clear" w:color="auto" w:fill="auto"/>
+        </w:tcPr>
+        <w:p>
+          <w:pPr>
+            <w:pStyle w:val="Header"/>
+            <w:rPr>
+              <w:rFonts w:ascii="Calibri" w:eastAsia="Calibri" w:hAnsi="Calibri" w:cs="Calibri"/>
+              <w:b/>
+              <w:bCs/>
+              <w:sz w:val="22"/>
+              <w:szCs w:val="22"/>
+            </w:rPr>
+          </w:pPr>
+          <w:r>
+            <w:rPr>
+              <w:rFonts w:ascii="Calibri" w:eastAsia="Calibri" w:hAnsi="Calibri" w:cs="Calibri"/>
+              <w:b/>
+              <w:bCs/>
+              <w:sz w:val="22"/>
+              <w:szCs w:val="22"/>
+            </w:rPr>
+            <w:t>Sign /date</w:t>
+          </w:r>
+          <w:r>
+            <w:rPr>
+              <w:rFonts w:ascii="Calibri" w:eastAsia="Calibri" w:hAnsi="Calibri" w:cs="Calibri"/>
+              <w:b/>
+              <w:bCs/>
+              <w:sz w:val="22"/>
+              <w:szCs w:val="22"/>
+            </w:rPr>
+            <w:t>:</w:t>
+          </w:r>
+        </w:p>
+        <w:p>
+          <w:pPr>
+            <w:pStyle w:val="Header"/>
+            <w:rPr>
+              <w:rFonts w:ascii="Calibri" w:eastAsia="Calibri" w:hAnsi="Calibri" w:cs="Calibri"/>
+              <w:sz w:val="22"/>
+              <w:szCs w:val="22"/>
+            </w:rPr>
+          </w:pPr>
+        </w:p>
+      </w:tc>
+      <w:tc>
+        <w:tcPr>
+          <w:tcW w:w="4175" w:type="dxa"/>
           <w:shd w:val="clear" w:color="auto" w:fill="auto"/>
         </w:tcPr>
         <w:p>
@@ -4613,22 +4916,6 @@
             </w:rPr>
             <w:t>Sign /date</w:t>
           </w:r>
-        </w:p>
-      </w:tc>
-      <w:tc>
-        <w:tcPr>
-          <w:tcW w:w="3730" w:type="dxa"/>
-          <w:shd w:val="clear" w:color="auto" w:fill="auto"/>
-        </w:tcPr>
-        <w:p>
-          <w:pPr>
-            <w:pStyle w:val="Header"/>
-            <w:rPr>
-              <w:rFonts w:ascii="Calibri" w:eastAsia="Calibri" w:hAnsi="Calibri" w:cs="Calibri"/>
-              <w:sz w:val="22"/>
-              <w:szCs w:val="22"/>
-            </w:rPr>
-          </w:pPr>
           <w:r>
             <w:rPr>
               <w:rFonts w:ascii="Calibri" w:eastAsia="Calibri" w:hAnsi="Calibri" w:cs="Calibri"/>
@@ -4637,13 +4924,13 @@
               <w:sz w:val="22"/>
               <w:szCs w:val="22"/>
             </w:rPr>
-            <w:t>Sign /date</w:t>
+            <w:t>:</w:t>
           </w:r>
         </w:p>
       </w:tc>
       <w:tc>
         <w:tcPr>
-          <w:tcW w:w="3119" w:type="dxa"/>
+          <w:tcW w:w="3491" w:type="dxa"/>
           <w:gridSpan w:val="2"/>
           <w:shd w:val="clear" w:color="auto" w:fill="auto"/>
         </w:tcPr>
@@ -4668,6 +4955,16 @@
             </w:rPr>
             <w:t>Sign /date</w:t>
           </w:r>
+          <w:r>
+            <w:rPr>
+              <w:rFonts w:ascii="Calibri" w:eastAsia="Calibri" w:hAnsi="Calibri" w:cs="Calibri"/>
+              <w:b/>
+              <w:bCs/>
+              <w:sz w:val="22"/>
+              <w:szCs w:val="22"/>
+            </w:rPr>
+            <w:t>:</w:t>
+          </w:r>
         </w:p>
       </w:tc>
     </w:tr>
@@ -4680,9 +4977,54 @@
 </w:hdr>
 </file>
 
+<file path=word/header3.xml><?xml version="1.0" encoding="utf-8"?>
+<w:hdr xmlns:wpc="http://schemas.microsoft.com/office/word/2010/wordprocessingCanvas" xmlns:cx="http://schemas.microsoft.com/office/drawing/2014/chartex" xmlns:cx1="http://schemas.microsoft.com/office/drawing/2015/9/8/chartex" xmlns:cx2="http://schemas.microsoft.com/office/drawing/2015/10/21/chartex" xmlns:cx3="http://schemas.microsoft.com/office/drawing/2016/5/9/chartex" xmlns:cx4="http://schemas.microsoft.com/office/drawing/2016/5/10/chartex" xmlns:cx5="http://schemas.microsoft.com/office/drawing/2016/5/11/chartex" xmlns:cx6="http://schemas.microsoft.com/office/drawing/2016/5/12/chartex" xmlns:cx7="http://schemas.microsoft.com/office/drawing/2016/5/13/chartex" xmlns:cx8="http://schemas.microsoft.com/office/drawing/2016/5/14/chartex" xmlns:mc="http://schemas.openxmlformats.org/markup-compatibility/2006" xmlns:aink="http://schemas.microsoft.com/office/drawing/2016/ink" xmlns:am3d="http://schemas.microsoft.com/office/drawing/2017/model3d" xmlns:o="urn:schemas-microsoft-com:office:office" xmlns:oel="http://schemas.microsoft.com/office/2019/extlst" xmlns:r="http://schemas.openxmlformats.org/officeDocument/2006/relationships" xmlns:m="http://schemas.openxmlformats.org/officeDocument/2006/math" xmlns:v="urn:schemas-microsoft-com:vml" xmlns:wp14="http://schemas.microsoft.com/office/word/2010/wordprocessingDrawing" xmlns:wp="http://schemas.openxmlformats.org/drawingml/2006/wordprocessingDrawing" xmlns:w10="urn:schemas-microsoft-com:office:word" xmlns:w="http://schemas.openxmlformats.org/wordprocessingml/2006/main" xmlns:w14="http://schemas.microsoft.com/office/word/2010/wordml" xmlns:w15="http://schemas.microsoft.com/office/word/2012/wordml" xmlns:w16cex="http://schemas.microsoft.com/office/word/2018/wordml/cex" xmlns:w16cid="http://schemas.microsoft.com/office/word/2016/wordml/cid" xmlns:w16="http://schemas.microsoft.com/office/word/2018/wordml" xmlns:w16sdtdh="http://schemas.microsoft.com/office/word/2020/wordml/sdtdatahash" xmlns:w16se="http://schemas.microsoft.com/office/word/2015/wordml/symex" xmlns:wpg="http://schemas.microsoft.com/office/word/2010/wordprocessingGroup" xmlns:wpi="http://schemas.microsoft.com/office/word/2010/wordprocessingInk" xmlns:wne="http://schemas.microsoft.com/office/word/2006/wordml" xmlns:wps="http://schemas.microsoft.com/office/word/2010/wordprocessingShape" mc:Ignorable="w14 w15 w16se w16cid w16 w16cex w16sdtdh wp14">
+  <w:p>
+    <w:pPr>
+      <w:pStyle w:val="Header"/>
+    </w:pPr>
+    <w:r>
+      <w:rPr>
+        <w:noProof/>
+      </w:rPr>
+      <w:pict w14:anchorId="1E2B71D2">
+        <v:shapetype id="_x0000_t136" coordsize="21600,21600" o:spt="136" adj="10800" path="m@7,l@8,m@5,21600l@6,21600e">
+          <v:formulas>
+            <v:f eqn="sum #0 0 10800"/>
+            <v:f eqn="prod #0 2 1"/>
+            <v:f eqn="sum 21600 0 @1"/>
+            <v:f eqn="sum 0 0 @2"/>
+            <v:f eqn="sum 21600 0 @3"/>
+            <v:f eqn="if @0 @3 0"/>
+            <v:f eqn="if @0 21600 @1"/>
+            <v:f eqn="if @0 0 @2"/>
+            <v:f eqn="if @0 @4 21600"/>
+            <v:f eqn="mid @5 @6"/>
+            <v:f eqn="mid @8 @5"/>
+            <v:f eqn="mid @7 @8"/>
+            <v:f eqn="mid @6 @7"/>
+            <v:f eqn="sum @6 0 @5"/>
+          </v:formulas>
+          <v:path textpathok="t" o:connecttype="custom" o:connectlocs="@9,0;@10,10800;@11,21600;@12,10800" o:connectangles="270,180,90,0"/>
+          <v:textpath on="t" fitshape="t"/>
+          <v:handles>
+            <v:h position="#0,bottomRight" xrange="6629,14971"/>
+          </v:handles>
+          <o:lock v:ext="edit" text="t" shapetype="t"/>
+        </v:shapetype>
+        <v:shape id="PowerPlusWaterMarkObject339460953" o:spid="_x0000_s1025" type="#_x0000_t136" style="position:absolute;margin-left:0;margin-top:0;width:543.35pt;height:116.4pt;rotation:315;z-index:-251657216;mso-position-horizontal:center;mso-position-horizontal-relative:margin;mso-position-vertical:center;mso-position-vertical-relative:margin" o:allowincell="f" fillcolor="gray [1629]" stroked="f">
+          <v:fill opacity=".5"/>
+          <v:textpath style="font-family:&quot;Calibri&quot;;font-size:1pt" string="BIOMEDICAL LTD"/>
+        </v:shape>
+      </w:pict>
+    </w:r>
+  </w:p>
+</w:hdr>
+</file>
+
 <file path=word/numbering.xml><?xml version="1.0" encoding="utf-8"?>
-<w:numbering xmlns:wpc="http://schemas.microsoft.com/office/word/2010/wordprocessingCanvas" xmlns:mc="http://schemas.openxmlformats.org/markup-compatibility/2006" xmlns:o="urn:schemas-microsoft-com:office:office" xmlns:r="http://schemas.openxmlformats.org/officeDocument/2006/relationships" xmlns:m="http://schemas.openxmlformats.org/officeDocument/2006/math" xmlns:v="urn:schemas-microsoft-com:vml" xmlns:wp14="http://schemas.microsoft.com/office/word/2010/wordprocessingDrawing" xmlns:wp="http://schemas.openxmlformats.org/drawingml/2006/wordprocessingDrawing" xmlns:w10="urn:schemas-microsoft-com:office:word" xmlns:w="http://schemas.openxmlformats.org/wordprocessingml/2006/main" xmlns:w14="http://schemas.microsoft.com/office/word/2010/wordml" xmlns:wpg="http://schemas.microsoft.com/office/word/2010/wordprocessingGroup" xmlns:wpi="http://schemas.microsoft.com/office/word/2010/wordprocessingInk" xmlns:wne="http://schemas.microsoft.com/office/word/2006/wordml" xmlns:wps="http://schemas.microsoft.com/office/word/2010/wordprocessingShape" mc:Ignorable="w14 wp14">
-  <w:abstractNum w:abstractNumId="0">
+<w:numbering xmlns:wpc="http://schemas.microsoft.com/office/word/2010/wordprocessingCanvas" xmlns:cx="http://schemas.microsoft.com/office/drawing/2014/chartex" xmlns:cx1="http://schemas.microsoft.com/office/drawing/2015/9/8/chartex" xmlns:cx2="http://schemas.microsoft.com/office/drawing/2015/10/21/chartex" xmlns:cx3="http://schemas.microsoft.com/office/drawing/2016/5/9/chartex" xmlns:cx4="http://schemas.microsoft.com/office/drawing/2016/5/10/chartex" xmlns:cx5="http://schemas.microsoft.com/office/drawing/2016/5/11/chartex" xmlns:cx6="http://schemas.microsoft.com/office/drawing/2016/5/12/chartex" xmlns:cx7="http://schemas.microsoft.com/office/drawing/2016/5/13/chartex" xmlns:cx8="http://schemas.microsoft.com/office/drawing/2016/5/14/chartex" xmlns:mc="http://schemas.openxmlformats.org/markup-compatibility/2006" xmlns:aink="http://schemas.microsoft.com/office/drawing/2016/ink" xmlns:am3d="http://schemas.microsoft.com/office/drawing/2017/model3d" xmlns:o="urn:schemas-microsoft-com:office:office" xmlns:oel="http://schemas.microsoft.com/office/2019/extlst" xmlns:r="http://schemas.openxmlformats.org/officeDocument/2006/relationships" xmlns:m="http://schemas.openxmlformats.org/officeDocument/2006/math" xmlns:v="urn:schemas-microsoft-com:vml" xmlns:wp14="http://schemas.microsoft.com/office/word/2010/wordprocessingDrawing" xmlns:wp="http://schemas.openxmlformats.org/drawingml/2006/wordprocessingDrawing" xmlns:w10="urn:schemas-microsoft-com:office:word" xmlns:w="http://schemas.openxmlformats.org/wordprocessingml/2006/main" xmlns:w14="http://schemas.microsoft.com/office/word/2010/wordml" xmlns:w15="http://schemas.microsoft.com/office/word/2012/wordml" xmlns:w16cex="http://schemas.microsoft.com/office/word/2018/wordml/cex" xmlns:w16cid="http://schemas.microsoft.com/office/word/2016/wordml/cid" xmlns:w16="http://schemas.microsoft.com/office/word/2018/wordml" xmlns:w16sdtdh="http://schemas.microsoft.com/office/word/2020/wordml/sdtdatahash" xmlns:w16se="http://schemas.microsoft.com/office/word/2015/wordml/symex" xmlns:wpg="http://schemas.microsoft.com/office/word/2010/wordprocessingGroup" xmlns:wpi="http://schemas.microsoft.com/office/word/2010/wordprocessingInk" xmlns:wne="http://schemas.microsoft.com/office/word/2006/wordml" xmlns:wps="http://schemas.microsoft.com/office/word/2010/wordprocessingShape" mc:Ignorable="w14 w15 w16se w16cid w16 w16cex w16sdtdh wp14">
+  <w:abstractNum w:abstractNumId="0" w15:restartNumberingAfterBreak="0">
     <w:nsid w:val="0013076F"/>
     <w:multiLevelType w:val="hybridMultilevel"/>
     <w:tmpl w:val="E91EA1CA"/>
@@ -4771,7 +5113,7 @@
       </w:pPr>
     </w:lvl>
   </w:abstractNum>
-  <w:abstractNum w:abstractNumId="1">
+  <w:abstractNum w:abstractNumId="1" w15:restartNumberingAfterBreak="0">
     <w:nsid w:val="071B3A33"/>
     <w:multiLevelType w:val="singleLevel"/>
     <w:tmpl w:val="19F4E694"/>
@@ -4788,7 +5130,7 @@
       </w:rPr>
     </w:lvl>
   </w:abstractNum>
-  <w:abstractNum w:abstractNumId="2">
+  <w:abstractNum w:abstractNumId="2" w15:restartNumberingAfterBreak="0">
     <w:nsid w:val="076723ED"/>
     <w:multiLevelType w:val="hybridMultilevel"/>
     <w:tmpl w:val="6032BD74"/>
@@ -4798,7 +5140,7 @@
       <w:lvlText w:val="%1."/>
       <w:lvlJc w:val="right"/>
       <w:pPr>
-        <w:ind w:left="1080" w:hanging="360"/>
+        <w:ind w:left="1620" w:hanging="360"/>
       </w:pPr>
       <w:rPr>
         <w:rFonts w:ascii="Calibri" w:eastAsia="Calibri" w:hAnsi="Calibri" w:cs="Calibri"/>
@@ -4810,7 +5152,7 @@
       <w:lvlText w:val="o"/>
       <w:lvlJc w:val="left"/>
       <w:pPr>
-        <w:ind w:left="1800" w:hanging="360"/>
+        <w:ind w:left="2340" w:hanging="360"/>
       </w:pPr>
       <w:rPr>
         <w:rFonts w:ascii="Courier New" w:hAnsi="Courier New" w:cs="Courier New" w:hint="default"/>
@@ -4822,7 +5164,7 @@
       <w:lvlText w:val=""/>
       <w:lvlJc w:val="left"/>
       <w:pPr>
-        <w:ind w:left="2520" w:hanging="360"/>
+        <w:ind w:left="3060" w:hanging="360"/>
       </w:pPr>
       <w:rPr>
         <w:rFonts w:ascii="Wingdings" w:hAnsi="Wingdings" w:hint="default"/>
@@ -4834,7 +5176,7 @@
       <w:lvlText w:val=""/>
       <w:lvlJc w:val="left"/>
       <w:pPr>
-        <w:ind w:left="3240" w:hanging="360"/>
+        <w:ind w:left="3780" w:hanging="360"/>
       </w:pPr>
       <w:rPr>
         <w:rFonts w:ascii="Symbol" w:hAnsi="Symbol" w:hint="default"/>
@@ -4846,7 +5188,7 @@
       <w:lvlText w:val="o"/>
       <w:lvlJc w:val="left"/>
       <w:pPr>
-        <w:ind w:left="3960" w:hanging="360"/>
+        <w:ind w:left="4500" w:hanging="360"/>
       </w:pPr>
       <w:rPr>
         <w:rFonts w:ascii="Courier New" w:hAnsi="Courier New" w:cs="Courier New" w:hint="default"/>
@@ -4858,7 +5200,7 @@
       <w:lvlText w:val=""/>
       <w:lvlJc w:val="left"/>
       <w:pPr>
-        <w:ind w:left="4680" w:hanging="360"/>
+        <w:ind w:left="5220" w:hanging="360"/>
       </w:pPr>
       <w:rPr>
         <w:rFonts w:ascii="Wingdings" w:hAnsi="Wingdings" w:hint="default"/>
@@ -4870,7 +5212,7 @@
       <w:lvlText w:val=""/>
       <w:lvlJc w:val="left"/>
       <w:pPr>
-        <w:ind w:left="5400" w:hanging="360"/>
+        <w:ind w:left="5940" w:hanging="360"/>
       </w:pPr>
       <w:rPr>
         <w:rFonts w:ascii="Symbol" w:hAnsi="Symbol" w:hint="default"/>
@@ -4882,7 +5224,7 @@
       <w:lvlText w:val="o"/>
       <w:lvlJc w:val="left"/>
       <w:pPr>
-        <w:ind w:left="6120" w:hanging="360"/>
+        <w:ind w:left="6660" w:hanging="360"/>
       </w:pPr>
       <w:rPr>
         <w:rFonts w:ascii="Courier New" w:hAnsi="Courier New" w:cs="Courier New" w:hint="default"/>
@@ -4894,14 +5236,14 @@
       <w:lvlText w:val=""/>
       <w:lvlJc w:val="left"/>
       <w:pPr>
-        <w:ind w:left="6840" w:hanging="360"/>
+        <w:ind w:left="7380" w:hanging="360"/>
       </w:pPr>
       <w:rPr>
         <w:rFonts w:ascii="Wingdings" w:hAnsi="Wingdings" w:hint="default"/>
       </w:rPr>
     </w:lvl>
   </w:abstractNum>
-  <w:abstractNum w:abstractNumId="3">
+  <w:abstractNum w:abstractNumId="3" w15:restartNumberingAfterBreak="0">
     <w:nsid w:val="090068C4"/>
     <w:multiLevelType w:val="hybridMultilevel"/>
     <w:tmpl w:val="AA0C0052"/>
@@ -4991,7 +5333,7 @@
       </w:pPr>
     </w:lvl>
   </w:abstractNum>
-  <w:abstractNum w:abstractNumId="4">
+  <w:abstractNum w:abstractNumId="4" w15:restartNumberingAfterBreak="0">
     <w:nsid w:val="0BAB5F5B"/>
     <w:multiLevelType w:val="multilevel"/>
     <w:tmpl w:val="43126B86"/>
@@ -5107,7 +5449,7 @@
       </w:rPr>
     </w:lvl>
   </w:abstractNum>
-  <w:abstractNum w:abstractNumId="5">
+  <w:abstractNum w:abstractNumId="5" w15:restartNumberingAfterBreak="0">
     <w:nsid w:val="1BA66C6F"/>
     <w:multiLevelType w:val="hybridMultilevel"/>
     <w:tmpl w:val="9454F7F8"/>
@@ -5218,7 +5560,7 @@
       </w:rPr>
     </w:lvl>
   </w:abstractNum>
-  <w:abstractNum w:abstractNumId="6">
+  <w:abstractNum w:abstractNumId="6" w15:restartNumberingAfterBreak="0">
     <w:nsid w:val="1E2B0B85"/>
     <w:multiLevelType w:val="multilevel"/>
     <w:tmpl w:val="5CE08598"/>
@@ -5339,7 +5681,7 @@
       </w:rPr>
     </w:lvl>
   </w:abstractNum>
-  <w:abstractNum w:abstractNumId="7">
+  <w:abstractNum w:abstractNumId="7" w15:restartNumberingAfterBreak="0">
     <w:nsid w:val="2F5916F7"/>
     <w:multiLevelType w:val="hybridMultilevel"/>
     <w:tmpl w:val="8D22EB08"/>
@@ -5451,7 +5793,7 @@
       </w:rPr>
     </w:lvl>
   </w:abstractNum>
-  <w:abstractNum w:abstractNumId="8">
+  <w:abstractNum w:abstractNumId="8" w15:restartNumberingAfterBreak="0">
     <w:nsid w:val="30265427"/>
     <w:multiLevelType w:val="hybridMultilevel"/>
     <w:tmpl w:val="F4A62506"/>
@@ -5564,7 +5906,7 @@
       </w:rPr>
     </w:lvl>
   </w:abstractNum>
-  <w:abstractNum w:abstractNumId="9">
+  <w:abstractNum w:abstractNumId="9" w15:restartNumberingAfterBreak="0">
     <w:nsid w:val="360B0D48"/>
     <w:multiLevelType w:val="hybridMultilevel"/>
     <w:tmpl w:val="B484CC4E"/>
@@ -5661,7 +6003,7 @@
       </w:pPr>
     </w:lvl>
   </w:abstractNum>
-  <w:abstractNum w:abstractNumId="10">
+  <w:abstractNum w:abstractNumId="10" w15:restartNumberingAfterBreak="0">
     <w:nsid w:val="4B0F3F42"/>
     <w:multiLevelType w:val="hybridMultilevel"/>
     <w:tmpl w:val="B484CC4E"/>
@@ -5758,7 +6100,7 @@
       </w:pPr>
     </w:lvl>
   </w:abstractNum>
-  <w:abstractNum w:abstractNumId="11">
+  <w:abstractNum w:abstractNumId="11" w15:restartNumberingAfterBreak="0">
     <w:nsid w:val="502A341A"/>
     <w:multiLevelType w:val="hybridMultilevel"/>
     <w:tmpl w:val="0004D378"/>
@@ -5849,7 +6191,7 @@
       </w:pPr>
     </w:lvl>
   </w:abstractNum>
-  <w:abstractNum w:abstractNumId="12">
+  <w:abstractNum w:abstractNumId="12" w15:restartNumberingAfterBreak="0">
     <w:nsid w:val="54E0595C"/>
     <w:multiLevelType w:val="hybridMultilevel"/>
     <w:tmpl w:val="ADE6ECD0"/>
@@ -5961,7 +6303,7 @@
       </w:rPr>
     </w:lvl>
   </w:abstractNum>
-  <w:abstractNum w:abstractNumId="13">
+  <w:abstractNum w:abstractNumId="13" w15:restartNumberingAfterBreak="0">
     <w:nsid w:val="6856671B"/>
     <w:multiLevelType w:val="hybridMultilevel"/>
     <w:tmpl w:val="AAE23C1E"/>
@@ -6072,53 +6414,53 @@
       </w:rPr>
     </w:lvl>
   </w:abstractNum>
-  <w:num w:numId="1">
+  <w:num w:numId="1" w16cid:durableId="1707440791">
     <w:abstractNumId w:val="4"/>
   </w:num>
-  <w:num w:numId="2">
+  <w:num w:numId="2" w16cid:durableId="286471351">
     <w:abstractNumId w:val="1"/>
   </w:num>
-  <w:num w:numId="3">
+  <w:num w:numId="3" w16cid:durableId="239487905">
     <w:abstractNumId w:val="2"/>
   </w:num>
-  <w:num w:numId="4">
+  <w:num w:numId="4" w16cid:durableId="1462574819">
     <w:abstractNumId w:val="8"/>
   </w:num>
-  <w:num w:numId="5">
+  <w:num w:numId="5" w16cid:durableId="2011449988">
     <w:abstractNumId w:val="9"/>
   </w:num>
-  <w:num w:numId="6">
+  <w:num w:numId="6" w16cid:durableId="137038240">
     <w:abstractNumId w:val="11"/>
   </w:num>
-  <w:num w:numId="7">
+  <w:num w:numId="7" w16cid:durableId="1518422">
     <w:abstractNumId w:val="0"/>
   </w:num>
-  <w:num w:numId="8">
+  <w:num w:numId="8" w16cid:durableId="514156104">
     <w:abstractNumId w:val="3"/>
   </w:num>
-  <w:num w:numId="9">
+  <w:num w:numId="9" w16cid:durableId="1570726279">
     <w:abstractNumId w:val="6"/>
   </w:num>
-  <w:num w:numId="10">
+  <w:num w:numId="10" w16cid:durableId="577591474">
     <w:abstractNumId w:val="7"/>
   </w:num>
-  <w:num w:numId="11">
+  <w:num w:numId="11" w16cid:durableId="1512529629">
     <w:abstractNumId w:val="13"/>
   </w:num>
-  <w:num w:numId="12">
+  <w:num w:numId="12" w16cid:durableId="1114322145">
     <w:abstractNumId w:val="12"/>
   </w:num>
-  <w:num w:numId="13">
+  <w:num w:numId="13" w16cid:durableId="273902261">
     <w:abstractNumId w:val="10"/>
   </w:num>
-  <w:num w:numId="14">
+  <w:num w:numId="14" w16cid:durableId="869994549">
     <w:abstractNumId w:val="5"/>
   </w:num>
 </w:numbering>
 </file>
 
 <file path=word/styles.xml><?xml version="1.0" encoding="utf-8"?>
-<w:styles xmlns:mc="http://schemas.openxmlformats.org/markup-compatibility/2006" xmlns:r="http://schemas.openxmlformats.org/officeDocument/2006/relationships" xmlns:w="http://schemas.openxmlformats.org/wordprocessingml/2006/main" xmlns:w14="http://schemas.microsoft.com/office/word/2010/wordml" mc:Ignorable="w14">
+<w:styles xmlns:mc="http://schemas.openxmlformats.org/markup-compatibility/2006" xmlns:r="http://schemas.openxmlformats.org/officeDocument/2006/relationships" xmlns:w="http://schemas.openxmlformats.org/wordprocessingml/2006/main" xmlns:w14="http://schemas.microsoft.com/office/word/2010/wordml" xmlns:w15="http://schemas.microsoft.com/office/word/2012/wordml" xmlns:w16cex="http://schemas.microsoft.com/office/word/2018/wordml/cex" xmlns:w16cid="http://schemas.microsoft.com/office/word/2016/wordml/cid" xmlns:w16="http://schemas.microsoft.com/office/word/2018/wordml" xmlns:w16sdtdh="http://schemas.microsoft.com/office/word/2020/wordml/sdtdatahash" xmlns:w16se="http://schemas.microsoft.com/office/word/2015/wordml/symex" mc:Ignorable="w14 w15 w16se w16cid w16 w16cex w16sdtdh">
   <w:docDefaults>
     <w:rPrDefault>
       <w:rPr>
@@ -6134,601 +6476,383 @@
       </w:pPr>
     </w:pPrDefault>
   </w:docDefaults>
-  <w:latentStyles w:defLockedState="0" w:defUIPriority="99" w:defSemiHidden="1" w:defUnhideWhenUsed="1" w:defQFormat="0" w:count="267">
-    <w:lsdException w:name="Normal" w:semiHidden="0" w:uiPriority="0" w:unhideWhenUsed="0" w:qFormat="1"/>
-    <w:lsdException w:name="heading 1" w:semiHidden="0" w:uiPriority="0" w:unhideWhenUsed="0" w:qFormat="1"/>
-    <w:lsdException w:name="heading 2" w:uiPriority="0" w:qFormat="1"/>
-    <w:lsdException w:name="heading 3" w:uiPriority="9" w:qFormat="1"/>
-    <w:lsdException w:name="heading 4" w:uiPriority="9" w:qFormat="1"/>
-    <w:lsdException w:name="heading 5" w:uiPriority="9" w:qFormat="1"/>
-    <w:lsdException w:name="heading 6" w:uiPriority="9" w:qFormat="1"/>
-    <w:lsdException w:name="heading 7" w:uiPriority="9" w:qFormat="1"/>
-    <w:lsdException w:name="heading 8" w:uiPriority="9" w:qFormat="1"/>
-    <w:lsdException w:name="heading 9" w:uiPriority="9" w:qFormat="1"/>
-    <w:lsdException w:name="toc 1" w:uiPriority="39"/>
-    <w:lsdException w:name="toc 2" w:uiPriority="39"/>
-    <w:lsdException w:name="toc 3" w:uiPriority="39"/>
-    <w:lsdException w:name="toc 4" w:uiPriority="39"/>
-    <w:lsdException w:name="toc 5" w:uiPriority="39"/>
-    <w:lsdException w:name="toc 6" w:uiPriority="39"/>
-    <w:lsdException w:name="toc 7" w:uiPriority="39"/>
-    <w:lsdException w:name="toc 8" w:uiPriority="39"/>
-    <w:lsdException w:name="toc 9" w:uiPriority="39"/>
-    <w:lsdException w:name="header" w:uiPriority="0"/>
-    <w:lsdException w:name="caption" w:uiPriority="35" w:qFormat="1"/>
-    <w:lsdException w:name="Title" w:semiHidden="0" w:uiPriority="10" w:unhideWhenUsed="0" w:qFormat="1"/>
-    <w:lsdException w:name="Default Paragraph Font" w:uiPriority="1"/>
-    <w:lsdException w:name="Subtitle" w:semiHidden="0" w:uiPriority="11" w:unhideWhenUsed="0" w:qFormat="1"/>
-    <w:lsdException w:name="Body Text Indent 2" w:uiPriority="0"/>
-    <w:lsdException w:name="Body Text Indent 3" w:uiPriority="0"/>
-    <w:lsdException w:name="Strong" w:semiHidden="0" w:uiPriority="22" w:unhideWhenUsed="0" w:qFormat="1"/>
-    <w:lsdException w:name="Emphasis" w:semiHidden="0" w:uiPriority="20" w:unhideWhenUsed="0" w:qFormat="1"/>
-    <w:lsdException w:name="Table Grid" w:semiHidden="0" w:uiPriority="59" w:unhideWhenUsed="0"/>
-    <w:lsdException w:name="Placeholder Text" w:unhideWhenUsed="0"/>
-    <w:lsdException w:name="No Spacing" w:semiHidden="0" w:uiPriority="1" w:unhideWhenUsed="0" w:qFormat="1"/>
-    <w:lsdException w:name="Light Shading" w:semiHidden="0" w:uiPriority="60" w:unhideWhenUsed="0"/>
-    <w:lsdException w:name="Light List" w:semiHidden="0" w:uiPriority="61" w:unhideWhenUsed="0"/>
-    <w:lsdException w:name="Light Grid" w:semiHidden="0" w:uiPriority="62" w:unhideWhenUsed="0"/>
-    <w:lsdException w:name="Medium Shading 1" w:semiHidden="0" w:uiPriority="63" w:unhideWhenUsed="0"/>
-    <w:lsdException w:name="Medium Shading 2" w:semiHidden="0" w:uiPriority="64" w:unhideWhenUsed="0"/>
-    <w:lsdException w:name="Medium List 1" w:semiHidden="0" w:uiPriority="65" w:unhideWhenUsed="0"/>
-    <w:lsdException w:name="Medium List 2" w:semiHidden="0" w:uiPriority="66" w:unhideWhenUsed="0"/>
-    <w:lsdException w:name="Medium Grid 1" w:semiHidden="0" w:uiPriority="67" w:unhideWhenUsed="0"/>
-    <w:lsdException w:name="Medium Grid 2" w:semiHidden="0" w:uiPriority="68" w:unhideWhenUsed="0"/>
-    <w:lsdException w:name="Medium Grid 3" w:semiHidden="0" w:uiPriority="69" w:unhideWhenUsed="0"/>
-    <w:lsdException w:name="Dark List" w:semiHidden="0" w:uiPriority="70" w:unhideWhenUsed="0"/>
-    <w:lsdException w:name="Colorful Shading" w:semiHidden="0" w:uiPriority="71" w:unhideWhenUsed="0"/>
-    <w:lsdException w:name="Colorful List" w:semiHidden="0" w:uiPriority="72" w:unhideWhenUsed="0"/>
-    <w:lsdException w:name="Colorful Grid" w:semiHidden="0" w:uiPriority="73" w:unhideWhenUsed="0"/>
-    <w:lsdException w:name="Light Shading Accent 1" w:semiHidden="0" w:uiPriority="60" w:unhideWhenUsed="0"/>
-    <w:lsdException w:name="Light List Accent 1" w:semiHidden="0" w:uiPriority="61" w:unhideWhenUsed="0"/>
-    <w:lsdException w:name="Light Grid Accent 1" w:semiHidden="0" w:uiPriority="62" w:unhideWhenUsed="0"/>
-    <w:lsdException w:name="Medium Shading 1 Accent 1" w:semiHidden="0" w:uiPriority="63" w:unhideWhenUsed="0"/>
-    <w:lsdException w:name="Medium Shading 2 Accent 1" w:semiHidden="0" w:uiPriority="64" w:unhideWhenUsed="0"/>
-    <w:lsdException w:name="Medium List 1 Accent 1" w:semiHidden="0" w:uiPriority="65" w:unhideWhenUsed="0"/>
-    <w:lsdException w:name="Revision" w:unhideWhenUsed="0"/>
-    <w:lsdException w:name="List Paragraph" w:semiHidden="0" w:uiPriority="34" w:unhideWhenUsed="0" w:qFormat="1"/>
-    <w:lsdException w:name="Quote" w:semiHidden="0" w:uiPriority="29" w:unhideWhenUsed="0" w:qFormat="1"/>
-    <w:lsdException w:name="Intense Quote" w:semiHidden="0" w:uiPriority="30" w:unhideWhenUsed="0" w:qFormat="1"/>
-    <w:lsdException w:name="Medium List 2 Accent 1" w:semiHidden="0" w:uiPriority="66" w:unhideWhenUsed="0"/>
-    <w:lsdException w:name="Medium Grid 1 Accent 1" w:semiHidden="0" w:uiPriority="67" w:unhideWhenUsed="0"/>
-    <w:lsdException w:name="Medium Grid 2 Accent 1" w:semiHidden="0" w:uiPriority="68" w:unhideWhenUsed="0"/>
-    <w:lsdException w:name="Medium Grid 3 Accent 1" w:semiHidden="0" w:uiPriority="69" w:unhideWhenUsed="0"/>
-    <w:lsdException w:name="Dark List Accent 1" w:semiHidden="0" w:uiPriority="70" w:unhideWhenUsed="0"/>
-    <w:lsdException w:name="Colorful Shading Accent 1" w:semiHidden="0" w:uiPriority="71" w:unhideWhenUsed="0"/>
-    <w:lsdException w:name="Colorful List Accent 1" w:semiHidden="0" w:uiPriority="72" w:unhideWhenUsed="0"/>
-    <w:lsdException w:name="Colorful Grid Accent 1" w:semiHidden="0" w:uiPriority="73" w:unhideWhenUsed="0"/>
-    <w:lsdException w:name="Light Shading Accent 2" w:semiHidden="0" w:uiPriority="60" w:unhideWhenUsed="0"/>
-    <w:lsdException w:name="Light List Accent 2" w:semiHidden="0" w:uiPriority="61" w:unhideWhenUsed="0"/>
-    <w:lsdException w:name="Light Grid Accent 2" w:semiHidden="0" w:uiPriority="62" w:unhideWhenUsed="0"/>
-    <w:lsdException w:name="Medium Shading 1 Accent 2" w:semiHidden="0" w:uiPriority="63" w:unhideWhenUsed="0"/>
-    <w:lsdException w:name="Medium Shading 2 Accent 2" w:semiHidden="0" w:uiPriority="64" w:unhideWhenUsed="0"/>
-    <w:lsdException w:name="Medium List 1 Accent 2" w:semiHidden="0" w:uiPriority="65" w:unhideWhenUsed="0"/>
-    <w:lsdException w:name="Medium List 2 Accent 2" w:semiHidden="0" w:uiPriority="66" w:unhideWhenUsed="0"/>
-    <w:lsdException w:name="Medium Grid 1 Accent 2" w:semiHidden="0" w:uiPriority="67" w:unhideWhenUsed="0"/>
-    <w:lsdException w:name="Medium Grid 2 Accent 2" w:semiHidden="0" w:uiPriority="68" w:unhideWhenUsed="0"/>
-    <w:lsdException w:name="Medium Grid 3 Accent 2" w:semiHidden="0" w:uiPriority="69" w:unhideWhenUsed="0"/>
-    <w:lsdException w:name="Dark List Accent 2" w:semiHidden="0" w:uiPriority="70" w:unhideWhenUsed="0"/>
-    <w:lsdException w:name="Colorful Shading Accent 2" w:semiHidden="0" w:uiPriority="71" w:unhideWhenUsed="0"/>
-    <w:lsdException w:name="Colorful List Accent 2" w:semiHidden="0" w:uiPriority="72" w:unhideWhenUsed="0"/>
-    <w:lsdException w:name="Colorful Grid Accent 2" w:semiHidden="0" w:uiPriority="73" w:unhideWhenUsed="0"/>
-    <w:lsdException w:name="Light Shading Accent 3" w:semiHidden="0" w:uiPriority="60" w:unhideWhenUsed="0"/>
-    <w:lsdException w:name="Light List Accent 3" w:semiHidden="0" w:uiPriority="61" w:unhideWhenUsed="0"/>
-    <w:lsdException w:name="Light Grid Accent 3" w:semiHidden="0" w:uiPriority="62" w:unhideWhenUsed="0"/>
-    <w:lsdException w:name="Medium Shading 1 Accent 3" w:semiHidden="0" w:uiPriority="63" w:unhideWhenUsed="0"/>
-    <w:lsdException w:name="Medium Shading 2 Accent 3" w:semiHidden="0" w:uiPriority="64" w:unhideWhenUsed="0"/>
-    <w:lsdException w:name="Medium List 1 Accent 3" w:semiHidden="0" w:uiPriority="65" w:unhideWhenUsed="0"/>
-    <w:lsdException w:name="Medium List 2 Accent 3" w:semiHidden="0" w:uiPriority="66" w:unhideWhenUsed="0"/>
-    <w:lsdException w:name="Medium Grid 1 Accent 3" w:semiHidden="0" w:uiPriority="67" w:unhideWhenUsed="0"/>
-    <w:lsdException w:name="Medium Grid 2 Accent 3" w:semiHidden="0" w:uiPriority="68" w:unhideWhenUsed="0"/>
-    <w:lsdException w:name="Medium Grid 3 Accent 3" w:semiHidden="0" w:uiPriority="69" w:unhideWhenUsed="0"/>
-    <w:lsdException w:name="Dark List Accent 3" w:semiHidden="0" w:uiPriority="70" w:unhideWhenUsed="0"/>
-    <w:lsdException w:name="Colorful Shading Accent 3" w:semiHidden="0" w:uiPriority="71" w:unhideWhenUsed="0"/>
-    <w:lsdException w:name="Colorful List Accent 3" w:semiHidden="0" w:uiPriority="72" w:unhideWhenUsed="0"/>
-    <w:lsdException w:name="Colorful Grid Accent 3" w:semiHidden="0" w:uiPriority="73" w:unhideWhenUsed="0"/>
-    <w:lsdException w:name="Light Shading Accent 4" w:semiHidden="0" w:uiPriority="60" w:unhideWhenUsed="0"/>
-    <w:lsdException w:name="Light List Accent 4" w:semiHidden="0" w:uiPriority="61" w:unhideWhenUsed="0"/>
-    <w:lsdException w:name="Light Grid Accent 4" w:semiHidden="0" w:uiPriority="62" w:unhideWhenUsed="0"/>
-    <w:lsdException w:name="Medium Shading 1 Accent 4" w:semiHidden="0" w:uiPriority="63" w:unhideWhenUsed="0"/>
-    <w:lsdException w:name="Medium Shading 2 Accent 4" w:semiHidden="0" w:uiPriority="64" w:unhideWhenUsed="0"/>
-    <w:lsdException w:name="Medium List 1 Accent 4" w:semiHidden="0" w:uiPriority="65" w:unhideWhenUsed="0"/>
-    <w:lsdException w:name="Medium List 2 Accent 4" w:semiHidden="0" w:uiPriority="66" w:unhideWhenUsed="0"/>
-    <w:lsdException w:name="Medium Grid 1 Accent 4" w:semiHidden="0" w:uiPriority="67" w:unhideWhenUsed="0"/>
-    <w:lsdException w:name="Medium Grid 2 Accent 4" w:semiHidden="0" w:uiPriority="68" w:unhideWhenUsed="0"/>
-    <w:lsdException w:name="Medium Grid 3 Accent 4" w:semiHidden="0" w:uiPriority="69" w:unhideWhenUsed="0"/>
-    <w:lsdException w:name="Dark List Accent 4" w:semiHidden="0" w:uiPriority="70" w:unhideWhenUsed="0"/>
-    <w:lsdException w:name="Colorful Shading Accent 4" w:semiHidden="0" w:uiPriority="71" w:unhideWhenUsed="0"/>
-    <w:lsdException w:name="Colorful List Accent 4" w:semiHidden="0" w:uiPriority="72" w:unhideWhenUsed="0"/>
-    <w:lsdException w:name="Colorful Grid Accent 4" w:semiHidden="0" w:uiPriority="73" w:unhideWhenUsed="0"/>
-    <w:lsdException w:name="Light Shading Accent 5" w:semiHidden="0" w:uiPriority="60" w:unhideWhenUsed="0"/>
-    <w:lsdException w:name="Light List Accent 5" w:semiHidden="0" w:uiPriority="61" w:unhideWhenUsed="0"/>
-    <w:lsdException w:name="Light Grid Accent 5" w:semiHidden="0" w:uiPriority="62" w:unhideWhenUsed="0"/>
-    <w:lsdException w:name="Medium Shading 1 Accent 5" w:semiHidden="0" w:uiPriority="63" w:unhideWhenUsed="0"/>
-    <w:lsdException w:name="Medium Shading 2 Accent 5" w:semiHidden="0" w:uiPriority="64" w:unhideWhenUsed="0"/>
-    <w:lsdException w:name="Medium List 1 Accent 5" w:semiHidden="0" w:uiPriority="65" w:unhideWhenUsed="0"/>
-    <w:lsdException w:name="Medium List 2 Accent 5" w:semiHidden="0" w:uiPriority="66" w:unhideWhenUsed="0"/>
-    <w:lsdException w:name="Medium Grid 1 Accent 5" w:semiHidden="0" w:uiPriority="67" w:unhideWhenUsed="0"/>
-    <w:lsdException w:name="Medium Grid 2 Accent 5" w:semiHidden="0" w:uiPriority="68" w:unhideWhenUsed="0"/>
-    <w:lsdException w:name="Medium Grid 3 Accent 5" w:semiHidden="0" w:uiPriority="69" w:unhideWhenUsed="0"/>
-    <w:lsdException w:name="Dark List Accent 5" w:semiHidden="0" w:uiPriority="70" w:unhideWhenUsed="0"/>
-    <w:lsdException w:name="Colorful Shading Accent 5" w:semiHidden="0" w:uiPriority="71" w:unhideWhenUsed="0"/>
-    <w:lsdException w:name="Colorful List Accent 5" w:semiHidden="0" w:uiPriority="72" w:unhideWhenUsed="0"/>
-    <w:lsdException w:name="Colorful Grid Accent 5" w:semiHidden="0" w:uiPriority="73" w:unhideWhenUsed="0"/>
-    <w:lsdException w:name="Light Shading Accent 6" w:semiHidden="0" w:uiPriority="60" w:unhideWhenUsed="0"/>
-    <w:lsdException w:name="Light List Accent 6" w:semiHidden="0" w:uiPriority="61" w:unhideWhenUsed="0"/>
-    <w:lsdException w:name="Light Grid Accent 6" w:semiHidden="0" w:uiPriority="62" w:unhideWhenUsed="0"/>
-    <w:lsdException w:name="Medium Shading 1 Accent 6" w:semiHidden="0" w:uiPriority="63" w:unhideWhenUsed="0"/>
-    <w:lsdException w:name="Medium Shading 2 Accent 6" w:semiHidden="0" w:uiPriority="64" w:unhideWhenUsed="0"/>
-    <w:lsdException w:name="Medium List 1 Accent 6" w:semiHidden="0" w:uiPriority="65" w:unhideWhenUsed="0"/>
-    <w:lsdException w:name="Medium List 2 Accent 6" w:semiHidden="0" w:uiPriority="66" w:unhideWhenUsed="0"/>
-    <w:lsdException w:name="Medium Grid 1 Accent 6" w:semiHidden="0" w:uiPriority="67" w:unhideWhenUsed="0"/>
-    <w:lsdException w:name="Medium Grid 2 Accent 6" w:semiHidden="0" w:uiPriority="68" w:unhideWhenUsed="0"/>
-    <w:lsdException w:name="Medium Grid 3 Accent 6" w:semiHidden="0" w:uiPriority="69" w:unhideWhenUsed="0"/>
-    <w:lsdException w:name="Dark List Accent 6" w:semiHidden="0" w:uiPriority="70" w:unhideWhenUsed="0"/>
-    <w:lsdException w:name="Colorful Shading Accent 6" w:semiHidden="0" w:uiPriority="71" w:unhideWhenUsed="0"/>
-    <w:lsdException w:name="Colorful List Accent 6" w:semiHidden="0" w:uiPriority="72" w:unhideWhenUsed="0"/>
-    <w:lsdException w:name="Colorful Grid Accent 6" w:semiHidden="0" w:uiPriority="73" w:unhideWhenUsed="0"/>
-    <w:lsdException w:name="Subtle Emphasis" w:semiHidden="0" w:uiPriority="19" w:unhideWhenUsed="0" w:qFormat="1"/>
-    <w:lsdException w:name="Intense Emphasis" w:semiHidden="0" w:uiPriority="21" w:unhideWhenUsed="0" w:qFormat="1"/>
-    <w:lsdException w:name="Subtle Reference" w:semiHidden="0" w:uiPriority="31" w:unhideWhenUsed="0" w:qFormat="1"/>
-    <w:lsdException w:name="Intense Reference" w:semiHidden="0" w:uiPriority="32" w:unhideWhenUsed="0" w:qFormat="1"/>
-    <w:lsdException w:name="Book Title" w:semiHidden="0" w:uiPriority="33" w:unhideWhenUsed="0" w:qFormat="1"/>
-    <w:lsdException w:name="Bibliography" w:uiPriority="37"/>
-    <w:lsdException w:name="TOC Heading" w:uiPriority="39" w:qFormat="1"/>
-  </w:latentStyles>
-  <w:style w:type="paragraph" w:default="1" w:styleId="Normal">
-    <w:name w:val="Normal"/>
-    <w:qFormat/>
-    <w:rsid w:val="00093B2F"/>
-    <w:pPr>
-      <w:spacing w:after="0" w:line="240" w:lineRule="auto"/>
-    </w:pPr>
-    <w:rPr>
-      <w:rFonts w:ascii="Times New Roman" w:eastAsia="Times New Roman" w:hAnsi="Times New Roman" w:cs="Times New Roman"/>
-      <w:sz w:val="24"/>
-      <w:szCs w:val="24"/>
-      <w:lang w:val="en-GB"/>
-    </w:rPr>
-  </w:style>
-  <w:style w:type="paragraph" w:styleId="Heading1">
-    <w:name w:val="heading 1"/>
-    <w:basedOn w:val="Normal"/>
-    <w:next w:val="Normal"/>
-    <w:link w:val="Heading1Char"/>
-    <w:qFormat/>
-    <w:rsid w:val="00093B2F"/>
-    <w:pPr>
-      <w:keepNext/>
-      <w:outlineLvl w:val="0"/>
-    </w:pPr>
-    <w:rPr>
-      <w:b/>
-      <w:szCs w:val="20"/>
-      <w:lang w:val="en-US"/>
-    </w:rPr>
-  </w:style>
-  <w:style w:type="paragraph" w:styleId="Heading2">
-    <w:name w:val="heading 2"/>
-    <w:basedOn w:val="Normal"/>
-    <w:next w:val="Normal"/>
-    <w:link w:val="Heading2Char"/>
-    <w:qFormat/>
-    <w:rsid w:val="00093B2F"/>
-    <w:pPr>
-      <w:keepNext/>
-      <w:tabs>
-        <w:tab w:val="left" w:pos="0"/>
-      </w:tabs>
-      <w:spacing w:line="360" w:lineRule="auto"/>
-      <w:jc w:val="both"/>
-      <w:outlineLvl w:val="1"/>
-    </w:pPr>
-    <w:rPr>
-      <w:rFonts w:ascii="Arial" w:hAnsi="Arial"/>
-      <w:b/>
-      <w:u w:val="single"/>
-      <w:lang w:val="en-US"/>
-    </w:rPr>
-  </w:style>
-  <w:style w:type="character" w:default="1" w:styleId="DefaultParagraphFont">
-    <w:name w:val="Default Paragraph Font"/>
-    <w:uiPriority w:val="1"/>
-    <w:semiHidden/>
-    <w:unhideWhenUsed/>
-  </w:style>
-  <w:style w:type="table" w:default="1" w:styleId="TableNormal">
-    <w:name w:val="Normal Table"/>
-    <w:uiPriority w:val="99"/>
-    <w:semiHidden/>
-    <w:unhideWhenUsed/>
-    <w:tblPr>
-      <w:tblInd w:w="0" w:type="dxa"/>
-      <w:tblCellMar>
-        <w:top w:w="0" w:type="dxa"/>
-        <w:left w:w="108" w:type="dxa"/>
-        <w:bottom w:w="0" w:type="dxa"/>
-        <w:right w:w="108" w:type="dxa"/>
-      </w:tblCellMar>
-    </w:tblPr>
-  </w:style>
-  <w:style w:type="numbering" w:default="1" w:styleId="NoList">
-    <w:name w:val="No List"/>
-    <w:uiPriority w:val="99"/>
-    <w:semiHidden/>
-    <w:unhideWhenUsed/>
-  </w:style>
-  <w:style w:type="paragraph" w:styleId="Header">
-    <w:name w:val="header"/>
-    <w:basedOn w:val="Normal"/>
-    <w:link w:val="HeaderChar"/>
-    <w:unhideWhenUsed/>
-    <w:rsid w:val="00093B2F"/>
-    <w:pPr>
-      <w:tabs>
-        <w:tab w:val="center" w:pos="4680"/>
-        <w:tab w:val="right" w:pos="9360"/>
-      </w:tabs>
-    </w:pPr>
-  </w:style>
-  <w:style w:type="character" w:customStyle="1" w:styleId="HeaderChar">
-    <w:name w:val="Header Char"/>
-    <w:basedOn w:val="DefaultParagraphFont"/>
-    <w:link w:val="Header"/>
-    <w:rsid w:val="00093B2F"/>
-  </w:style>
-  <w:style w:type="paragraph" w:styleId="Footer">
-    <w:name w:val="footer"/>
-    <w:basedOn w:val="Normal"/>
-    <w:link w:val="FooterChar"/>
-    <w:uiPriority w:val="99"/>
-    <w:unhideWhenUsed/>
-    <w:rsid w:val="00093B2F"/>
-    <w:pPr>
-      <w:tabs>
-        <w:tab w:val="center" w:pos="4680"/>
-        <w:tab w:val="right" w:pos="9360"/>
-      </w:tabs>
-    </w:pPr>
-  </w:style>
-  <w:style w:type="character" w:customStyle="1" w:styleId="FooterChar">
-    <w:name w:val="Footer Char"/>
-    <w:basedOn w:val="DefaultParagraphFont"/>
-    <w:link w:val="Footer"/>
-    <w:uiPriority w:val="99"/>
-    <w:rsid w:val="00093B2F"/>
-  </w:style>
-  <w:style w:type="paragraph" w:styleId="BalloonText">
-    <w:name w:val="Balloon Text"/>
-    <w:basedOn w:val="Normal"/>
-    <w:link w:val="BalloonTextChar"/>
-    <w:uiPriority w:val="99"/>
-    <w:semiHidden/>
-    <w:unhideWhenUsed/>
-    <w:rsid w:val="00093B2F"/>
-    <w:rPr>
-      <w:rFonts w:ascii="Tahoma" w:hAnsi="Tahoma" w:cs="Tahoma"/>
-      <w:sz w:val="16"/>
-      <w:szCs w:val="16"/>
-    </w:rPr>
-  </w:style>
-  <w:style w:type="character" w:customStyle="1" w:styleId="BalloonTextChar">
-    <w:name w:val="Balloon Text Char"/>
-    <w:basedOn w:val="DefaultParagraphFont"/>
-    <w:link w:val="BalloonText"/>
-    <w:uiPriority w:val="99"/>
-    <w:semiHidden/>
-    <w:rsid w:val="00093B2F"/>
-    <w:rPr>
-      <w:rFonts w:ascii="Tahoma" w:hAnsi="Tahoma" w:cs="Tahoma"/>
-      <w:sz w:val="16"/>
-      <w:szCs w:val="16"/>
-    </w:rPr>
-  </w:style>
-  <w:style w:type="character" w:customStyle="1" w:styleId="Heading1Char">
-    <w:name w:val="Heading 1 Char"/>
-    <w:basedOn w:val="DefaultParagraphFont"/>
-    <w:link w:val="Heading1"/>
-    <w:rsid w:val="00093B2F"/>
-    <w:rPr>
-      <w:rFonts w:ascii="Times New Roman" w:eastAsia="Times New Roman" w:hAnsi="Times New Roman" w:cs="Times New Roman"/>
-      <w:b/>
-      <w:sz w:val="24"/>
-      <w:szCs w:val="20"/>
-    </w:rPr>
-  </w:style>
-  <w:style w:type="character" w:customStyle="1" w:styleId="Heading2Char">
-    <w:name w:val="Heading 2 Char"/>
-    <w:basedOn w:val="DefaultParagraphFont"/>
-    <w:link w:val="Heading2"/>
-    <w:rsid w:val="00093B2F"/>
-    <w:rPr>
-      <w:rFonts w:ascii="Arial" w:eastAsia="Times New Roman" w:hAnsi="Arial" w:cs="Times New Roman"/>
-      <w:b/>
-      <w:sz w:val="24"/>
-      <w:szCs w:val="24"/>
-      <w:u w:val="single"/>
-    </w:rPr>
-  </w:style>
-  <w:style w:type="paragraph" w:styleId="BodyTextIndent2">
-    <w:name w:val="Body Text Indent 2"/>
-    <w:basedOn w:val="Normal"/>
-    <w:link w:val="BodyTextIndent2Char"/>
-    <w:rsid w:val="00093B2F"/>
-    <w:pPr>
-      <w:ind w:left="720" w:hanging="720"/>
-      <w:jc w:val="both"/>
-    </w:pPr>
-    <w:rPr>
-      <w:szCs w:val="20"/>
-      <w:lang w:val="en-US"/>
-    </w:rPr>
-  </w:style>
-  <w:style w:type="character" w:customStyle="1" w:styleId="BodyTextIndent2Char">
-    <w:name w:val="Body Text Indent 2 Char"/>
-    <w:basedOn w:val="DefaultParagraphFont"/>
-    <w:link w:val="BodyTextIndent2"/>
-    <w:rsid w:val="00093B2F"/>
-    <w:rPr>
-      <w:rFonts w:ascii="Times New Roman" w:eastAsia="Times New Roman" w:hAnsi="Times New Roman" w:cs="Times New Roman"/>
-      <w:sz w:val="24"/>
-      <w:szCs w:val="20"/>
-    </w:rPr>
-  </w:style>
-  <w:style w:type="paragraph" w:styleId="BodyTextIndent3">
-    <w:name w:val="Body Text Indent 3"/>
-    <w:basedOn w:val="Normal"/>
-    <w:link w:val="BodyTextIndent3Char"/>
-    <w:rsid w:val="00093B2F"/>
-    <w:pPr>
-      <w:ind w:left="720"/>
-      <w:jc w:val="both"/>
-    </w:pPr>
-    <w:rPr>
-      <w:szCs w:val="20"/>
-      <w:lang w:val="en-US"/>
-    </w:rPr>
-  </w:style>
-  <w:style w:type="character" w:customStyle="1" w:styleId="BodyTextIndent3Char">
-    <w:name w:val="Body Text Indent 3 Char"/>
-    <w:basedOn w:val="DefaultParagraphFont"/>
-    <w:link w:val="BodyTextIndent3"/>
-    <w:rsid w:val="00093B2F"/>
-    <w:rPr>
-      <w:rFonts w:ascii="Times New Roman" w:eastAsia="Times New Roman" w:hAnsi="Times New Roman" w:cs="Times New Roman"/>
-      <w:sz w:val="24"/>
-      <w:szCs w:val="20"/>
-    </w:rPr>
-  </w:style>
-  <w:style w:type="paragraph" w:styleId="ListParagraph">
-    <w:name w:val="List Paragraph"/>
-    <w:basedOn w:val="Normal"/>
-    <w:uiPriority w:val="34"/>
-    <w:qFormat/>
-    <w:rsid w:val="00093B2F"/>
-    <w:pPr>
-      <w:ind w:left="720"/>
-      <w:contextualSpacing/>
-    </w:pPr>
-    <w:rPr>
-      <w:lang w:val="en-US"/>
-    </w:rPr>
-  </w:style>
-  <w:style w:type="paragraph" w:styleId="BodyText2">
-    <w:name w:val="Body Text 2"/>
-    <w:basedOn w:val="Normal"/>
-    <w:link w:val="BodyText2Char"/>
-    <w:uiPriority w:val="99"/>
-    <w:unhideWhenUsed/>
-    <w:rsid w:val="00093B2F"/>
-    <w:pPr>
-      <w:spacing w:after="120" w:line="480" w:lineRule="auto"/>
-    </w:pPr>
-    <w:rPr>
-      <w:rFonts w:ascii="Calibri" w:eastAsia="Calibri" w:hAnsi="Calibri"/>
-      <w:sz w:val="22"/>
-      <w:szCs w:val="22"/>
-    </w:rPr>
-  </w:style>
-  <w:style w:type="character" w:customStyle="1" w:styleId="BodyText2Char">
-    <w:name w:val="Body Text 2 Char"/>
-    <w:basedOn w:val="DefaultParagraphFont"/>
-    <w:link w:val="BodyText2"/>
-    <w:uiPriority w:val="99"/>
-    <w:rsid w:val="00093B2F"/>
-    <w:rPr>
-      <w:rFonts w:ascii="Calibri" w:eastAsia="Calibri" w:hAnsi="Calibri" w:cs="Times New Roman"/>
-      <w:lang w:val="en-GB"/>
-    </w:rPr>
-  </w:style>
-  <w:style w:type="paragraph" w:styleId="BodyTextIndent">
-    <w:name w:val="Body Text Indent"/>
-    <w:basedOn w:val="Normal"/>
-    <w:link w:val="BodyTextIndentChar"/>
-    <w:uiPriority w:val="99"/>
-    <w:unhideWhenUsed/>
-    <w:rsid w:val="00093B2F"/>
-    <w:pPr>
-      <w:spacing w:after="120" w:line="259" w:lineRule="auto"/>
-      <w:ind w:left="283"/>
-    </w:pPr>
-    <w:rPr>
-      <w:rFonts w:ascii="Calibri" w:eastAsia="Calibri" w:hAnsi="Calibri"/>
-      <w:sz w:val="22"/>
-      <w:szCs w:val="22"/>
-    </w:rPr>
-  </w:style>
-  <w:style w:type="character" w:customStyle="1" w:styleId="BodyTextIndentChar">
-    <w:name w:val="Body Text Indent Char"/>
-    <w:basedOn w:val="DefaultParagraphFont"/>
-    <w:link w:val="BodyTextIndent"/>
-    <w:uiPriority w:val="99"/>
-    <w:rsid w:val="00093B2F"/>
-    <w:rPr>
-      <w:rFonts w:ascii="Calibri" w:eastAsia="Calibri" w:hAnsi="Calibri" w:cs="Times New Roman"/>
-      <w:lang w:val="en-GB"/>
-    </w:rPr>
-  </w:style>
-</w:styles>
-</file>
-
-<file path=word/stylesWithEffects.xml><?xml version="1.0" encoding="utf-8"?>
-<w:styles xmlns:wpc="http://schemas.microsoft.com/office/word/2010/wordprocessingCanvas" xmlns:mc="http://schemas.openxmlformats.org/markup-compatibility/2006" xmlns:o="urn:schemas-microsoft-com:office:office" xmlns:r="http://schemas.openxmlformats.org/officeDocument/2006/relationships" xmlns:m="http://schemas.openxmlformats.org/officeDocument/2006/math" xmlns:v="urn:schemas-microsoft-com:vml" xmlns:wp14="http://schemas.microsoft.com/office/word/2010/wordprocessingDrawing" xmlns:wp="http://schemas.openxmlformats.org/drawingml/2006/wordprocessingDrawing" xmlns:w10="urn:schemas-microsoft-com:office:word" xmlns:w="http://schemas.openxmlformats.org/wordprocessingml/2006/main" xmlns:w14="http://schemas.microsoft.com/office/word/2010/wordml" xmlns:wpg="http://schemas.microsoft.com/office/word/2010/wordprocessingGroup" xmlns:wpi="http://schemas.microsoft.com/office/word/2010/wordprocessingInk" xmlns:wne="http://schemas.microsoft.com/office/word/2006/wordml" xmlns:wps="http://schemas.microsoft.com/office/word/2010/wordprocessingShape" mc:Ignorable="w14 wp14">
-  <w:docDefaults>
-    <w:rPrDefault>
-      <w:rPr>
-        <w:rFonts w:asciiTheme="minorHAnsi" w:eastAsiaTheme="minorHAnsi" w:hAnsiTheme="minorHAnsi" w:cstheme="minorBidi"/>
-        <w:sz w:val="22"/>
-        <w:szCs w:val="22"/>
-        <w:lang w:val="en-US" w:eastAsia="en-US" w:bidi="ar-SA"/>
-      </w:rPr>
-    </w:rPrDefault>
-    <w:pPrDefault>
-      <w:pPr>
-        <w:spacing w:after="200" w:line="276" w:lineRule="auto"/>
-      </w:pPr>
-    </w:pPrDefault>
-  </w:docDefaults>
-  <w:latentStyles w:defLockedState="0" w:defUIPriority="99" w:defSemiHidden="1" w:defUnhideWhenUsed="1" w:defQFormat="0" w:count="267">
-    <w:lsdException w:name="Normal" w:semiHidden="0" w:uiPriority="0" w:unhideWhenUsed="0" w:qFormat="1"/>
-    <w:lsdException w:name="heading 1" w:semiHidden="0" w:uiPriority="0" w:unhideWhenUsed="0" w:qFormat="1"/>
-    <w:lsdException w:name="heading 2" w:uiPriority="0" w:qFormat="1"/>
-    <w:lsdException w:name="heading 3" w:uiPriority="9" w:qFormat="1"/>
-    <w:lsdException w:name="heading 4" w:uiPriority="9" w:qFormat="1"/>
-    <w:lsdException w:name="heading 5" w:uiPriority="9" w:qFormat="1"/>
-    <w:lsdException w:name="heading 6" w:uiPriority="9" w:qFormat="1"/>
-    <w:lsdException w:name="heading 7" w:uiPriority="9" w:qFormat="1"/>
-    <w:lsdException w:name="heading 8" w:uiPriority="9" w:qFormat="1"/>
-    <w:lsdException w:name="heading 9" w:uiPriority="9" w:qFormat="1"/>
-    <w:lsdException w:name="toc 1" w:uiPriority="39"/>
-    <w:lsdException w:name="toc 2" w:uiPriority="39"/>
-    <w:lsdException w:name="toc 3" w:uiPriority="39"/>
-    <w:lsdException w:name="toc 4" w:uiPriority="39"/>
-    <w:lsdException w:name="toc 5" w:uiPriority="39"/>
-    <w:lsdException w:name="toc 6" w:uiPriority="39"/>
-    <w:lsdException w:name="toc 7" w:uiPriority="39"/>
-    <w:lsdException w:name="toc 8" w:uiPriority="39"/>
-    <w:lsdException w:name="toc 9" w:uiPriority="39"/>
-    <w:lsdException w:name="header" w:uiPriority="0"/>
-    <w:lsdException w:name="caption" w:uiPriority="35" w:qFormat="1"/>
-    <w:lsdException w:name="Title" w:semiHidden="0" w:uiPriority="10" w:unhideWhenUsed="0" w:qFormat="1"/>
-    <w:lsdException w:name="Default Paragraph Font" w:uiPriority="1"/>
-    <w:lsdException w:name="Subtitle" w:semiHidden="0" w:uiPriority="11" w:unhideWhenUsed="0" w:qFormat="1"/>
-    <w:lsdException w:name="Body Text Indent 2" w:uiPriority="0"/>
-    <w:lsdException w:name="Body Text Indent 3" w:uiPriority="0"/>
-    <w:lsdException w:name="Strong" w:semiHidden="0" w:uiPriority="22" w:unhideWhenUsed="0" w:qFormat="1"/>
-    <w:lsdException w:name="Emphasis" w:semiHidden="0" w:uiPriority="20" w:unhideWhenUsed="0" w:qFormat="1"/>
-    <w:lsdException w:name="Table Grid" w:semiHidden="0" w:uiPriority="59" w:unhideWhenUsed="0"/>
-    <w:lsdException w:name="Placeholder Text" w:unhideWhenUsed="0"/>
-    <w:lsdException w:name="No Spacing" w:semiHidden="0" w:uiPriority="1" w:unhideWhenUsed="0" w:qFormat="1"/>
-    <w:lsdException w:name="Light Shading" w:semiHidden="0" w:uiPriority="60" w:unhideWhenUsed="0"/>
-    <w:lsdException w:name="Light List" w:semiHidden="0" w:uiPriority="61" w:unhideWhenUsed="0"/>
-    <w:lsdException w:name="Light Grid" w:semiHidden="0" w:uiPriority="62" w:unhideWhenUsed="0"/>
-    <w:lsdException w:name="Medium Shading 1" w:semiHidden="0" w:uiPriority="63" w:unhideWhenUsed="0"/>
-    <w:lsdException w:name="Medium Shading 2" w:semiHidden="0" w:uiPriority="64" w:unhideWhenUsed="0"/>
-    <w:lsdException w:name="Medium List 1" w:semiHidden="0" w:uiPriority="65" w:unhideWhenUsed="0"/>
-    <w:lsdException w:name="Medium List 2" w:semiHidden="0" w:uiPriority="66" w:unhideWhenUsed="0"/>
-    <w:lsdException w:name="Medium Grid 1" w:semiHidden="0" w:uiPriority="67" w:unhideWhenUsed="0"/>
-    <w:lsdException w:name="Medium Grid 2" w:semiHidden="0" w:uiPriority="68" w:unhideWhenUsed="0"/>
-    <w:lsdException w:name="Medium Grid 3" w:semiHidden="0" w:uiPriority="69" w:unhideWhenUsed="0"/>
-    <w:lsdException w:name="Dark List" w:semiHidden="0" w:uiPriority="70" w:unhideWhenUsed="0"/>
-    <w:lsdException w:name="Colorful Shading" w:semiHidden="0" w:uiPriority="71" w:unhideWhenUsed="0"/>
-    <w:lsdException w:name="Colorful List" w:semiHidden="0" w:uiPriority="72" w:unhideWhenUsed="0"/>
-    <w:lsdException w:name="Colorful Grid" w:semiHidden="0" w:uiPriority="73" w:unhideWhenUsed="0"/>
-    <w:lsdException w:name="Light Shading Accent 1" w:semiHidden="0" w:uiPriority="60" w:unhideWhenUsed="0"/>
-    <w:lsdException w:name="Light List Accent 1" w:semiHidden="0" w:uiPriority="61" w:unhideWhenUsed="0"/>
-    <w:lsdException w:name="Light Grid Accent 1" w:semiHidden="0" w:uiPriority="62" w:unhideWhenUsed="0"/>
-    <w:lsdException w:name="Medium Shading 1 Accent 1" w:semiHidden="0" w:uiPriority="63" w:unhideWhenUsed="0"/>
-    <w:lsdException w:name="Medium Shading 2 Accent 1" w:semiHidden="0" w:uiPriority="64" w:unhideWhenUsed="0"/>
-    <w:lsdException w:name="Medium List 1 Accent 1" w:semiHidden="0" w:uiPriority="65" w:unhideWhenUsed="0"/>
-    <w:lsdException w:name="Revision" w:unhideWhenUsed="0"/>
-    <w:lsdException w:name="List Paragraph" w:semiHidden="0" w:uiPriority="34" w:unhideWhenUsed="0" w:qFormat="1"/>
-    <w:lsdException w:name="Quote" w:semiHidden="0" w:uiPriority="29" w:unhideWhenUsed="0" w:qFormat="1"/>
-    <w:lsdException w:name="Intense Quote" w:semiHidden="0" w:uiPriority="30" w:unhideWhenUsed="0" w:qFormat="1"/>
-    <w:lsdException w:name="Medium List 2 Accent 1" w:semiHidden="0" w:uiPriority="66" w:unhideWhenUsed="0"/>
-    <w:lsdException w:name="Medium Grid 1 Accent 1" w:semiHidden="0" w:uiPriority="67" w:unhideWhenUsed="0"/>
-    <w:lsdException w:name="Medium Grid 2 Accent 1" w:semiHidden="0" w:uiPriority="68" w:unhideWhenUsed="0"/>
-    <w:lsdException w:name="Medium Grid 3 Accent 1" w:semiHidden="0" w:uiPriority="69" w:unhideWhenUsed="0"/>
-    <w:lsdException w:name="Dark List Accent 1" w:semiHidden="0" w:uiPriority="70" w:unhideWhenUsed="0"/>
-    <w:lsdException w:name="Colorful Shading Accent 1" w:semiHidden="0" w:uiPriority="71" w:unhideWhenUsed="0"/>
-    <w:lsdException w:name="Colorful List Accent 1" w:semiHidden="0" w:uiPriority="72" w:unhideWhenUsed="0"/>
-    <w:lsdException w:name="Colorful Grid Accent 1" w:semiHidden="0" w:uiPriority="73" w:unhideWhenUsed="0"/>
-    <w:lsdException w:name="Light Shading Accent 2" w:semiHidden="0" w:uiPriority="60" w:unhideWhenUsed="0"/>
-    <w:lsdException w:name="Light List Accent 2" w:semiHidden="0" w:uiPriority="61" w:unhideWhenUsed="0"/>
-    <w:lsdException w:name="Light Grid Accent 2" w:semiHidden="0" w:uiPriority="62" w:unhideWhenUsed="0"/>
-    <w:lsdException w:name="Medium Shading 1 Accent 2" w:semiHidden="0" w:uiPriority="63" w:unhideWhenUsed="0"/>
-    <w:lsdException w:name="Medium Shading 2 Accent 2" w:semiHidden="0" w:uiPriority="64" w:unhideWhenUsed="0"/>
-    <w:lsdException w:name="Medium List 1 Accent 2" w:semiHidden="0" w:uiPriority="65" w:unhideWhenUsed="0"/>
-    <w:lsdException w:name="Medium List 2 Accent 2" w:semiHidden="0" w:uiPriority="66" w:unhideWhenUsed="0"/>
-    <w:lsdException w:name="Medium Grid 1 Accent 2" w:semiHidden="0" w:uiPriority="67" w:unhideWhenUsed="0"/>
-    <w:lsdException w:name="Medium Grid 2 Accent 2" w:semiHidden="0" w:uiPriority="68" w:unhideWhenUsed="0"/>
-    <w:lsdException w:name="Medium Grid 3 Accent 2" w:semiHidden="0" w:uiPriority="69" w:unhideWhenUsed="0"/>
-    <w:lsdException w:name="Dark List Accent 2" w:semiHidden="0" w:uiPriority="70" w:unhideWhenUsed="0"/>
-    <w:lsdException w:name="Colorful Shading Accent 2" w:semiHidden="0" w:uiPriority="71" w:unhideWhenUsed="0"/>
-    <w:lsdException w:name="Colorful List Accent 2" w:semiHidden="0" w:uiPriority="72" w:unhideWhenUsed="0"/>
-    <w:lsdException w:name="Colorful Grid Accent 2" w:semiHidden="0" w:uiPriority="73" w:unhideWhenUsed="0"/>
-    <w:lsdException w:name="Light Shading Accent 3" w:semiHidden="0" w:uiPriority="60" w:unhideWhenUsed="0"/>
-    <w:lsdException w:name="Light List Accent 3" w:semiHidden="0" w:uiPriority="61" w:unhideWhenUsed="0"/>
-    <w:lsdException w:name="Light Grid Accent 3" w:semiHidden="0" w:uiPriority="62" w:unhideWhenUsed="0"/>
-    <w:lsdException w:name="Medium Shading 1 Accent 3" w:semiHidden="0" w:uiPriority="63" w:unhideWhenUsed="0"/>
-    <w:lsdException w:name="Medium Shading 2 Accent 3" w:semiHidden="0" w:uiPriority="64" w:unhideWhenUsed="0"/>
-    <w:lsdException w:name="Medium List 1 Accent 3" w:semiHidden="0" w:uiPriority="65" w:unhideWhenUsed="0"/>
-    <w:lsdException w:name="Medium List 2 Accent 3" w:semiHidden="0" w:uiPriority="66" w:unhideWhenUsed="0"/>
-    <w:lsdException w:name="Medium Grid 1 Accent 3" w:semiHidden="0" w:uiPriority="67" w:unhideWhenUsed="0"/>
-    <w:lsdException w:name="Medium Grid 2 Accent 3" w:semiHidden="0" w:uiPriority="68" w:unhideWhenUsed="0"/>
-    <w:lsdException w:name="Medium Grid 3 Accent 3" w:semiHidden="0" w:uiPriority="69" w:unhideWhenUsed="0"/>
-    <w:lsdException w:name="Dark List Accent 3" w:semiHidden="0" w:uiPriority="70" w:unhideWhenUsed="0"/>
-    <w:lsdException w:name="Colorful Shading Accent 3" w:semiHidden="0" w:uiPriority="71" w:unhideWhenUsed="0"/>
-    <w:lsdException w:name="Colorful List Accent 3" w:semiHidden="0" w:uiPriority="72" w:unhideWhenUsed="0"/>
-    <w:lsdException w:name="Colorful Grid Accent 3" w:semiHidden="0" w:uiPriority="73" w:unhideWhenUsed="0"/>
-    <w:lsdException w:name="Light Shading Accent 4" w:semiHidden="0" w:uiPriority="60" w:unhideWhenUsed="0"/>
-    <w:lsdException w:name="Light List Accent 4" w:semiHidden="0" w:uiPriority="61" w:unhideWhenUsed="0"/>
-    <w:lsdException w:name="Light Grid Accent 4" w:semiHidden="0" w:uiPriority="62" w:unhideWhenUsed="0"/>
-    <w:lsdException w:name="Medium Shading 1 Accent 4" w:semiHidden="0" w:uiPriority="63" w:unhideWhenUsed="0"/>
-    <w:lsdException w:name="Medium Shading 2 Accent 4" w:semiHidden="0" w:uiPriority="64" w:unhideWhenUsed="0"/>
-    <w:lsdException w:name="Medium List 1 Accent 4" w:semiHidden="0" w:uiPriority="65" w:unhideWhenUsed="0"/>
-    <w:lsdException w:name="Medium List 2 Accent 4" w:semiHidden="0" w:uiPriority="66" w:unhideWhenUsed="0"/>
-    <w:lsdException w:name="Medium Grid 1 Accent 4" w:semiHidden="0" w:uiPriority="67" w:unhideWhenUsed="0"/>
-    <w:lsdException w:name="Medium Grid 2 Accent 4" w:semiHidden="0" w:uiPriority="68" w:unhideWhenUsed="0"/>
-    <w:lsdException w:name="Medium Grid 3 Accent 4" w:semiHidden="0" w:uiPriority="69" w:unhideWhenUsed="0"/>
-    <w:lsdException w:name="Dark List Accent 4" w:semiHidden="0" w:uiPriority="70" w:unhideWhenUsed="0"/>
-    <w:lsdException w:name="Colorful Shading Accent 4" w:semiHidden="0" w:uiPriority="71" w:unhideWhenUsed="0"/>
-    <w:lsdException w:name="Colorful List Accent 4" w:semiHidden="0" w:uiPriority="72" w:unhideWhenUsed="0"/>
-    <w:lsdException w:name="Colorful Grid Accent 4" w:semiHidden="0" w:uiPriority="73" w:unhideWhenUsed="0"/>
-    <w:lsdException w:name="Light Shading Accent 5" w:semiHidden="0" w:uiPriority="60" w:unhideWhenUsed="0"/>
-    <w:lsdException w:name="Light List Accent 5" w:semiHidden="0" w:uiPriority="61" w:unhideWhenUsed="0"/>
-    <w:lsdException w:name="Light Grid Accent 5" w:semiHidden="0" w:uiPriority="62" w:unhideWhenUsed="0"/>
-    <w:lsdException w:name="Medium Shading 1 Accent 5" w:semiHidden="0" w:uiPriority="63" w:unhideWhenUsed="0"/>
-    <w:lsdException w:name="Medium Shading 2 Accent 5" w:semiHidden="0" w:uiPriority="64" w:unhideWhenUsed="0"/>
-    <w:lsdException w:name="Medium List 1 Accent 5" w:semiHidden="0" w:uiPriority="65" w:unhideWhenUsed="0"/>
-    <w:lsdException w:name="Medium List 2 Accent 5" w:semiHidden="0" w:uiPriority="66" w:unhideWhenUsed="0"/>
-    <w:lsdException w:name="Medium Grid 1 Accent 5" w:semiHidden="0" w:uiPriority="67" w:unhideWhenUsed="0"/>
-    <w:lsdException w:name="Medium Grid 2 Accent 5" w:semiHidden="0" w:uiPriority="68" w:unhideWhenUsed="0"/>
-    <w:lsdException w:name="Medium Grid 3 Accent 5" w:semiHidden="0" w:uiPriority="69" w:unhideWhenUsed="0"/>
-    <w:lsdException w:name="Dark List Accent 5" w:semiHidden="0" w:uiPriority="70" w:unhideWhenUsed="0"/>
-    <w:lsdException w:name="Colorful Shading Accent 5" w:semiHidden="0" w:uiPriority="71" w:unhideWhenUsed="0"/>
-    <w:lsdException w:name="Colorful List Accent 5" w:semiHidden="0" w:uiPriority="72" w:unhideWhenUsed="0"/>
-    <w:lsdException w:name="Colorful Grid Accent 5" w:semiHidden="0" w:uiPriority="73" w:unhideWhenUsed="0"/>
-    <w:lsdException w:name="Light Shading Accent 6" w:semiHidden="0" w:uiPriority="60" w:unhideWhenUsed="0"/>
-    <w:lsdException w:name="Light List Accent 6" w:semiHidden="0" w:uiPriority="61" w:unhideWhenUsed="0"/>
-    <w:lsdException w:name="Light Grid Accent 6" w:semiHidden="0" w:uiPriority="62" w:unhideWhenUsed="0"/>
-    <w:lsdException w:name="Medium Shading 1 Accent 6" w:semiHidden="0" w:uiPriority="63" w:unhideWhenUsed="0"/>
-    <w:lsdException w:name="Medium Shading 2 Accent 6" w:semiHidden="0" w:uiPriority="64" w:unhideWhenUsed="0"/>
-    <w:lsdException w:name="Medium List 1 Accent 6" w:semiHidden="0" w:uiPriority="65" w:unhideWhenUsed="0"/>
-    <w:lsdException w:name="Medium List 2 Accent 6" w:semiHidden="0" w:uiPriority="66" w:unhideWhenUsed="0"/>
-    <w:lsdException w:name="Medium Grid 1 Accent 6" w:semiHidden="0" w:uiPriority="67" w:unhideWhenUsed="0"/>
-    <w:lsdException w:name="Medium Grid 2 Accent 6" w:semiHidden="0" w:uiPriority="68" w:unhideWhenUsed="0"/>
-    <w:lsdException w:name="Medium Grid 3 Accent 6" w:semiHidden="0" w:uiPriority="69" w:unhideWhenUsed="0"/>
-    <w:lsdException w:name="Dark List Accent 6" w:semiHidden="0" w:uiPriority="70" w:unhideWhenUsed="0"/>
-    <w:lsdException w:name="Colorful Shading Accent 6" w:semiHidden="0" w:uiPriority="71" w:unhideWhenUsed="0"/>
-    <w:lsdException w:name="Colorful List Accent 6" w:semiHidden="0" w:uiPriority="72" w:unhideWhenUsed="0"/>
-    <w:lsdException w:name="Colorful Grid Accent 6" w:semiHidden="0" w:uiPriority="73" w:unhideWhenUsed="0"/>
-    <w:lsdException w:name="Subtle Emphasis" w:semiHidden="0" w:uiPriority="19" w:unhideWhenUsed="0" w:qFormat="1"/>
-    <w:lsdException w:name="Intense Emphasis" w:semiHidden="0" w:uiPriority="21" w:unhideWhenUsed="0" w:qFormat="1"/>
-    <w:lsdException w:name="Subtle Reference" w:semiHidden="0" w:uiPriority="31" w:unhideWhenUsed="0" w:qFormat="1"/>
-    <w:lsdException w:name="Intense Reference" w:semiHidden="0" w:uiPriority="32" w:unhideWhenUsed="0" w:qFormat="1"/>
-    <w:lsdException w:name="Book Title" w:semiHidden="0" w:uiPriority="33" w:unhideWhenUsed="0" w:qFormat="1"/>
-    <w:lsdException w:name="Bibliography" w:uiPriority="37"/>
-    <w:lsdException w:name="TOC Heading" w:uiPriority="39" w:qFormat="1"/>
+  <w:latentStyles w:defLockedState="0" w:defUIPriority="99" w:defSemiHidden="0" w:defUnhideWhenUsed="0" w:defQFormat="0" w:count="376">
+    <w:lsdException w:name="Normal" w:uiPriority="0" w:qFormat="1"/>
+    <w:lsdException w:name="heading 1" w:uiPriority="0" w:qFormat="1"/>
+    <w:lsdException w:name="heading 2" w:semiHidden="1" w:uiPriority="0" w:unhideWhenUsed="1" w:qFormat="1"/>
+    <w:lsdException w:name="heading 3" w:semiHidden="1" w:uiPriority="9" w:unhideWhenUsed="1" w:qFormat="1"/>
+    <w:lsdException w:name="heading 4" w:semiHidden="1" w:uiPriority="9" w:unhideWhenUsed="1" w:qFormat="1"/>
+    <w:lsdException w:name="heading 5" w:semiHidden="1" w:uiPriority="9" w:unhideWhenUsed="1" w:qFormat="1"/>
+    <w:lsdException w:name="heading 6" w:semiHidden="1" w:uiPriority="9" w:unhideWhenUsed="1" w:qFormat="1"/>
+    <w:lsdException w:name="heading 7" w:semiHidden="1" w:uiPriority="9" w:unhideWhenUsed="1" w:qFormat="1"/>
+    <w:lsdException w:name="heading 8" w:semiHidden="1" w:uiPriority="9" w:unhideWhenUsed="1" w:qFormat="1"/>
+    <w:lsdException w:name="heading 9" w:semiHidden="1" w:uiPriority="9" w:unhideWhenUsed="1" w:qFormat="1"/>
+    <w:lsdException w:name="index 1" w:semiHidden="1" w:unhideWhenUsed="1"/>
+    <w:lsdException w:name="index 2" w:semiHidden="1" w:unhideWhenUsed="1"/>
+    <w:lsdException w:name="index 3" w:semiHidden="1" w:unhideWhenUsed="1"/>
+    <w:lsdException w:name="index 4" w:semiHidden="1" w:unhideWhenUsed="1"/>
+    <w:lsdException w:name="index 5" w:semiHidden="1" w:unhideWhenUsed="1"/>
+    <w:lsdException w:name="index 6" w:semiHidden="1" w:unhideWhenUsed="1"/>
+    <w:lsdException w:name="index 7" w:semiHidden="1" w:unhideWhenUsed="1"/>
+    <w:lsdException w:name="index 8" w:semiHidden="1" w:unhideWhenUsed="1"/>
+    <w:lsdException w:name="index 9" w:semiHidden="1" w:unhideWhenUsed="1"/>
+    <w:lsdException w:name="toc 1" w:semiHidden="1" w:uiPriority="39" w:unhideWhenUsed="1"/>
+    <w:lsdException w:name="toc 2" w:semiHidden="1" w:uiPriority="39" w:unhideWhenUsed="1"/>
+    <w:lsdException w:name="toc 3" w:semiHidden="1" w:uiPriority="39" w:unhideWhenUsed="1"/>
+    <w:lsdException w:name="toc 4" w:semiHidden="1" w:uiPriority="39" w:unhideWhenUsed="1"/>
+    <w:lsdException w:name="toc 5" w:semiHidden="1" w:uiPriority="39" w:unhideWhenUsed="1"/>
+    <w:lsdException w:name="toc 6" w:semiHidden="1" w:uiPriority="39" w:unhideWhenUsed="1"/>
+    <w:lsdException w:name="toc 7" w:semiHidden="1" w:uiPriority="39" w:unhideWhenUsed="1"/>
+    <w:lsdException w:name="toc 8" w:semiHidden="1" w:uiPriority="39" w:unhideWhenUsed="1"/>
+    <w:lsdException w:name="toc 9" w:semiHidden="1" w:uiPriority="39" w:unhideWhenUsed="1"/>
+    <w:lsdException w:name="Normal Indent" w:semiHidden="1" w:unhideWhenUsed="1"/>
+    <w:lsdException w:name="footnote text" w:semiHidden="1" w:unhideWhenUsed="1"/>
+    <w:lsdException w:name="annotation text" w:semiHidden="1" w:unhideWhenUsed="1"/>
+    <w:lsdException w:name="header" w:semiHidden="1" w:uiPriority="0" w:unhideWhenUsed="1"/>
+    <w:lsdException w:name="footer" w:semiHidden="1" w:unhideWhenUsed="1"/>
+    <w:lsdException w:name="index heading" w:semiHidden="1" w:unhideWhenUsed="1"/>
+    <w:lsdException w:name="caption" w:semiHidden="1" w:uiPriority="35" w:unhideWhenUsed="1" w:qFormat="1"/>
+    <w:lsdException w:name="table of figures" w:semiHidden="1" w:unhideWhenUsed="1"/>
+    <w:lsdException w:name="envelope address" w:semiHidden="1" w:unhideWhenUsed="1"/>
+    <w:lsdException w:name="envelope return" w:semiHidden="1" w:unhideWhenUsed="1"/>
+    <w:lsdException w:name="footnote reference" w:semiHidden="1" w:unhideWhenUsed="1"/>
+    <w:lsdException w:name="annotation reference" w:semiHidden="1" w:unhideWhenUsed="1"/>
+    <w:lsdException w:name="line number" w:semiHidden="1" w:unhideWhenUsed="1"/>
+    <w:lsdException w:name="page number" w:semiHidden="1" w:unhideWhenUsed="1"/>
+    <w:lsdException w:name="endnote reference" w:semiHidden="1" w:unhideWhenUsed="1"/>
+    <w:lsdException w:name="endnote text" w:semiHidden="1" w:unhideWhenUsed="1"/>
+    <w:lsdException w:name="table of authorities" w:semiHidden="1" w:unhideWhenUsed="1"/>
+    <w:lsdException w:name="macro" w:semiHidden="1" w:unhideWhenUsed="1"/>
+    <w:lsdException w:name="toa heading" w:semiHidden="1" w:unhideWhenUsed="1"/>
+    <w:lsdException w:name="List" w:semiHidden="1" w:unhideWhenUsed="1"/>
+    <w:lsdException w:name="List Bullet" w:semiHidden="1" w:unhideWhenUsed="1"/>
+    <w:lsdException w:name="List Number" w:semiHidden="1" w:unhideWhenUsed="1"/>
+    <w:lsdException w:name="List 2" w:semiHidden="1" w:unhideWhenUsed="1"/>
+    <w:lsdException w:name="List 3" w:semiHidden="1" w:unhideWhenUsed="1"/>
+    <w:lsdException w:name="List 4" w:semiHidden="1" w:unhideWhenUsed="1"/>
+    <w:lsdException w:name="List 5" w:semiHidden="1" w:unhideWhenUsed="1"/>
+    <w:lsdException w:name="List Bullet 2" w:semiHidden="1" w:unhideWhenUsed="1"/>
+    <w:lsdException w:name="List Bullet 3" w:semiHidden="1" w:unhideWhenUsed="1"/>
+    <w:lsdException w:name="List Bullet 4" w:semiHidden="1" w:unhideWhenUsed="1"/>
+    <w:lsdException w:name="List Bullet 5" w:semiHidden="1" w:unhideWhenUsed="1"/>
+    <w:lsdException w:name="List Number 2" w:semiHidden="1" w:unhideWhenUsed="1"/>
+    <w:lsdException w:name="List Number 3" w:semiHidden="1" w:unhideWhenUsed="1"/>
+    <w:lsdException w:name="List Number 4" w:semiHidden="1" w:unhideWhenUsed="1"/>
+    <w:lsdException w:name="List Number 5" w:semiHidden="1" w:unhideWhenUsed="1"/>
+    <w:lsdException w:name="Title" w:uiPriority="10" w:qFormat="1"/>
+    <w:lsdException w:name="Closing" w:semiHidden="1" w:unhideWhenUsed="1"/>
+    <w:lsdException w:name="Signature" w:semiHidden="1" w:unhideWhenUsed="1"/>
+    <w:lsdException w:name="Default Paragraph Font" w:semiHidden="1" w:uiPriority="1" w:unhideWhenUsed="1"/>
+    <w:lsdException w:name="Body Text" w:semiHidden="1" w:unhideWhenUsed="1"/>
+    <w:lsdException w:name="Body Text Indent" w:semiHidden="1" w:unhideWhenUsed="1"/>
+    <w:lsdException w:name="List Continue" w:semiHidden="1" w:unhideWhenUsed="1"/>
+    <w:lsdException w:name="List Continue 2" w:semiHidden="1" w:unhideWhenUsed="1"/>
+    <w:lsdException w:name="List Continue 3" w:semiHidden="1" w:unhideWhenUsed="1"/>
+    <w:lsdException w:name="List Continue 4" w:semiHidden="1" w:unhideWhenUsed="1"/>
+    <w:lsdException w:name="List Continue 5" w:semiHidden="1" w:unhideWhenUsed="1"/>
+    <w:lsdException w:name="Message Header" w:semiHidden="1" w:unhideWhenUsed="1"/>
+    <w:lsdException w:name="Subtitle" w:uiPriority="11" w:qFormat="1"/>
+    <w:lsdException w:name="Salutation" w:semiHidden="1" w:unhideWhenUsed="1"/>
+    <w:lsdException w:name="Date" w:semiHidden="1" w:unhideWhenUsed="1"/>
+    <w:lsdException w:name="Body Text First Indent" w:semiHidden="1" w:unhideWhenUsed="1"/>
+    <w:lsdException w:name="Body Text First Indent 2" w:semiHidden="1" w:unhideWhenUsed="1"/>
+    <w:lsdException w:name="Note Heading" w:semiHidden="1" w:unhideWhenUsed="1"/>
+    <w:lsdException w:name="Body Text 2" w:semiHidden="1" w:unhideWhenUsed="1"/>
+    <w:lsdException w:name="Body Text 3" w:semiHidden="1" w:unhideWhenUsed="1"/>
+    <w:lsdException w:name="Body Text Indent 2" w:semiHidden="1" w:uiPriority="0" w:unhideWhenUsed="1"/>
+    <w:lsdException w:name="Body Text Indent 3" w:semiHidden="1" w:uiPriority="0" w:unhideWhenUsed="1"/>
+    <w:lsdException w:name="Block Text" w:semiHidden="1" w:unhideWhenUsed="1"/>
+    <w:lsdException w:name="Hyperlink" w:semiHidden="1" w:unhideWhenUsed="1"/>
+    <w:lsdException w:name="FollowedHyperlink" w:semiHidden="1" w:unhideWhenUsed="1"/>
+    <w:lsdException w:name="Strong" w:uiPriority="22" w:qFormat="1"/>
+    <w:lsdException w:name="Emphasis" w:uiPriority="20" w:qFormat="1"/>
+    <w:lsdException w:name="Document Map" w:semiHidden="1" w:unhideWhenUsed="1"/>
+    <w:lsdException w:name="Plain Text" w:semiHidden="1" w:unhideWhenUsed="1"/>
+    <w:lsdException w:name="E-mail Signature" w:semiHidden="1" w:unhideWhenUsed="1"/>
+    <w:lsdException w:name="HTML Top of Form" w:semiHidden="1" w:unhideWhenUsed="1"/>
+    <w:lsdException w:name="HTML Bottom of Form" w:semiHidden="1" w:unhideWhenUsed="1"/>
+    <w:lsdException w:name="Normal (Web)" w:semiHidden="1" w:unhideWhenUsed="1"/>
+    <w:lsdException w:name="HTML Acronym" w:semiHidden="1" w:unhideWhenUsed="1"/>
+    <w:lsdException w:name="HTML Address" w:semiHidden="1" w:unhideWhenUsed="1"/>
+    <w:lsdException w:name="HTML Cite" w:semiHidden="1" w:unhideWhenUsed="1"/>
+    <w:lsdException w:name="HTML Code" w:semiHidden="1" w:unhideWhenUsed="1"/>
+    <w:lsdException w:name="HTML Definition" w:semiHidden="1" w:unhideWhenUsed="1"/>
+    <w:lsdException w:name="HTML Keyboard" w:semiHidden="1" w:unhideWhenUsed="1"/>
+    <w:lsdException w:name="HTML Preformatted" w:semiHidden="1" w:unhideWhenUsed="1"/>
+    <w:lsdException w:name="HTML Sample" w:semiHidden="1" w:unhideWhenUsed="1"/>
+    <w:lsdException w:name="HTML Typewriter" w:semiHidden="1" w:unhideWhenUsed="1"/>
+    <w:lsdException w:name="HTML Variable" w:semiHidden="1" w:unhideWhenUsed="1"/>
+    <w:lsdException w:name="Normal Table" w:semiHidden="1" w:unhideWhenUsed="1"/>
+    <w:lsdException w:name="annotation subject" w:semiHidden="1" w:unhideWhenUsed="1"/>
+    <w:lsdException w:name="No List" w:semiHidden="1" w:unhideWhenUsed="1"/>
+    <w:lsdException w:name="Outline List 1" w:semiHidden="1" w:unhideWhenUsed="1"/>
+    <w:lsdException w:name="Outline List 2" w:semiHidden="1" w:unhideWhenUsed="1"/>
+    <w:lsdException w:name="Outline List 3" w:semiHidden="1" w:unhideWhenUsed="1"/>
+    <w:lsdException w:name="Table Simple 1" w:semiHidden="1" w:unhideWhenUsed="1"/>
+    <w:lsdException w:name="Table Simple 2" w:semiHidden="1" w:unhideWhenUsed="1"/>
+    <w:lsdException w:name="Table Simple 3" w:semiHidden="1" w:unhideWhenUsed="1"/>
+    <w:lsdException w:name="Table Classic 1" w:semiHidden="1" w:unhideWhenUsed="1"/>
+    <w:lsdException w:name="Table Classic 2" w:semiHidden="1" w:unhideWhenUsed="1"/>
+    <w:lsdException w:name="Table Classic 3" w:semiHidden="1" w:unhideWhenUsed="1"/>
+    <w:lsdException w:name="Table Classic 4" w:semiHidden="1" w:unhideWhenUsed="1"/>
+    <w:lsdException w:name="Table Colorful 1" w:semiHidden="1" w:unhideWhenUsed="1"/>
+    <w:lsdException w:name="Table Colorful 2" w:semiHidden="1" w:unhideWhenUsed="1"/>
+    <w:lsdException w:name="Table Colorful 3" w:semiHidden="1" w:unhideWhenUsed="1"/>
+    <w:lsdException w:name="Table Columns 1" w:semiHidden="1" w:unhideWhenUsed="1"/>
+    <w:lsdException w:name="Table Columns 2" w:semiHidden="1" w:unhideWhenUsed="1"/>
+    <w:lsdException w:name="Table Columns 3" w:semiHidden="1" w:unhideWhenUsed="1"/>
+    <w:lsdException w:name="Table Columns 4" w:semiHidden="1" w:unhideWhenUsed="1"/>
+    <w:lsdException w:name="Table Columns 5" w:semiHidden="1" w:unhideWhenUsed="1"/>
+    <w:lsdException w:name="Table Grid 1" w:semiHidden="1" w:unhideWhenUsed="1"/>
+    <w:lsdException w:name="Table Grid 2" w:semiHidden="1" w:unhideWhenUsed="1"/>
+    <w:lsdException w:name="Table Grid 3" w:semiHidden="1" w:unhideWhenUsed="1"/>
+    <w:lsdException w:name="Table Grid 4" w:semiHidden="1" w:unhideWhenUsed="1"/>
+    <w:lsdException w:name="Table Grid 5" w:semiHidden="1" w:unhideWhenUsed="1"/>
+    <w:lsdException w:name="Table Grid 6" w:semiHidden="1" w:unhideWhenUsed="1"/>
+    <w:lsdException w:name="Table Grid 7" w:semiHidden="1" w:unhideWhenUsed="1"/>
+    <w:lsdException w:name="Table Grid 8" w:semiHidden="1" w:unhideWhenUsed="1"/>
+    <w:lsdException w:name="Table List 1" w:semiHidden="1" w:unhideWhenUsed="1"/>
+    <w:lsdException w:name="Table List 2" w:semiHidden="1" w:unhideWhenUsed="1"/>
+    <w:lsdException w:name="Table List 3" w:semiHidden="1" w:unhideWhenUsed="1"/>
+    <w:lsdException w:name="Table List 4" w:semiHidden="1" w:unhideWhenUsed="1"/>
+    <w:lsdException w:name="Table List 5" w:semiHidden="1" w:unhideWhenUsed="1"/>
+    <w:lsdException w:name="Table List 6" w:semiHidden="1" w:unhideWhenUsed="1"/>
+    <w:lsdException w:name="Table List 7" w:semiHidden="1" w:unhideWhenUsed="1"/>
+    <w:lsdException w:name="Table List 8" w:semiHidden="1" w:unhideWhenUsed="1"/>
+    <w:lsdException w:name="Table 3D effects 1" w:semiHidden="1" w:unhideWhenUsed="1"/>
+    <w:lsdException w:name="Table 3D effects 2" w:semiHidden="1" w:unhideWhenUsed="1"/>
+    <w:lsdException w:name="Table 3D effects 3" w:semiHidden="1" w:unhideWhenUsed="1"/>
+    <w:lsdException w:name="Table Contemporary" w:semiHidden="1" w:unhideWhenUsed="1"/>
+    <w:lsdException w:name="Table Elegant" w:semiHidden="1" w:unhideWhenUsed="1"/>
+    <w:lsdException w:name="Table Professional" w:semiHidden="1" w:unhideWhenUsed="1"/>
+    <w:lsdException w:name="Table Subtle 1" w:semiHidden="1" w:unhideWhenUsed="1"/>
+    <w:lsdException w:name="Table Subtle 2" w:semiHidden="1" w:unhideWhenUsed="1"/>
+    <w:lsdException w:name="Table Web 1" w:semiHidden="1" w:unhideWhenUsed="1"/>
+    <w:lsdException w:name="Table Web 2" w:semiHidden="1" w:unhideWhenUsed="1"/>
+    <w:lsdException w:name="Table Web 3" w:semiHidden="1" w:unhideWhenUsed="1"/>
+    <w:lsdException w:name="Balloon Text" w:semiHidden="1" w:unhideWhenUsed="1"/>
+    <w:lsdException w:name="Table Grid" w:uiPriority="59"/>
+    <w:lsdException w:name="Table Theme" w:semiHidden="1" w:unhideWhenUsed="1"/>
+    <w:lsdException w:name="Placeholder Text" w:semiHidden="1"/>
+    <w:lsdException w:name="No Spacing" w:uiPriority="1" w:qFormat="1"/>
+    <w:lsdException w:name="Light Shading" w:uiPriority="60"/>
+    <w:lsdException w:name="Light List" w:uiPriority="61"/>
+    <w:lsdException w:name="Light Grid" w:uiPriority="62"/>
+    <w:lsdException w:name="Medium Shading 1" w:uiPriority="63"/>
+    <w:lsdException w:name="Medium Shading 2" w:uiPriority="64"/>
+    <w:lsdException w:name="Medium List 1" w:uiPriority="65"/>
+    <w:lsdException w:name="Medium List 2" w:uiPriority="66"/>
+    <w:lsdException w:name="Medium Grid 1" w:uiPriority="67"/>
+    <w:lsdException w:name="Medium Grid 2" w:uiPriority="68"/>
+    <w:lsdException w:name="Medium Grid 3" w:uiPriority="69"/>
+    <w:lsdException w:name="Dark List" w:uiPriority="70"/>
+    <w:lsdException w:name="Colorful Shading" w:uiPriority="71"/>
+    <w:lsdException w:name="Colorful List" w:uiPriority="72"/>
+    <w:lsdException w:name="Colorful Grid" w:uiPriority="73"/>
+    <w:lsdException w:name="Light Shading Accent 1" w:uiPriority="60"/>
+    <w:lsdException w:name="Light List Accent 1" w:uiPriority="61"/>
+    <w:lsdException w:name="Light Grid Accent 1" w:uiPriority="62"/>
+    <w:lsdException w:name="Medium Shading 1 Accent 1" w:uiPriority="63"/>
+    <w:lsdException w:name="Medium Shading 2 Accent 1" w:uiPriority="64"/>
+    <w:lsdException w:name="Medium List 1 Accent 1" w:uiPriority="65"/>
+    <w:lsdException w:name="Revision" w:semiHidden="1"/>
+    <w:lsdException w:name="List Paragraph" w:uiPriority="34" w:qFormat="1"/>
+    <w:lsdException w:name="Quote" w:uiPriority="29" w:qFormat="1"/>
+    <w:lsdException w:name="Intense Quote" w:uiPriority="30" w:qFormat="1"/>
+    <w:lsdException w:name="Medium List 2 Accent 1" w:uiPriority="66"/>
+    <w:lsdException w:name="Medium Grid 1 Accent 1" w:uiPriority="67"/>
+    <w:lsdException w:name="Medium Grid 2 Accent 1" w:uiPriority="68"/>
+    <w:lsdException w:name="Medium Grid 3 Accent 1" w:uiPriority="69"/>
+    <w:lsdException w:name="Dark List Accent 1" w:uiPriority="70"/>
+    <w:lsdException w:name="Colorful Shading Accent 1" w:uiPriority="71"/>
+    <w:lsdException w:name="Colorful List Accent 1" w:uiPriority="72"/>
+    <w:lsdException w:name="Colorful Grid Accent 1" w:uiPriority="73"/>
+    <w:lsdException w:name="Light Shading Accent 2" w:uiPriority="60"/>
+    <w:lsdException w:name="Light List Accent 2" w:uiPriority="61"/>
+    <w:lsdException w:name="Light Grid Accent 2" w:uiPriority="62"/>
+    <w:lsdException w:name="Medium Shading 1 Accent 2" w:uiPriority="63"/>
+    <w:lsdException w:name="Medium Shading 2 Accent 2" w:uiPriority="64"/>
+    <w:lsdException w:name="Medium List 1 Accent 2" w:uiPriority="65"/>
+    <w:lsdException w:name="Medium List 2 Accent 2" w:uiPriority="66"/>
+    <w:lsdException w:name="Medium Grid 1 Accent 2" w:uiPriority="67"/>
+    <w:lsdException w:name="Medium Grid 2 Accent 2" w:uiPriority="68"/>
+    <w:lsdException w:name="Medium Grid 3 Accent 2" w:uiPriority="69"/>
+    <w:lsdException w:name="Dark List Accent 2" w:uiPriority="70"/>
+    <w:lsdException w:name="Colorful Shading Accent 2" w:uiPriority="71"/>
+    <w:lsdException w:name="Colorful List Accent 2" w:uiPriority="72"/>
+    <w:lsdException w:name="Colorful Grid Accent 2" w:uiPriority="73"/>
+    <w:lsdException w:name="Light Shading Accent 3" w:uiPriority="60"/>
+    <w:lsdException w:name="Light List Accent 3" w:uiPriority="61"/>
+    <w:lsdException w:name="Light Grid Accent 3" w:uiPriority="62"/>
+    <w:lsdException w:name="Medium Shading 1 Accent 3" w:uiPriority="63"/>
+    <w:lsdException w:name="Medium Shading 2 Accent 3" w:uiPriority="64"/>
+    <w:lsdException w:name="Medium List 1 Accent 3" w:uiPriority="65"/>
+    <w:lsdException w:name="Medium List 2 Accent 3" w:uiPriority="66"/>
+    <w:lsdException w:name="Medium Grid 1 Accent 3" w:uiPriority="67"/>
+    <w:lsdException w:name="Medium Grid 2 Accent 3" w:uiPriority="68"/>
+    <w:lsdException w:name="Medium Grid 3 Accent 3" w:uiPriority="69"/>
+    <w:lsdException w:name="Dark List Accent 3" w:uiPriority="70"/>
+    <w:lsdException w:name="Colorful Shading Accent 3" w:uiPriority="71"/>
+    <w:lsdException w:name="Colorful List Accent 3" w:uiPriority="72"/>
+    <w:lsdException w:name="Colorful Grid Accent 3" w:uiPriority="73"/>
+    <w:lsdException w:name="Light Shading Accent 4" w:uiPriority="60"/>
+    <w:lsdException w:name="Light List Accent 4" w:uiPriority="61"/>
+    <w:lsdException w:name="Light Grid Accent 4" w:uiPriority="62"/>
+    <w:lsdException w:name="Medium Shading 1 Accent 4" w:uiPriority="63"/>
+    <w:lsdException w:name="Medium Shading 2 Accent 4" w:uiPriority="64"/>
+    <w:lsdException w:name="Medium List 1 Accent 4" w:uiPriority="65"/>
+    <w:lsdException w:name="Medium List 2 Accent 4" w:uiPriority="66"/>
+    <w:lsdException w:name="Medium Grid 1 Accent 4" w:uiPriority="67"/>
+    <w:lsdException w:name="Medium Grid 2 Accent 4" w:uiPriority="68"/>
+    <w:lsdException w:name="Medium Grid 3 Accent 4" w:uiPriority="69"/>
+    <w:lsdException w:name="Dark List Accent 4" w:uiPriority="70"/>
+    <w:lsdException w:name="Colorful Shading Accent 4" w:uiPriority="71"/>
+    <w:lsdException w:name="Colorful List Accent 4" w:uiPriority="72"/>
+    <w:lsdException w:name="Colorful Grid Accent 4" w:uiPriority="73"/>
+    <w:lsdException w:name="Light Shading Accent 5" w:uiPriority="60"/>
+    <w:lsdException w:name="Light List Accent 5" w:uiPriority="61"/>
+    <w:lsdException w:name="Light Grid Accent 5" w:uiPriority="62"/>
+    <w:lsdException w:name="Medium Shading 1 Accent 5" w:uiPriority="63"/>
+    <w:lsdException w:name="Medium Shading 2 Accent 5" w:uiPriority="64"/>
+    <w:lsdException w:name="Medium List 1 Accent 5" w:uiPriority="65"/>
+    <w:lsdException w:name="Medium List 2 Accent 5" w:uiPriority="66"/>
+    <w:lsdException w:name="Medium Grid 1 Accent 5" w:uiPriority="67"/>
+    <w:lsdException w:name="Medium Grid 2 Accent 5" w:uiPriority="68"/>
+    <w:lsdException w:name="Medium Grid 3 Accent 5" w:uiPriority="69"/>
+    <w:lsdException w:name="Dark List Accent 5" w:uiPriority="70"/>
+    <w:lsdException w:name="Colorful Shading Accent 5" w:uiPriority="71"/>
+    <w:lsdException w:name="Colorful List Accent 5" w:uiPriority="72"/>
+    <w:lsdException w:name="Colorful Grid Accent 5" w:uiPriority="73"/>
+    <w:lsdException w:name="Light Shading Accent 6" w:uiPriority="60"/>
+    <w:lsdException w:name="Light List Accent 6" w:uiPriority="61"/>
+    <w:lsdException w:name="Light Grid Accent 6" w:uiPriority="62"/>
+    <w:lsdException w:name="Medium Shading 1 Accent 6" w:uiPriority="63"/>
+    <w:lsdException w:name="Medium Shading 2 Accent 6" w:uiPriority="64"/>
+    <w:lsdException w:name="Medium List 1 Accent 6" w:uiPriority="65"/>
+    <w:lsdException w:name="Medium List 2 Accent 6" w:uiPriority="66"/>
+    <w:lsdException w:name="Medium Grid 1 Accent 6" w:uiPriority="67"/>
+    <w:lsdException w:name="Medium Grid 2 Accent 6" w:uiPriority="68"/>
+    <w:lsdException w:name="Medium Grid 3 Accent 6" w:uiPriority="69"/>
+    <w:lsdException w:name="Dark List Accent 6" w:uiPriority="70"/>
+    <w:lsdException w:name="Colorful Shading Accent 6" w:uiPriority="71"/>
+    <w:lsdException w:name="Colorful List Accent 6" w:uiPriority="72"/>
+    <w:lsdException w:name="Colorful Grid Accent 6" w:uiPriority="73"/>
+    <w:lsdException w:name="Subtle Emphasis" w:uiPriority="19" w:qFormat="1"/>
+    <w:lsdException w:name="Intense Emphasis" w:uiPriority="21" w:qFormat="1"/>
+    <w:lsdException w:name="Subtle Reference" w:uiPriority="31" w:qFormat="1"/>
+    <w:lsdException w:name="Intense Reference" w:uiPriority="32" w:qFormat="1"/>
+    <w:lsdException w:name="Book Title" w:uiPriority="33" w:qFormat="1"/>
+    <w:lsdException w:name="Bibliography" w:semiHidden="1" w:uiPriority="37" w:unhideWhenUsed="1"/>
+    <w:lsdException w:name="TOC Heading" w:semiHidden="1" w:uiPriority="39" w:unhideWhenUsed="1" w:qFormat="1"/>
+    <w:lsdException w:name="Plain Table 1" w:uiPriority="41"/>
+    <w:lsdException w:name="Plain Table 2" w:uiPriority="42"/>
+    <w:lsdException w:name="Plain Table 3" w:uiPriority="43"/>
+    <w:lsdException w:name="Plain Table 4" w:uiPriority="44"/>
+    <w:lsdException w:name="Plain Table 5" w:uiPriority="45"/>
+    <w:lsdException w:name="Grid Table Light" w:uiPriority="40"/>
+    <w:lsdException w:name="Grid Table 1 Light" w:uiPriority="46"/>
+    <w:lsdException w:name="Grid Table 2" w:uiPriority="47"/>
+    <w:lsdException w:name="Grid Table 3" w:uiPriority="48"/>
+    <w:lsdException w:name="Grid Table 4" w:uiPriority="49"/>
+    <w:lsdException w:name="Grid Table 5 Dark" w:uiPriority="50"/>
+    <w:lsdException w:name="Grid Table 6 Colorful" w:uiPriority="51"/>
+    <w:lsdException w:name="Grid Table 7 Colorful" w:uiPriority="52"/>
+    <w:lsdException w:name="Grid Table 1 Light Accent 1" w:uiPriority="46"/>
+    <w:lsdException w:name="Grid Table 2 Accent 1" w:uiPriority="47"/>
+    <w:lsdException w:name="Grid Table 3 Accent 1" w:uiPriority="48"/>
+    <w:lsdException w:name="Grid Table 4 Accent 1" w:uiPriority="49"/>
+    <w:lsdException w:name="Grid Table 5 Dark Accent 1" w:uiPriority="50"/>
+    <w:lsdException w:name="Grid Table 6 Colorful Accent 1" w:uiPriority="51"/>
+    <w:lsdException w:name="Grid Table 7 Colorful Accent 1" w:uiPriority="52"/>
+    <w:lsdException w:name="Grid Table 1 Light Accent 2" w:uiPriority="46"/>
+    <w:lsdException w:name="Grid Table 2 Accent 2" w:uiPriority="47"/>
+    <w:lsdException w:name="Grid Table 3 Accent 2" w:uiPriority="48"/>
+    <w:lsdException w:name="Grid Table 4 Accent 2" w:uiPriority="49"/>
+    <w:lsdException w:name="Grid Table 5 Dark Accent 2" w:uiPriority="50"/>
+    <w:lsdException w:name="Grid Table 6 Colorful Accent 2" w:uiPriority="51"/>
+    <w:lsdException w:name="Grid Table 7 Colorful Accent 2" w:uiPriority="52"/>
+    <w:lsdException w:name="Grid Table 1 Light Accent 3" w:uiPriority="46"/>
+    <w:lsdException w:name="Grid Table 2 Accent 3" w:uiPriority="47"/>
+    <w:lsdException w:name="Grid Table 3 Accent 3" w:uiPriority="48"/>
+    <w:lsdException w:name="Grid Table 4 Accent 3" w:uiPriority="49"/>
+    <w:lsdException w:name="Grid Table 5 Dark Accent 3" w:uiPriority="50"/>
+    <w:lsdException w:name="Grid Table 6 Colorful Accent 3" w:uiPriority="51"/>
+    <w:lsdException w:name="Grid Table 7 Colorful Accent 3" w:uiPriority="52"/>
+    <w:lsdException w:name="Grid Table 1 Light Accent 4" w:uiPriority="46"/>
+    <w:lsdException w:name="Grid Table 2 Accent 4" w:uiPriority="47"/>
+    <w:lsdException w:name="Grid Table 3 Accent 4" w:uiPriority="48"/>
+    <w:lsdException w:name="Grid Table 4 Accent 4" w:uiPriority="49"/>
+    <w:lsdException w:name="Grid Table 5 Dark Accent 4" w:uiPriority="50"/>
+    <w:lsdException w:name="Grid Table 6 Colorful Accent 4" w:uiPriority="51"/>
+    <w:lsdException w:name="Grid Table 7 Colorful Accent 4" w:uiPriority="52"/>
+    <w:lsdException w:name="Grid Table 1 Light Accent 5" w:uiPriority="46"/>
+    <w:lsdException w:name="Grid Table 2 Accent 5" w:uiPriority="47"/>
+    <w:lsdException w:name="Grid Table 3 Accent 5" w:uiPriority="48"/>
+    <w:lsdException w:name="Grid Table 4 Accent 5" w:uiPriority="49"/>
+    <w:lsdException w:name="Grid Table 5 Dark Accent 5" w:uiPriority="50"/>
+    <w:lsdException w:name="Grid Table 6 Colorful Accent 5" w:uiPriority="51"/>
+    <w:lsdException w:name="Grid Table 7 Colorful Accent 5" w:uiPriority="52"/>
+    <w:lsdException w:name="Grid Table 1 Light Accent 6" w:uiPriority="46"/>
+    <w:lsdException w:name="Grid Table 2 Accent 6" w:uiPriority="47"/>
+    <w:lsdException w:name="Grid Table 3 Accent 6" w:uiPriority="48"/>
+    <w:lsdException w:name="Grid Table 4 Accent 6" w:uiPriority="49"/>
+    <w:lsdException w:name="Grid Table 5 Dark Accent 6" w:uiPriority="50"/>
+    <w:lsdException w:name="Grid Table 6 Colorful Accent 6" w:uiPriority="51"/>
+    <w:lsdException w:name="Grid Table 7 Colorful Accent 6" w:uiPriority="52"/>
+    <w:lsdException w:name="List Table 1 Light" w:uiPriority="46"/>
+    <w:lsdException w:name="List Table 2" w:uiPriority="47"/>
+    <w:lsdException w:name="List Table 3" w:uiPriority="48"/>
+    <w:lsdException w:name="List Table 4" w:uiPriority="49"/>
+    <w:lsdException w:name="List Table 5 Dark" w:uiPriority="50"/>
+    <w:lsdException w:name="List Table 6 Colorful" w:uiPriority="51"/>
+    <w:lsdException w:name="List Table 7 Colorful" w:uiPriority="52"/>
+    <w:lsdException w:name="List Table 1 Light Accent 1" w:uiPriority="46"/>
+    <w:lsdException w:name="List Table 2 Accent 1" w:uiPriority="47"/>
+    <w:lsdException w:name="List Table 3 Accent 1" w:uiPriority="48"/>
+    <w:lsdException w:name="List Table 4 Accent 1" w:uiPriority="49"/>
+    <w:lsdException w:name="List Table 5 Dark Accent 1" w:uiPriority="50"/>
+    <w:lsdException w:name="List Table 6 Colorful Accent 1" w:uiPriority="51"/>
+    <w:lsdException w:name="List Table 7 Colorful Accent 1" w:uiPriority="52"/>
+    <w:lsdException w:name="List Table 1 Light Accent 2" w:uiPriority="46"/>
+    <w:lsdException w:name="List Table 2 Accent 2" w:uiPriority="47"/>
+    <w:lsdException w:name="List Table 3 Accent 2" w:uiPriority="48"/>
+    <w:lsdException w:name="List Table 4 Accent 2" w:uiPriority="49"/>
+    <w:lsdException w:name="List Table 5 Dark Accent 2" w:uiPriority="50"/>
+    <w:lsdException w:name="List Table 6 Colorful Accent 2" w:uiPriority="51"/>
+    <w:lsdException w:name="List Table 7 Colorful Accent 2" w:uiPriority="52"/>
+    <w:lsdException w:name="List Table 1 Light Accent 3" w:uiPriority="46"/>
+    <w:lsdException w:name="List Table 2 Accent 3" w:uiPriority="47"/>
+    <w:lsdException w:name="List Table 3 Accent 3" w:uiPriority="48"/>
+    <w:lsdException w:name="List Table 4 Accent 3" w:uiPriority="49"/>
+    <w:lsdException w:name="List Table 5 Dark Accent 3" w:uiPriority="50"/>
+    <w:lsdException w:name="List Table 6 Colorful Accent 3" w:uiPriority="51"/>
+    <w:lsdException w:name="List Table 7 Colorful Accent 3" w:uiPriority="52"/>
+    <w:lsdException w:name="List Table 1 Light Accent 4" w:uiPriority="46"/>
+    <w:lsdException w:name="List Table 2 Accent 4" w:uiPriority="47"/>
+    <w:lsdException w:name="List Table 3 Accent 4" w:uiPriority="48"/>
+    <w:lsdException w:name="List Table 4 Accent 4" w:uiPriority="49"/>
+    <w:lsdException w:name="List Table 5 Dark Accent 4" w:uiPriority="50"/>
+    <w:lsdException w:name="List Table 6 Colorful Accent 4" w:uiPriority="51"/>
+    <w:lsdException w:name="List Table 7 Colorful Accent 4" w:uiPriority="52"/>
+    <w:lsdException w:name="List Table 1 Light Accent 5" w:uiPriority="46"/>
+    <w:lsdException w:name="List Table 2 Accent 5" w:uiPriority="47"/>
+    <w:lsdException w:name="List Table 3 Accent 5" w:uiPriority="48"/>
+    <w:lsdException w:name="List Table 4 Accent 5" w:uiPriority="49"/>
+    <w:lsdException w:name="List Table 5 Dark Accent 5" w:uiPriority="50"/>
+    <w:lsdException w:name="List Table 6 Colorful Accent 5" w:uiPriority="51"/>
+    <w:lsdException w:name="List Table 7 Colorful Accent 5" w:uiPriority="52"/>
+    <w:lsdException w:name="List Table 1 Light Accent 6" w:uiPriority="46"/>
+    <w:lsdException w:name="List Table 2 Accent 6" w:uiPriority="47"/>
+    <w:lsdException w:name="List Table 3 Accent 6" w:uiPriority="48"/>
+    <w:lsdException w:name="List Table 4 Accent 6" w:uiPriority="49"/>
+    <w:lsdException w:name="List Table 5 Dark Accent 6" w:uiPriority="50"/>
+    <w:lsdException w:name="List Table 6 Colorful Accent 6" w:uiPriority="51"/>
+    <w:lsdException w:name="List Table 7 Colorful Accent 6" w:uiPriority="52"/>
+    <w:lsdException w:name="Mention" w:semiHidden="1" w:unhideWhenUsed="1"/>
+    <w:lsdException w:name="Smart Hyperlink" w:semiHidden="1" w:unhideWhenUsed="1"/>
+    <w:lsdException w:name="Hashtag" w:semiHidden="1" w:unhideWhenUsed="1"/>
+    <w:lsdException w:name="Unresolved Mention" w:semiHidden="1" w:unhideWhenUsed="1"/>
+    <w:lsdException w:name="Smart Link" w:semiHidden="1" w:unhideWhenUsed="1"/>
   </w:latentStyles>
   <w:style w:type="paragraph" w:default="1" w:styleId="Normal">
     <w:name w:val="Normal"/>
